--- a/Yethishwar-week-4.docx
+++ b/Yethishwar-week-4.docx
@@ -8,14 +8,18 @@
         <w:spacing w:line="276" w:lineRule="auto"/>
         <w:jc w:val="center"/>
         <w:rPr>
-          <w:rFonts w:asciiTheme="minorHAnsi" w:hAnsiTheme="minorHAnsi" w:cstheme="minorHAnsi"/>
+          <w:rFonts w:ascii="Arial" w:hAnsi="Arial" w:cs="Arial"/>
+          <w:b/>
+          <w:bCs/>
           <w:sz w:val="52"/>
           <w:szCs w:val="52"/>
         </w:rPr>
       </w:pPr>
       <w:r>
         <w:rPr>
-          <w:rFonts w:asciiTheme="minorHAnsi" w:hAnsiTheme="minorHAnsi" w:cstheme="minorHAnsi"/>
+          <w:rFonts w:ascii="Arial" w:hAnsi="Arial" w:cs="Arial"/>
+          <w:b/>
+          <w:bCs/>
           <w:sz w:val="52"/>
           <w:szCs w:val="52"/>
         </w:rPr>
@@ -23,7 +27,9 @@
       </w:r>
       <w:r>
         <w:rPr>
-          <w:rFonts w:asciiTheme="minorHAnsi" w:hAnsiTheme="minorHAnsi" w:cstheme="minorHAnsi"/>
+          <w:rFonts w:ascii="Arial" w:hAnsi="Arial" w:cs="Arial"/>
+          <w:b/>
+          <w:bCs/>
           <w:sz w:val="52"/>
           <w:szCs w:val="52"/>
         </w:rPr>
@@ -31,7 +37,9 @@
       </w:r>
       <w:r>
         <w:rPr>
-          <w:rFonts w:asciiTheme="minorHAnsi" w:hAnsiTheme="minorHAnsi" w:cstheme="minorHAnsi"/>
+          <w:rFonts w:ascii="Arial" w:hAnsi="Arial" w:cs="Arial"/>
+          <w:b/>
+          <w:bCs/>
           <w:sz w:val="52"/>
           <w:szCs w:val="52"/>
         </w:rPr>
@@ -39,12 +47,144 @@
       </w:r>
     </w:p>
     <w:p>
-      <w:r>
+      <w:pPr>
+        <w:pStyle w:val="Heading2"/>
+        <w:spacing w:line="276" w:lineRule="auto"/>
+        <w:jc w:val="center"/>
+        <w:rPr>
+          <w:rFonts w:ascii="Arial" w:hAnsi="Arial" w:cs="Arial"/>
+          <w:b/>
+          <w:bCs/>
+          <w:sz w:val="36"/>
+          <w:szCs w:val="36"/>
+        </w:rPr>
+      </w:pPr>
+      <w:r>
+        <w:rPr>
+          <w:rFonts w:ascii="Arial" w:hAnsi="Arial" w:cs="Arial"/>
+          <w:b/>
+          <w:bCs/>
+          <w:sz w:val="36"/>
+          <w:szCs w:val="36"/>
+        </w:rPr>
+        <w:t>Intelligent Energy Management Platform</w:t>
+      </w:r>
+      <w:r>
+        <w:rPr>
+          <w:rFonts w:ascii="Arial" w:hAnsi="Arial" w:cs="Arial"/>
+          <w:b/>
+          <w:bCs/>
+          <w:sz w:val="36"/>
+          <w:szCs w:val="36"/>
+        </w:rPr>
+        <w:t xml:space="preserve"> </w:t>
+      </w:r>
+    </w:p>
+    <w:p>
+      <w:pPr>
+        <w:pStyle w:val="Heading2"/>
+        <w:spacing w:line="276" w:lineRule="auto"/>
+        <w:jc w:val="center"/>
+        <w:rPr>
+          <w:rFonts w:ascii="Arial" w:hAnsi="Arial" w:cs="Arial"/>
+          <w:b/>
+          <w:bCs/>
+          <w:sz w:val="36"/>
+          <w:szCs w:val="36"/>
+        </w:rPr>
+      </w:pPr>
+      <w:r>
+        <w:rPr>
+          <w:rFonts w:ascii="Arial" w:hAnsi="Arial" w:cs="Arial"/>
+          <w:b/>
+          <w:bCs/>
+          <w:sz w:val="36"/>
+          <w:szCs w:val="36"/>
+        </w:rPr>
+        <w:t>Single Agent Integration using ADK</w:t>
+      </w:r>
+    </w:p>
+    <w:p>
+      <w:pPr>
+        <w:pBdr>
+          <w:bottom w:val="double" w:sz="6" w:space="9" w:color="auto"/>
+        </w:pBdr>
+        <w:spacing w:line="276" w:lineRule="auto"/>
+        <w:jc w:val="center"/>
+        <w:rPr>
+          <w:rFonts w:ascii="Arial" w:hAnsi="Arial" w:cs="Arial"/>
+          <w:sz w:val="28"/>
+          <w:szCs w:val="28"/>
+        </w:rPr>
+      </w:pPr>
+      <w:r>
+        <w:rPr>
+          <w:rFonts w:ascii="Arial" w:hAnsi="Arial" w:cs="Arial"/>
+          <w:b/>
+          <w:bCs/>
+          <w:color w:val="1F4E79" w:themeColor="accent5" w:themeShade="80"/>
+          <w:sz w:val="28"/>
+          <w:szCs w:val="28"/>
+        </w:rPr>
+        <w:t>Source Code</w:t>
+      </w:r>
+      <w:r>
+        <w:rPr>
+          <w:rFonts w:ascii="Arial" w:hAnsi="Arial" w:cs="Arial"/>
+          <w:b/>
+          <w:bCs/>
+          <w:sz w:val="28"/>
+          <w:szCs w:val="28"/>
+        </w:rPr>
+        <w:t>:</w:t>
+      </w:r>
+      <w:r>
+        <w:rPr>
+          <w:rFonts w:ascii="Arial" w:hAnsi="Arial" w:cs="Arial"/>
+          <w:color w:val="5B9BD5" w:themeColor="accent5"/>
+          <w:sz w:val="28"/>
+          <w:szCs w:val="28"/>
+        </w:rPr>
+        <w:t xml:space="preserve"> </w:t>
+      </w:r>
+      <w:hyperlink r:id="rId7" w:history="1">
+        <w:r>
+          <w:rPr>
+            <w:rStyle w:val="Hyperlink"/>
+            <w:rFonts w:ascii="Arial" w:hAnsi="Arial" w:cs="Arial"/>
+            <w:color w:val="5B9BD5" w:themeColor="accent5"/>
+            <w:sz w:val="28"/>
+            <w:szCs w:val="28"/>
+            <w:u w:val="none"/>
+          </w:rPr>
+          <w:t>https://github.com/MYethishwar/VoltStream</w:t>
+        </w:r>
+      </w:hyperlink>
+    </w:p>
+    <w:p>
+      <w:pPr>
+        <w:pBdr>
+          <w:bottom w:val="double" w:sz="6" w:space="9" w:color="auto"/>
+        </w:pBdr>
+        <w:spacing w:line="360" w:lineRule="auto"/>
+        <w:jc w:val="center"/>
+        <w:rPr>
+          <w:rFonts w:ascii="Arial" w:hAnsi="Arial" w:cs="Arial"/>
+          <w:sz w:val="28"/>
+          <w:szCs w:val="28"/>
+        </w:rPr>
+      </w:pPr>
+      <w:r>
+        <w:rPr>
+          <w:rFonts w:ascii="Arial" w:hAnsi="Arial" w:cs="Arial"/>
+          <w:sz w:val="28"/>
+          <w:szCs w:val="28"/>
+        </w:rPr>
         <w:drawing>
-          <wp:inline distT="0" distB="0" distL="0" distR="0" wp14:anchorId="21F549FF" wp14:editId="4FB0E974">
-            <wp:extent cx="5731510" cy="6663055"/>
-            <wp:effectExtent l="0" t="0" r="2540" b="4445"/>
-            <wp:docPr id="1663878371" name="Picture 1"/>
+          <wp:inline distT="0" distB="0" distL="0" distR="0" wp14:anchorId="23E67DB5" wp14:editId="7F2DD349">
+            <wp:extent cx="5731510" cy="2731135"/>
+            <wp:effectExtent l="0" t="0" r="2540" b="0"/>
+            <wp:docPr id="282930119" name="Picture 1"/>
             <wp:cNvGraphicFramePr>
               <a:graphicFrameLocks xmlns:a="http://schemas.openxmlformats.org/drawingml/2006/main" noChangeAspect="1"/>
             </wp:cNvGraphicFramePr>
@@ -52,11 +192,11 @@
               <a:graphicData uri="http://schemas.openxmlformats.org/drawingml/2006/picture">
                 <pic:pic xmlns:pic="http://schemas.openxmlformats.org/drawingml/2006/picture">
                   <pic:nvPicPr>
-                    <pic:cNvPr id="1663878371" name=""/>
+                    <pic:cNvPr id="282930119" name=""/>
                     <pic:cNvPicPr/>
                   </pic:nvPicPr>
                   <pic:blipFill>
-                    <a:blip r:embed="rId4"/>
+                    <a:blip r:embed="rId8"/>
                     <a:stretch>
                       <a:fillRect/>
                     </a:stretch>
@@ -64,7 +204,7 @@
                   <pic:spPr>
                     <a:xfrm>
                       <a:off x="0" y="0"/>
-                      <a:ext cx="5731510" cy="6663055"/>
+                      <a:ext cx="5731510" cy="2731135"/>
                     </a:xfrm>
                     <a:prstGeom prst="rect">
                       <a:avLst/>
@@ -77,6 +217,4477 @@
         </w:drawing>
       </w:r>
     </w:p>
+    <w:p>
+      <w:pPr>
+        <w:spacing w:line="360" w:lineRule="auto"/>
+        <w:jc w:val="both"/>
+        <w:rPr>
+          <w:rFonts w:ascii="Arial" w:hAnsi="Arial" w:cs="Arial"/>
+          <w:sz w:val="28"/>
+          <w:szCs w:val="28"/>
+        </w:rPr>
+      </w:pPr>
+      <w:r>
+        <w:rPr>
+          <w:rFonts w:ascii="Arial" w:hAnsi="Arial" w:cs="Arial"/>
+          <w:sz w:val="28"/>
+          <w:szCs w:val="28"/>
+        </w:rPr>
+        <w:t xml:space="preserve">     </w:t>
+      </w:r>
+      <w:r>
+        <w:rPr>
+          <w:rFonts w:ascii="Arial" w:hAnsi="Arial" w:cs="Arial"/>
+          <w:sz w:val="32"/>
+          <w:szCs w:val="32"/>
+        </w:rPr>
+        <w:t>Week 4 introduced a complete Agentic AI layer to VoltStream using Google Agent Development Kit, implementing a router agent pattern with three specialist sub-agents — device control, device manager, and energy advisor — each connected to MongoDB through six custom tool functions. A JWT-authenticated FastAPI endpoint was added to wire the agent into the existing backend, and the VoltBot ChatWidget was extended with a dedicated Agent mode, enabling users to control devices, register new devices, and receive energy saving advice entirely through natural language commands.</w:t>
+      </w:r>
+    </w:p>
+    <w:p>
+      <w:pPr>
+        <w:spacing w:line="360" w:lineRule="auto"/>
+        <w:jc w:val="both"/>
+        <w:rPr>
+          <w:rFonts w:ascii="Arial" w:hAnsi="Arial" w:cs="Arial"/>
+        </w:rPr>
+      </w:pPr>
+    </w:p>
+    <w:p>
+      <w:pPr>
+        <w:pStyle w:val="Heading2"/>
+        <w:rPr>
+          <w:rFonts w:ascii="Arial" w:hAnsi="Arial" w:cs="Arial"/>
+          <w:b/>
+          <w:bCs/>
+        </w:rPr>
+      </w:pPr>
+      <w:r>
+        <w:rPr>
+          <w:rFonts w:ascii="Arial" w:hAnsi="Arial" w:cs="Arial"/>
+          <w:b/>
+          <w:bCs/>
+        </w:rPr>
+        <w:lastRenderedPageBreak/>
+        <w:t>Project Architecture</w:t>
+      </w:r>
+    </w:p>
+    <w:p>
+      <w:pPr>
+        <w:jc w:val="center"/>
+        <w:rPr>
+          <w:rFonts w:ascii="Arial" w:hAnsi="Arial" w:cs="Arial"/>
+        </w:rPr>
+      </w:pPr>
+      <w:r>
+        <w:rPr>
+          <w:rFonts w:ascii="Arial" w:hAnsi="Arial" w:cs="Arial"/>
+        </w:rPr>
+        <w:drawing>
+          <wp:inline distT="0" distB="0" distL="0" distR="0" wp14:anchorId="62E6DF4B" wp14:editId="15EE291E">
+            <wp:extent cx="5731510" cy="5805170"/>
+            <wp:effectExtent l="0" t="0" r="2540" b="5080"/>
+            <wp:docPr id="1442648580" name="Picture 1"/>
+            <wp:cNvGraphicFramePr>
+              <a:graphicFrameLocks xmlns:a="http://schemas.openxmlformats.org/drawingml/2006/main" noChangeAspect="1"/>
+            </wp:cNvGraphicFramePr>
+            <a:graphic xmlns:a="http://schemas.openxmlformats.org/drawingml/2006/main">
+              <a:graphicData uri="http://schemas.openxmlformats.org/drawingml/2006/picture">
+                <pic:pic xmlns:pic="http://schemas.openxmlformats.org/drawingml/2006/picture">
+                  <pic:nvPicPr>
+                    <pic:cNvPr id="1442648580" name=""/>
+                    <pic:cNvPicPr/>
+                  </pic:nvPicPr>
+                  <pic:blipFill>
+                    <a:blip r:embed="rId9"/>
+                    <a:stretch>
+                      <a:fillRect/>
+                    </a:stretch>
+                  </pic:blipFill>
+                  <pic:spPr>
+                    <a:xfrm>
+                      <a:off x="0" y="0"/>
+                      <a:ext cx="5731510" cy="5805170"/>
+                    </a:xfrm>
+                    <a:prstGeom prst="rect">
+                      <a:avLst/>
+                    </a:prstGeom>
+                  </pic:spPr>
+                </pic:pic>
+              </a:graphicData>
+            </a:graphic>
+          </wp:inline>
+        </w:drawing>
+      </w:r>
+    </w:p>
+    <w:p>
+      <w:pPr>
+        <w:rPr>
+          <w:rFonts w:ascii="Arial" w:hAnsi="Arial" w:cs="Arial"/>
+        </w:rPr>
+      </w:pPr>
+    </w:p>
+    <w:p>
+      <w:pPr>
+        <w:rPr>
+          <w:rFonts w:ascii="Arial" w:hAnsi="Arial" w:cs="Arial"/>
+          <w:b/>
+          <w:bCs/>
+        </w:rPr>
+      </w:pPr>
+    </w:p>
+    <w:p>
+      <w:pPr>
+        <w:rPr>
+          <w:rFonts w:ascii="Arial" w:hAnsi="Arial" w:cs="Arial"/>
+          <w:b/>
+          <w:bCs/>
+        </w:rPr>
+      </w:pPr>
+    </w:p>
+    <w:p>
+      <w:pPr>
+        <w:rPr>
+          <w:rFonts w:ascii="Arial" w:hAnsi="Arial" w:cs="Arial"/>
+          <w:b/>
+          <w:bCs/>
+        </w:rPr>
+      </w:pPr>
+    </w:p>
+    <w:p>
+      <w:pPr>
+        <w:rPr>
+          <w:rFonts w:ascii="Arial" w:hAnsi="Arial" w:cs="Arial"/>
+          <w:b/>
+          <w:bCs/>
+        </w:rPr>
+      </w:pPr>
+    </w:p>
+    <w:p>
+      <w:pPr>
+        <w:rPr>
+          <w:rFonts w:ascii="Arial" w:hAnsi="Arial" w:cs="Arial"/>
+          <w:b/>
+          <w:bCs/>
+        </w:rPr>
+      </w:pPr>
+    </w:p>
+    <w:p>
+      <w:pPr>
+        <w:rPr>
+          <w:rFonts w:ascii="Arial" w:hAnsi="Arial" w:cs="Arial"/>
+          <w:b/>
+          <w:bCs/>
+        </w:rPr>
+      </w:pPr>
+    </w:p>
+    <w:p>
+      <w:pPr>
+        <w:rPr>
+          <w:rFonts w:ascii="Arial" w:hAnsi="Arial" w:cs="Arial"/>
+          <w:b/>
+          <w:bCs/>
+        </w:rPr>
+      </w:pPr>
+    </w:p>
+    <w:p>
+      <w:pPr>
+        <w:rPr>
+          <w:rFonts w:ascii="Arial" w:hAnsi="Arial" w:cs="Arial"/>
+          <w:b/>
+          <w:bCs/>
+        </w:rPr>
+      </w:pPr>
+    </w:p>
+    <w:p>
+      <w:pPr>
+        <w:rPr>
+          <w:rFonts w:ascii="Arial" w:hAnsi="Arial" w:cs="Arial"/>
+        </w:rPr>
+      </w:pPr>
+    </w:p>
+    <w:p>
+      <w:pPr>
+        <w:pStyle w:val="Heading2"/>
+        <w:rPr>
+          <w:rFonts w:ascii="Arial" w:hAnsi="Arial" w:cs="Arial"/>
+          <w:b/>
+          <w:bCs/>
+        </w:rPr>
+      </w:pPr>
+      <w:r>
+        <w:rPr>
+          <w:rFonts w:ascii="Arial" w:hAnsi="Arial" w:cs="Arial"/>
+          <w:b/>
+          <w:bCs/>
+        </w:rPr>
+        <w:lastRenderedPageBreak/>
+        <w:t>Table of Contents</w:t>
+      </w:r>
+    </w:p>
+    <w:p>
+      <w:pPr>
+        <w:numPr>
+          <w:ilvl w:val="0"/>
+          <w:numId w:val="1"/>
+        </w:numPr>
+        <w:rPr>
+          <w:rFonts w:ascii="Arial" w:hAnsi="Arial" w:cs="Arial"/>
+        </w:rPr>
+      </w:pPr>
+      <w:r>
+        <w:rPr>
+          <w:rFonts w:ascii="Arial" w:hAnsi="Arial" w:cs="Arial"/>
+        </w:rPr>
+        <w:t>Introduction &amp; Objectives</w:t>
+      </w:r>
+    </w:p>
+    <w:p>
+      <w:pPr>
+        <w:numPr>
+          <w:ilvl w:val="0"/>
+          <w:numId w:val="1"/>
+        </w:numPr>
+        <w:rPr>
+          <w:rFonts w:ascii="Arial" w:hAnsi="Arial" w:cs="Arial"/>
+        </w:rPr>
+      </w:pPr>
+      <w:r>
+        <w:rPr>
+          <w:rFonts w:ascii="Arial" w:hAnsi="Arial" w:cs="Arial"/>
+        </w:rPr>
+        <w:t>AI Agent</w:t>
+      </w:r>
+    </w:p>
+    <w:p>
+      <w:pPr>
+        <w:numPr>
+          <w:ilvl w:val="0"/>
+          <w:numId w:val="1"/>
+        </w:numPr>
+        <w:rPr>
+          <w:rFonts w:ascii="Arial" w:hAnsi="Arial" w:cs="Arial"/>
+        </w:rPr>
+      </w:pPr>
+      <w:r>
+        <w:rPr>
+          <w:rFonts w:ascii="Arial" w:hAnsi="Arial" w:cs="Arial"/>
+        </w:rPr>
+        <w:t>VoltStream Agent Architecture</w:t>
+      </w:r>
+    </w:p>
+    <w:p>
+      <w:pPr>
+        <w:numPr>
+          <w:ilvl w:val="0"/>
+          <w:numId w:val="1"/>
+        </w:numPr>
+        <w:rPr>
+          <w:rFonts w:ascii="Arial" w:hAnsi="Arial" w:cs="Arial"/>
+        </w:rPr>
+      </w:pPr>
+      <w:r>
+        <w:rPr>
+          <w:rFonts w:ascii="Arial" w:hAnsi="Arial" w:cs="Arial"/>
+        </w:rPr>
+        <w:t>Implementation Details</w:t>
+      </w:r>
+    </w:p>
+    <w:p>
+      <w:pPr>
+        <w:numPr>
+          <w:ilvl w:val="0"/>
+          <w:numId w:val="1"/>
+        </w:numPr>
+        <w:rPr>
+          <w:rFonts w:ascii="Arial" w:hAnsi="Arial" w:cs="Arial"/>
+        </w:rPr>
+      </w:pPr>
+      <w:r>
+        <w:rPr>
+          <w:rFonts w:ascii="Arial" w:hAnsi="Arial" w:cs="Arial"/>
+        </w:rPr>
+        <w:t>Output &amp; Results</w:t>
+      </w:r>
+    </w:p>
+    <w:p>
+      <w:pPr>
+        <w:rPr>
+          <w:rFonts w:ascii="Arial" w:hAnsi="Arial" w:cs="Arial"/>
+        </w:rPr>
+      </w:pPr>
+    </w:p>
+    <w:p>
+      <w:pPr>
+        <w:rPr>
+          <w:rFonts w:ascii="Arial" w:hAnsi="Arial" w:cs="Arial"/>
+          <w:b/>
+          <w:bCs/>
+        </w:rPr>
+      </w:pPr>
+    </w:p>
+    <w:p>
+      <w:pPr>
+        <w:rPr>
+          <w:rFonts w:ascii="Arial" w:hAnsi="Arial" w:cs="Arial"/>
+          <w:b/>
+          <w:bCs/>
+        </w:rPr>
+      </w:pPr>
+    </w:p>
+    <w:p>
+      <w:pPr>
+        <w:rPr>
+          <w:rFonts w:ascii="Arial" w:hAnsi="Arial" w:cs="Arial"/>
+          <w:b/>
+          <w:bCs/>
+        </w:rPr>
+      </w:pPr>
+    </w:p>
+    <w:p>
+      <w:pPr>
+        <w:rPr>
+          <w:rFonts w:ascii="Arial" w:hAnsi="Arial" w:cs="Arial"/>
+          <w:b/>
+          <w:bCs/>
+        </w:rPr>
+      </w:pPr>
+    </w:p>
+    <w:p>
+      <w:pPr>
+        <w:rPr>
+          <w:rFonts w:ascii="Arial" w:hAnsi="Arial" w:cs="Arial"/>
+          <w:b/>
+          <w:bCs/>
+        </w:rPr>
+      </w:pPr>
+    </w:p>
+    <w:p>
+      <w:pPr>
+        <w:rPr>
+          <w:rFonts w:ascii="Arial" w:hAnsi="Arial" w:cs="Arial"/>
+          <w:b/>
+          <w:bCs/>
+        </w:rPr>
+      </w:pPr>
+    </w:p>
+    <w:p>
+      <w:pPr>
+        <w:rPr>
+          <w:rFonts w:ascii="Arial" w:hAnsi="Arial" w:cs="Arial"/>
+          <w:b/>
+          <w:bCs/>
+        </w:rPr>
+      </w:pPr>
+    </w:p>
+    <w:p>
+      <w:pPr>
+        <w:rPr>
+          <w:rFonts w:ascii="Arial" w:hAnsi="Arial" w:cs="Arial"/>
+          <w:b/>
+          <w:bCs/>
+        </w:rPr>
+      </w:pPr>
+    </w:p>
+    <w:p>
+      <w:pPr>
+        <w:rPr>
+          <w:rFonts w:ascii="Arial" w:hAnsi="Arial" w:cs="Arial"/>
+          <w:b/>
+          <w:bCs/>
+        </w:rPr>
+      </w:pPr>
+    </w:p>
+    <w:p>
+      <w:pPr>
+        <w:rPr>
+          <w:rFonts w:ascii="Arial" w:hAnsi="Arial" w:cs="Arial"/>
+          <w:b/>
+          <w:bCs/>
+        </w:rPr>
+      </w:pPr>
+    </w:p>
+    <w:p>
+      <w:pPr>
+        <w:rPr>
+          <w:rFonts w:ascii="Arial" w:hAnsi="Arial" w:cs="Arial"/>
+          <w:b/>
+          <w:bCs/>
+        </w:rPr>
+      </w:pPr>
+    </w:p>
+    <w:p>
+      <w:pPr>
+        <w:rPr>
+          <w:rFonts w:ascii="Arial" w:hAnsi="Arial" w:cs="Arial"/>
+          <w:b/>
+          <w:bCs/>
+        </w:rPr>
+      </w:pPr>
+    </w:p>
+    <w:p>
+      <w:pPr>
+        <w:rPr>
+          <w:rFonts w:ascii="Arial" w:hAnsi="Arial" w:cs="Arial"/>
+          <w:b/>
+          <w:bCs/>
+        </w:rPr>
+      </w:pPr>
+    </w:p>
+    <w:p>
+      <w:pPr>
+        <w:rPr>
+          <w:rFonts w:ascii="Arial" w:hAnsi="Arial" w:cs="Arial"/>
+          <w:b/>
+          <w:bCs/>
+        </w:rPr>
+      </w:pPr>
+    </w:p>
+    <w:p>
+      <w:pPr>
+        <w:rPr>
+          <w:rFonts w:ascii="Arial" w:hAnsi="Arial" w:cs="Arial"/>
+          <w:b/>
+          <w:bCs/>
+        </w:rPr>
+      </w:pPr>
+    </w:p>
+    <w:p>
+      <w:pPr>
+        <w:rPr>
+          <w:rFonts w:ascii="Arial" w:hAnsi="Arial" w:cs="Arial"/>
+          <w:b/>
+          <w:bCs/>
+        </w:rPr>
+      </w:pPr>
+    </w:p>
+    <w:p>
+      <w:pPr>
+        <w:rPr>
+          <w:rFonts w:ascii="Arial" w:hAnsi="Arial" w:cs="Arial"/>
+          <w:b/>
+          <w:bCs/>
+        </w:rPr>
+      </w:pPr>
+    </w:p>
+    <w:p>
+      <w:pPr>
+        <w:rPr>
+          <w:rFonts w:ascii="Arial" w:hAnsi="Arial" w:cs="Arial"/>
+          <w:b/>
+          <w:bCs/>
+        </w:rPr>
+      </w:pPr>
+    </w:p>
+    <w:p>
+      <w:pPr>
+        <w:rPr>
+          <w:rFonts w:ascii="Arial" w:hAnsi="Arial" w:cs="Arial"/>
+          <w:b/>
+          <w:bCs/>
+        </w:rPr>
+      </w:pPr>
+    </w:p>
+    <w:p>
+      <w:pPr>
+        <w:rPr>
+          <w:rFonts w:ascii="Arial" w:hAnsi="Arial" w:cs="Arial"/>
+          <w:b/>
+          <w:bCs/>
+        </w:rPr>
+      </w:pPr>
+    </w:p>
+    <w:p>
+      <w:pPr>
+        <w:rPr>
+          <w:rFonts w:ascii="Arial" w:hAnsi="Arial" w:cs="Arial"/>
+          <w:b/>
+          <w:bCs/>
+        </w:rPr>
+      </w:pPr>
+    </w:p>
+    <w:p>
+      <w:pPr>
+        <w:rPr>
+          <w:rFonts w:ascii="Arial" w:hAnsi="Arial" w:cs="Arial"/>
+          <w:b/>
+          <w:bCs/>
+        </w:rPr>
+      </w:pPr>
+    </w:p>
+    <w:p>
+      <w:pPr>
+        <w:rPr>
+          <w:rFonts w:ascii="Arial" w:hAnsi="Arial" w:cs="Arial"/>
+          <w:b/>
+          <w:bCs/>
+        </w:rPr>
+      </w:pPr>
+    </w:p>
+    <w:p>
+      <w:pPr>
+        <w:rPr>
+          <w:rFonts w:ascii="Arial" w:hAnsi="Arial" w:cs="Arial"/>
+          <w:b/>
+          <w:bCs/>
+        </w:rPr>
+      </w:pPr>
+    </w:p>
+    <w:p>
+      <w:pPr>
+        <w:rPr>
+          <w:rFonts w:ascii="Arial" w:hAnsi="Arial" w:cs="Arial"/>
+          <w:b/>
+          <w:bCs/>
+        </w:rPr>
+      </w:pPr>
+    </w:p>
+    <w:p>
+      <w:pPr>
+        <w:pStyle w:val="Heading2"/>
+        <w:rPr>
+          <w:b/>
+          <w:bCs/>
+        </w:rPr>
+      </w:pPr>
+      <w:r>
+        <w:rPr>
+          <w:b/>
+          <w:bCs/>
+        </w:rPr>
+        <w:lastRenderedPageBreak/>
+        <w:t>1. Introduction &amp; Objectives</w:t>
+      </w:r>
+    </w:p>
+    <w:p>
+      <w:pPr>
+        <w:rPr>
+          <w:rFonts w:ascii="Arial" w:hAnsi="Arial" w:cs="Arial"/>
+        </w:rPr>
+      </w:pPr>
+      <w:r>
+        <w:rPr>
+          <w:rFonts w:ascii="Arial" w:hAnsi="Arial" w:cs="Arial"/>
+        </w:rPr>
+        <w:t>Week 4 of VoltStream focused on implementing Agentic AI using Google Agent Development Kit (ADK). The goal was to build an intelligent device-control agent capable of understanding natural language commands and executing real actions on smart home devices stored in MongoDB.</w:t>
+      </w:r>
+    </w:p>
+    <w:p>
+      <w:pPr>
+        <w:rPr>
+          <w:rFonts w:ascii="Arial" w:hAnsi="Arial" w:cs="Arial"/>
+        </w:rPr>
+      </w:pPr>
+      <w:r>
+        <w:rPr>
+          <w:rFonts w:ascii="Arial" w:hAnsi="Arial" w:cs="Arial"/>
+        </w:rPr>
+        <w:t>Instead of manually clicking toggles on the Devices page, users can now send messages like "Turn off the Air Conditioning" and the agent automatically identifies the correct device, calls the appropriate tool, updates the database, and returns a human-readable confirmation.</w:t>
+      </w:r>
+    </w:p>
+    <w:p>
+      <w:pPr>
+        <w:rPr>
+          <w:rFonts w:ascii="Arial" w:hAnsi="Arial" w:cs="Arial"/>
+          <w:b/>
+          <w:bCs/>
+        </w:rPr>
+      </w:pPr>
+      <w:r>
+        <w:rPr>
+          <w:rFonts w:ascii="Arial" w:hAnsi="Arial" w:cs="Arial"/>
+          <w:b/>
+          <w:bCs/>
+        </w:rPr>
+        <w:t>Objectives</w:t>
+      </w:r>
+    </w:p>
+    <w:p>
+      <w:pPr>
+        <w:numPr>
+          <w:ilvl w:val="0"/>
+          <w:numId w:val="2"/>
+        </w:numPr>
+        <w:rPr>
+          <w:rFonts w:ascii="Arial" w:hAnsi="Arial" w:cs="Arial"/>
+        </w:rPr>
+      </w:pPr>
+      <w:r>
+        <w:rPr>
+          <w:rFonts w:ascii="Arial" w:hAnsi="Arial" w:cs="Arial"/>
+        </w:rPr>
+        <w:t>Understand the AI agent loop — plan, select, execute, observe, respond</w:t>
+      </w:r>
+    </w:p>
+    <w:p>
+      <w:pPr>
+        <w:numPr>
+          <w:ilvl w:val="0"/>
+          <w:numId w:val="2"/>
+        </w:numPr>
+        <w:rPr>
+          <w:rFonts w:ascii="Arial" w:hAnsi="Arial" w:cs="Arial"/>
+        </w:rPr>
+      </w:pPr>
+      <w:r>
+        <w:rPr>
+          <w:rFonts w:ascii="Arial" w:hAnsi="Arial" w:cs="Arial"/>
+        </w:rPr>
+        <w:t>Set up Google ADK and configure Gemini API credentials</w:t>
+      </w:r>
+    </w:p>
+    <w:p>
+      <w:pPr>
+        <w:numPr>
+          <w:ilvl w:val="0"/>
+          <w:numId w:val="2"/>
+        </w:numPr>
+        <w:rPr>
+          <w:rFonts w:ascii="Arial" w:hAnsi="Arial" w:cs="Arial"/>
+        </w:rPr>
+      </w:pPr>
+      <w:r>
+        <w:rPr>
+          <w:rFonts w:ascii="Arial" w:hAnsi="Arial" w:cs="Arial"/>
+        </w:rPr>
+        <w:t>Define Python functions as ADK tools with proper docstrings</w:t>
+      </w:r>
+    </w:p>
+    <w:p>
+      <w:pPr>
+        <w:numPr>
+          <w:ilvl w:val="0"/>
+          <w:numId w:val="2"/>
+        </w:numPr>
+        <w:rPr>
+          <w:rFonts w:ascii="Arial" w:hAnsi="Arial" w:cs="Arial"/>
+        </w:rPr>
+      </w:pPr>
+      <w:r>
+        <w:rPr>
+          <w:rFonts w:ascii="Arial" w:hAnsi="Arial" w:cs="Arial"/>
+        </w:rPr>
+        <w:t>Build a VoltStream Device Control Agent with four custom tools</w:t>
+      </w:r>
+    </w:p>
+    <w:p>
+      <w:pPr>
+        <w:numPr>
+          <w:ilvl w:val="0"/>
+          <w:numId w:val="2"/>
+        </w:numPr>
+        <w:rPr>
+          <w:rFonts w:ascii="Arial" w:hAnsi="Arial" w:cs="Arial"/>
+        </w:rPr>
+      </w:pPr>
+      <w:r>
+        <w:rPr>
+          <w:rFonts w:ascii="Arial" w:hAnsi="Arial" w:cs="Arial"/>
+        </w:rPr>
+        <w:t>Implement a router agent pattern with three specialist sub-agents</w:t>
+      </w:r>
+    </w:p>
+    <w:p>
+      <w:pPr>
+        <w:numPr>
+          <w:ilvl w:val="0"/>
+          <w:numId w:val="2"/>
+        </w:numPr>
+        <w:rPr>
+          <w:rFonts w:ascii="Arial" w:hAnsi="Arial" w:cs="Arial"/>
+        </w:rPr>
+      </w:pPr>
+      <w:r>
+        <w:rPr>
+          <w:rFonts w:ascii="Arial" w:hAnsi="Arial" w:cs="Arial"/>
+        </w:rPr>
+        <w:t>Wire the agent into VoltStream via a JWT-authenticated FastAPI endpoint</w:t>
+      </w:r>
+    </w:p>
+    <w:p>
+      <w:pPr>
+        <w:numPr>
+          <w:ilvl w:val="0"/>
+          <w:numId w:val="2"/>
+        </w:numPr>
+        <w:rPr>
+          <w:rFonts w:ascii="Arial" w:hAnsi="Arial" w:cs="Arial"/>
+        </w:rPr>
+      </w:pPr>
+      <w:r>
+        <w:rPr>
+          <w:rFonts w:ascii="Arial" w:hAnsi="Arial" w:cs="Arial"/>
+        </w:rPr>
+        <w:t>Add Agent mode to the existing VoltBot ChatWidget</w:t>
+      </w:r>
+    </w:p>
+    <w:p>
+      <w:pPr>
+        <w:numPr>
+          <w:ilvl w:val="0"/>
+          <w:numId w:val="2"/>
+        </w:numPr>
+        <w:rPr>
+          <w:rFonts w:ascii="Arial" w:hAnsi="Arial" w:cs="Arial"/>
+        </w:rPr>
+      </w:pPr>
+      <w:r>
+        <w:rPr>
+          <w:rFonts w:ascii="Arial" w:hAnsi="Arial" w:cs="Arial"/>
+        </w:rPr>
+        <w:t>Test and demonstrate the full agent loop using ADK web interface</w:t>
+      </w:r>
+    </w:p>
+    <w:p>
+      <w:pPr>
+        <w:rPr>
+          <w:rFonts w:ascii="Arial" w:hAnsi="Arial" w:cs="Arial"/>
+        </w:rPr>
+      </w:pPr>
+      <w:r>
+        <w:rPr>
+          <w:rFonts w:ascii="Arial" w:hAnsi="Arial" w:cs="Arial"/>
+        </w:rPr>
+        <w:pict w14:anchorId="4F782E33">
+          <v:rect id="_x0000_i1126" style="width:0;height:0" o:hralign="center" o:hrstd="t" o:hr="t" fillcolor="#a0a0a0" stroked="f"/>
+        </w:pict>
+      </w:r>
+    </w:p>
+    <w:p>
+      <w:pPr>
+        <w:pStyle w:val="Heading2"/>
+        <w:rPr>
+          <w:b/>
+          <w:bCs/>
+        </w:rPr>
+      </w:pPr>
+      <w:r>
+        <w:rPr>
+          <w:b/>
+          <w:bCs/>
+        </w:rPr>
+        <w:t>2. AI Agent</w:t>
+      </w:r>
+    </w:p>
+    <w:p>
+      <w:pPr>
+        <w:rPr>
+          <w:rFonts w:ascii="Arial" w:hAnsi="Arial" w:cs="Arial"/>
+        </w:rPr>
+      </w:pPr>
+      <w:r>
+        <w:rPr>
+          <w:rFonts w:ascii="Arial" w:hAnsi="Arial" w:cs="Arial"/>
+        </w:rPr>
+        <w:t>An AI agent is a system that uses a large language model to reason about a problem, select the appropriate tool, execute it, observe the result, and return a response. Unlike a simple chatbot that only generates text, an agent can take real actions — such as updating a database, calling an API, or controlling a device.</w:t>
+      </w:r>
+    </w:p>
+    <w:p>
+      <w:pPr>
+        <w:rPr>
+          <w:rFonts w:ascii="Arial" w:hAnsi="Arial" w:cs="Arial"/>
+          <w:b/>
+          <w:bCs/>
+        </w:rPr>
+      </w:pPr>
+      <w:r>
+        <w:rPr>
+          <w:rFonts w:ascii="Arial" w:hAnsi="Arial" w:cs="Arial"/>
+          <w:b/>
+          <w:bCs/>
+        </w:rPr>
+        <w:t>The Agent Loop</w:t>
+      </w:r>
+    </w:p>
+    <w:p>
+      <w:pPr>
+        <w:rPr>
+          <w:rFonts w:ascii="Arial" w:hAnsi="Arial" w:cs="Arial"/>
+        </w:rPr>
+      </w:pPr>
+      <w:r>
+        <w:rPr>
+          <w:rFonts w:ascii="Arial" w:hAnsi="Arial" w:cs="Arial"/>
+        </w:rPr>
+        <w:t>The agent loop is the core reasoning cycle that runs on every user message.</w:t>
+      </w:r>
+    </w:p>
+    <w:p>
+      <w:pPr>
+        <w:rPr>
+          <w:rFonts w:ascii="Arial" w:hAnsi="Arial" w:cs="Arial"/>
+        </w:rPr>
+      </w:pPr>
+      <w:r>
+        <w:rPr>
+          <w:rFonts w:ascii="Arial" w:hAnsi="Arial" w:cs="Arial"/>
+          <w:b/>
+          <w:bCs/>
+        </w:rPr>
+        <w:t>Step 1 — Plan:</w:t>
+      </w:r>
+      <w:r>
+        <w:rPr>
+          <w:rFonts w:ascii="Arial" w:hAnsi="Arial" w:cs="Arial"/>
+        </w:rPr>
+        <w:t> The LLM reads the user message, system instruction, and available tool descriptions. It reasons about what the user wants.</w:t>
+      </w:r>
+    </w:p>
+    <w:p>
+      <w:pPr>
+        <w:rPr>
+          <w:rFonts w:ascii="Arial" w:hAnsi="Arial" w:cs="Arial"/>
+        </w:rPr>
+      </w:pPr>
+      <w:r>
+        <w:rPr>
+          <w:rFonts w:ascii="Arial" w:hAnsi="Arial" w:cs="Arial"/>
+          <w:b/>
+          <w:bCs/>
+        </w:rPr>
+        <w:t>Step 2 — Select:</w:t>
+      </w:r>
+      <w:r>
+        <w:rPr>
+          <w:rFonts w:ascii="Arial" w:hAnsi="Arial" w:cs="Arial"/>
+        </w:rPr>
+        <w:t> The LLM decides which tool to call and what arguments to pass.</w:t>
+      </w:r>
+    </w:p>
+    <w:p>
+      <w:pPr>
+        <w:rPr>
+          <w:rFonts w:ascii="Arial" w:hAnsi="Arial" w:cs="Arial"/>
+        </w:rPr>
+      </w:pPr>
+      <w:r>
+        <w:rPr>
+          <w:rFonts w:ascii="Arial" w:hAnsi="Arial" w:cs="Arial"/>
+          <w:b/>
+          <w:bCs/>
+        </w:rPr>
+        <w:t>Step 3 — Execute:</w:t>
+      </w:r>
+      <w:r>
+        <w:rPr>
+          <w:rFonts w:ascii="Arial" w:hAnsi="Arial" w:cs="Arial"/>
+        </w:rPr>
+        <w:t> ADK calls the selected Python function with the extracted arguments. The function performs a real action such as querying or updating MongoDB.</w:t>
+      </w:r>
+    </w:p>
+    <w:p>
+      <w:pPr>
+        <w:rPr>
+          <w:rFonts w:ascii="Arial" w:hAnsi="Arial" w:cs="Arial"/>
+        </w:rPr>
+      </w:pPr>
+      <w:r>
+        <w:rPr>
+          <w:rFonts w:ascii="Arial" w:hAnsi="Arial" w:cs="Arial"/>
+          <w:b/>
+          <w:bCs/>
+        </w:rPr>
+        <w:t>Step 4 — Observe:</w:t>
+      </w:r>
+      <w:r>
+        <w:rPr>
+          <w:rFonts w:ascii="Arial" w:hAnsi="Arial" w:cs="Arial"/>
+        </w:rPr>
+        <w:t> The tool's return value is fed back to the LLM so it understands what happened.</w:t>
+      </w:r>
+    </w:p>
+    <w:p>
+      <w:pPr>
+        <w:rPr>
+          <w:rFonts w:ascii="Arial" w:hAnsi="Arial" w:cs="Arial"/>
+        </w:rPr>
+      </w:pPr>
+      <w:r>
+        <w:rPr>
+          <w:rFonts w:ascii="Arial" w:hAnsi="Arial" w:cs="Arial"/>
+          <w:b/>
+          <w:bCs/>
+        </w:rPr>
+        <w:t>Step 5 — Respond:</w:t>
+      </w:r>
+      <w:r>
+        <w:rPr>
+          <w:rFonts w:ascii="Arial" w:hAnsi="Arial" w:cs="Arial"/>
+        </w:rPr>
+        <w:t> The LLM generates a natural language reply based on the tool result.</w:t>
+      </w:r>
+    </w:p>
+    <w:p>
+      <w:pPr>
+        <w:rPr>
+          <w:rFonts w:ascii="Arial" w:hAnsi="Arial" w:cs="Arial"/>
+          <w:b/>
+          <w:bCs/>
+        </w:rPr>
+      </w:pPr>
+      <w:r>
+        <w:rPr>
+          <w:rFonts w:ascii="Arial" w:hAnsi="Arial" w:cs="Arial"/>
+          <w:b/>
+          <w:bCs/>
+        </w:rPr>
+        <w:t>Example — Checkpoint Demo</w:t>
+      </w:r>
+    </w:p>
+    <w:p>
+      <w:pPr>
+        <w:rPr>
+          <w:rFonts w:ascii="Arial" w:hAnsi="Arial" w:cs="Arial"/>
+        </w:rPr>
+      </w:pPr>
+      <w:r>
+        <w:rPr>
+          <w:rFonts w:ascii="Arial" w:hAnsi="Arial" w:cs="Arial"/>
+        </w:rPr>
+        <w:t>User message: "Turn off the Air Conditioning"</w:t>
+      </w:r>
+    </w:p>
+    <w:tbl>
+      <w:tblPr>
+        <w:tblW w:w="0" w:type="auto"/>
+        <w:tblBorders>
+          <w:top w:val="single" w:sz="2" w:space="0" w:color="auto"/>
+          <w:left w:val="single" w:sz="2" w:space="0" w:color="auto"/>
+          <w:bottom w:val="single" w:sz="2" w:space="0" w:color="auto"/>
+          <w:right w:val="single" w:sz="2" w:space="0" w:color="auto"/>
+        </w:tblBorders>
+        <w:tblCellMar>
+          <w:top w:w="15" w:type="dxa"/>
+          <w:left w:w="15" w:type="dxa"/>
+          <w:bottom w:w="15" w:type="dxa"/>
+          <w:right w:w="15" w:type="dxa"/>
+        </w:tblCellMar>
+        <w:tblLook w:val="04A0" w:firstRow="1" w:lastRow="0" w:firstColumn="1" w:lastColumn="0" w:noHBand="0" w:noVBand="1"/>
+      </w:tblPr>
+      <w:tblGrid>
+        <w:gridCol w:w="911"/>
+        <w:gridCol w:w="5139"/>
+      </w:tblGrid>
+      <w:tr>
+        <w:trPr>
+          <w:tblHeader/>
+        </w:trPr>
+        <w:tc>
+          <w:tcPr>
+            <w:tcW w:w="0" w:type="auto"/>
+            <w:tcBorders>
+              <w:top w:val="single" w:sz="2" w:space="0" w:color="auto"/>
+              <w:left w:val="single" w:sz="2" w:space="0" w:color="auto"/>
+              <w:bottom w:val="single" w:sz="2" w:space="0" w:color="auto"/>
+              <w:right w:val="single" w:sz="2" w:space="0" w:color="auto"/>
+            </w:tcBorders>
+            <w:hideMark/>
+          </w:tcPr>
+          <w:p>
+            <w:pPr>
+              <w:rPr>
+                <w:rFonts w:ascii="Arial" w:hAnsi="Arial" w:cs="Arial"/>
+                <w:b/>
+                <w:bCs/>
+              </w:rPr>
+            </w:pPr>
+            <w:r>
+              <w:rPr>
+                <w:rFonts w:ascii="Arial" w:hAnsi="Arial" w:cs="Arial"/>
+                <w:b/>
+                <w:bCs/>
+              </w:rPr>
+              <w:lastRenderedPageBreak/>
+              <w:t>Step</w:t>
+            </w:r>
+          </w:p>
+        </w:tc>
+        <w:tc>
+          <w:tcPr>
+            <w:tcW w:w="0" w:type="auto"/>
+            <w:tcBorders>
+              <w:top w:val="single" w:sz="2" w:space="0" w:color="auto"/>
+              <w:left w:val="single" w:sz="2" w:space="0" w:color="auto"/>
+              <w:bottom w:val="single" w:sz="2" w:space="0" w:color="auto"/>
+              <w:right w:val="single" w:sz="2" w:space="0" w:color="auto"/>
+            </w:tcBorders>
+            <w:hideMark/>
+          </w:tcPr>
+          <w:p>
+            <w:pPr>
+              <w:rPr>
+                <w:rFonts w:ascii="Arial" w:hAnsi="Arial" w:cs="Arial"/>
+                <w:b/>
+                <w:bCs/>
+              </w:rPr>
+            </w:pPr>
+            <w:r>
+              <w:rPr>
+                <w:rFonts w:ascii="Arial" w:hAnsi="Arial" w:cs="Arial"/>
+                <w:b/>
+                <w:bCs/>
+              </w:rPr>
+              <w:t>What Happens</w:t>
+            </w:r>
+          </w:p>
+        </w:tc>
+      </w:tr>
+      <w:tr>
+        <w:tc>
+          <w:tcPr>
+            <w:tcW w:w="0" w:type="auto"/>
+            <w:tcBorders>
+              <w:top w:val="single" w:sz="2" w:space="0" w:color="auto"/>
+              <w:left w:val="single" w:sz="2" w:space="0" w:color="auto"/>
+              <w:bottom w:val="single" w:sz="2" w:space="0" w:color="auto"/>
+              <w:right w:val="single" w:sz="2" w:space="0" w:color="auto"/>
+            </w:tcBorders>
+            <w:hideMark/>
+          </w:tcPr>
+          <w:p>
+            <w:pPr>
+              <w:rPr>
+                <w:rFonts w:ascii="Arial" w:hAnsi="Arial" w:cs="Arial"/>
+              </w:rPr>
+            </w:pPr>
+            <w:r>
+              <w:rPr>
+                <w:rFonts w:ascii="Arial" w:hAnsi="Arial" w:cs="Arial"/>
+              </w:rPr>
+              <w:t>Plan</w:t>
+            </w:r>
+          </w:p>
+        </w:tc>
+        <w:tc>
+          <w:tcPr>
+            <w:tcW w:w="0" w:type="auto"/>
+            <w:tcBorders>
+              <w:top w:val="single" w:sz="2" w:space="0" w:color="auto"/>
+              <w:left w:val="single" w:sz="2" w:space="0" w:color="auto"/>
+              <w:bottom w:val="single" w:sz="2" w:space="0" w:color="auto"/>
+              <w:right w:val="single" w:sz="2" w:space="0" w:color="auto"/>
+            </w:tcBorders>
+            <w:hideMark/>
+          </w:tcPr>
+          <w:p>
+            <w:pPr>
+              <w:rPr>
+                <w:rFonts w:ascii="Arial" w:hAnsi="Arial" w:cs="Arial"/>
+              </w:rPr>
+            </w:pPr>
+            <w:r>
+              <w:rPr>
+                <w:rFonts w:ascii="Arial" w:hAnsi="Arial" w:cs="Arial"/>
+              </w:rPr>
+              <w:t>User wants to turn something off</w:t>
+            </w:r>
+          </w:p>
+        </w:tc>
+      </w:tr>
+      <w:tr>
+        <w:tc>
+          <w:tcPr>
+            <w:tcW w:w="0" w:type="auto"/>
+            <w:tcBorders>
+              <w:top w:val="single" w:sz="2" w:space="0" w:color="auto"/>
+              <w:left w:val="single" w:sz="2" w:space="0" w:color="auto"/>
+              <w:bottom w:val="single" w:sz="2" w:space="0" w:color="auto"/>
+              <w:right w:val="single" w:sz="2" w:space="0" w:color="auto"/>
+            </w:tcBorders>
+            <w:hideMark/>
+          </w:tcPr>
+          <w:p>
+            <w:pPr>
+              <w:rPr>
+                <w:rFonts w:ascii="Arial" w:hAnsi="Arial" w:cs="Arial"/>
+              </w:rPr>
+            </w:pPr>
+            <w:r>
+              <w:rPr>
+                <w:rFonts w:ascii="Arial" w:hAnsi="Arial" w:cs="Arial"/>
+              </w:rPr>
+              <w:t>Select</w:t>
+            </w:r>
+          </w:p>
+        </w:tc>
+        <w:tc>
+          <w:tcPr>
+            <w:tcW w:w="0" w:type="auto"/>
+            <w:tcBorders>
+              <w:top w:val="single" w:sz="2" w:space="0" w:color="auto"/>
+              <w:left w:val="single" w:sz="2" w:space="0" w:color="auto"/>
+              <w:bottom w:val="single" w:sz="2" w:space="0" w:color="auto"/>
+              <w:right w:val="single" w:sz="2" w:space="0" w:color="auto"/>
+            </w:tcBorders>
+            <w:hideMark/>
+          </w:tcPr>
+          <w:p>
+            <w:pPr>
+              <w:rPr>
+                <w:rFonts w:ascii="Arial" w:hAnsi="Arial" w:cs="Arial"/>
+              </w:rPr>
+            </w:pPr>
+            <w:r>
+              <w:rPr>
+                <w:rFonts w:ascii="Arial" w:hAnsi="Arial" w:cs="Arial"/>
+              </w:rPr>
+              <w:t>toggle_device("Air Conditioning", False)</w:t>
+            </w:r>
+          </w:p>
+        </w:tc>
+      </w:tr>
+      <w:tr>
+        <w:tc>
+          <w:tcPr>
+            <w:tcW w:w="0" w:type="auto"/>
+            <w:tcBorders>
+              <w:top w:val="single" w:sz="2" w:space="0" w:color="auto"/>
+              <w:left w:val="single" w:sz="2" w:space="0" w:color="auto"/>
+              <w:bottom w:val="single" w:sz="2" w:space="0" w:color="auto"/>
+              <w:right w:val="single" w:sz="2" w:space="0" w:color="auto"/>
+            </w:tcBorders>
+            <w:hideMark/>
+          </w:tcPr>
+          <w:p>
+            <w:pPr>
+              <w:rPr>
+                <w:rFonts w:ascii="Arial" w:hAnsi="Arial" w:cs="Arial"/>
+              </w:rPr>
+            </w:pPr>
+            <w:r>
+              <w:rPr>
+                <w:rFonts w:ascii="Arial" w:hAnsi="Arial" w:cs="Arial"/>
+              </w:rPr>
+              <w:t>Execute</w:t>
+            </w:r>
+          </w:p>
+        </w:tc>
+        <w:tc>
+          <w:tcPr>
+            <w:tcW w:w="0" w:type="auto"/>
+            <w:tcBorders>
+              <w:top w:val="single" w:sz="2" w:space="0" w:color="auto"/>
+              <w:left w:val="single" w:sz="2" w:space="0" w:color="auto"/>
+              <w:bottom w:val="single" w:sz="2" w:space="0" w:color="auto"/>
+              <w:right w:val="single" w:sz="2" w:space="0" w:color="auto"/>
+            </w:tcBorders>
+            <w:hideMark/>
+          </w:tcPr>
+          <w:p>
+            <w:pPr>
+              <w:rPr>
+                <w:rFonts w:ascii="Arial" w:hAnsi="Arial" w:cs="Arial"/>
+              </w:rPr>
+            </w:pPr>
+            <w:r>
+              <w:rPr>
+                <w:rFonts w:ascii="Arial" w:hAnsi="Arial" w:cs="Arial"/>
+              </w:rPr>
+              <w:t>MongoDB update — device status set to False</w:t>
+            </w:r>
+          </w:p>
+        </w:tc>
+      </w:tr>
+      <w:tr>
+        <w:tc>
+          <w:tcPr>
+            <w:tcW w:w="0" w:type="auto"/>
+            <w:tcBorders>
+              <w:top w:val="single" w:sz="2" w:space="0" w:color="auto"/>
+              <w:left w:val="single" w:sz="2" w:space="0" w:color="auto"/>
+              <w:bottom w:val="single" w:sz="2" w:space="0" w:color="auto"/>
+              <w:right w:val="single" w:sz="2" w:space="0" w:color="auto"/>
+            </w:tcBorders>
+            <w:hideMark/>
+          </w:tcPr>
+          <w:p>
+            <w:pPr>
+              <w:rPr>
+                <w:rFonts w:ascii="Arial" w:hAnsi="Arial" w:cs="Arial"/>
+              </w:rPr>
+            </w:pPr>
+            <w:r>
+              <w:rPr>
+                <w:rFonts w:ascii="Arial" w:hAnsi="Arial" w:cs="Arial"/>
+              </w:rPr>
+              <w:t>Observe</w:t>
+            </w:r>
+          </w:p>
+        </w:tc>
+        <w:tc>
+          <w:tcPr>
+            <w:tcW w:w="0" w:type="auto"/>
+            <w:tcBorders>
+              <w:top w:val="single" w:sz="2" w:space="0" w:color="auto"/>
+              <w:left w:val="single" w:sz="2" w:space="0" w:color="auto"/>
+              <w:bottom w:val="single" w:sz="2" w:space="0" w:color="auto"/>
+              <w:right w:val="single" w:sz="2" w:space="0" w:color="auto"/>
+            </w:tcBorders>
+            <w:hideMark/>
+          </w:tcPr>
+          <w:p>
+            <w:pPr>
+              <w:rPr>
+                <w:rFonts w:ascii="Arial" w:hAnsi="Arial" w:cs="Arial"/>
+              </w:rPr>
+            </w:pPr>
+            <w:r>
+              <w:rPr>
+                <w:rFonts w:ascii="Arial" w:hAnsi="Arial" w:cs="Arial"/>
+              </w:rPr>
+              <w:t>"Air Conditioning has been turned OFF successfully"</w:t>
+            </w:r>
+          </w:p>
+        </w:tc>
+      </w:tr>
+      <w:tr>
+        <w:tc>
+          <w:tcPr>
+            <w:tcW w:w="0" w:type="auto"/>
+            <w:tcBorders>
+              <w:top w:val="single" w:sz="2" w:space="0" w:color="auto"/>
+              <w:left w:val="single" w:sz="2" w:space="0" w:color="auto"/>
+              <w:bottom w:val="single" w:sz="2" w:space="0" w:color="auto"/>
+              <w:right w:val="single" w:sz="2" w:space="0" w:color="auto"/>
+            </w:tcBorders>
+            <w:hideMark/>
+          </w:tcPr>
+          <w:p>
+            <w:pPr>
+              <w:rPr>
+                <w:rFonts w:ascii="Arial" w:hAnsi="Arial" w:cs="Arial"/>
+              </w:rPr>
+            </w:pPr>
+            <w:r>
+              <w:rPr>
+                <w:rFonts w:ascii="Arial" w:hAnsi="Arial" w:cs="Arial"/>
+              </w:rPr>
+              <w:t>Respond</w:t>
+            </w:r>
+          </w:p>
+        </w:tc>
+        <w:tc>
+          <w:tcPr>
+            <w:tcW w:w="0" w:type="auto"/>
+            <w:tcBorders>
+              <w:top w:val="single" w:sz="2" w:space="0" w:color="auto"/>
+              <w:left w:val="single" w:sz="2" w:space="0" w:color="auto"/>
+              <w:bottom w:val="single" w:sz="2" w:space="0" w:color="auto"/>
+              <w:right w:val="single" w:sz="2" w:space="0" w:color="auto"/>
+            </w:tcBorders>
+            <w:hideMark/>
+          </w:tcPr>
+          <w:p>
+            <w:pPr>
+              <w:rPr>
+                <w:rFonts w:ascii="Arial" w:hAnsi="Arial" w:cs="Arial"/>
+              </w:rPr>
+            </w:pPr>
+            <w:r>
+              <w:rPr>
+                <w:rFonts w:ascii="Arial" w:hAnsi="Arial" w:cs="Arial"/>
+              </w:rPr>
+              <w:t>"Done! The Air Conditioning has been turned OFF."</w:t>
+            </w:r>
+          </w:p>
+        </w:tc>
+      </w:tr>
+    </w:tbl>
+    <w:p>
+      <w:pPr>
+        <w:rPr>
+          <w:rFonts w:ascii="Arial" w:hAnsi="Arial" w:cs="Arial"/>
+        </w:rPr>
+      </w:pPr>
+      <w:r>
+        <w:rPr>
+          <w:rFonts w:ascii="Arial" w:hAnsi="Arial" w:cs="Arial"/>
+        </w:rPr>
+        <w:t>This loop is fully visible in the ADK web interface under the Events tab as numbered events showing each step including tool calls, tool results, and the final response.</w:t>
+      </w:r>
+    </w:p>
+    <w:p>
+      <w:pPr>
+        <w:rPr>
+          <w:rFonts w:ascii="Arial" w:hAnsi="Arial" w:cs="Arial"/>
+        </w:rPr>
+      </w:pPr>
+      <w:r>
+        <w:rPr>
+          <w:rFonts w:ascii="Arial" w:hAnsi="Arial" w:cs="Arial"/>
+        </w:rPr>
+        <w:pict w14:anchorId="50913677">
+          <v:rect id="_x0000_i1128" style="width:0;height:0" o:hralign="center" o:hrstd="t" o:hr="t" fillcolor="#a0a0a0" stroked="f"/>
+        </w:pict>
+      </w:r>
+    </w:p>
+    <w:p>
+      <w:pPr>
+        <w:pStyle w:val="Heading2"/>
+        <w:rPr>
+          <w:b/>
+          <w:bCs/>
+        </w:rPr>
+      </w:pPr>
+      <w:r>
+        <w:rPr>
+          <w:b/>
+          <w:bCs/>
+        </w:rPr>
+        <w:t>3. VoltStream Agent Architecture</w:t>
+      </w:r>
+      <w:r>
+        <w:rPr>
+          <w:b/>
+          <w:bCs/>
+        </w:rPr>
+        <w:t xml:space="preserve"> </w:t>
+      </w:r>
+    </w:p>
+    <w:p>
+      <w:pPr>
+        <w:rPr>
+          <w:rFonts w:ascii="Arial" w:hAnsi="Arial" w:cs="Arial"/>
+          <w:b/>
+          <w:bCs/>
+        </w:rPr>
+      </w:pPr>
+      <w:r>
+        <w:rPr>
+          <w:rFonts w:ascii="Arial" w:hAnsi="Arial" w:cs="Arial"/>
+          <w:b/>
+          <w:bCs/>
+        </w:rPr>
+        <w:t>Router Agent Pattern</w:t>
+      </w:r>
+    </w:p>
+    <w:p>
+      <w:pPr>
+        <w:rPr>
+          <w:rFonts w:ascii="Arial" w:hAnsi="Arial" w:cs="Arial"/>
+        </w:rPr>
+      </w:pPr>
+      <w:r>
+        <w:rPr>
+          <w:rFonts w:ascii="Arial" w:hAnsi="Arial" w:cs="Arial"/>
+        </w:rPr>
+        <w:t>The VoltStream agent system follows a Router Agent pattern. A root router agent reads user intent and delegates to one of three specialist sub-agents using ADK's built-in transfer_to_agent mechanism.</w:t>
+      </w:r>
+    </w:p>
+    <w:p>
+      <w:pPr>
+        <w:rPr>
+          <w:rFonts w:ascii="Arial" w:hAnsi="Arial" w:cs="Arial"/>
+        </w:rPr>
+      </w:pPr>
+      <w:r>
+        <w:rPr>
+          <w:rFonts w:ascii="Arial" w:hAnsi="Arial" w:cs="Arial"/>
+        </w:rPr>
+        <w:t>voltstream_router_agent        (root — routes only, never answers directly)</w:t>
+      </w:r>
+    </w:p>
+    <w:p>
+      <w:pPr>
+        <w:rPr>
+          <w:rFonts w:ascii="Arial" w:hAnsi="Arial" w:cs="Arial"/>
+        </w:rPr>
+      </w:pPr>
+      <w:r>
+        <w:rPr>
+          <w:rFonts w:ascii="Arial" w:hAnsi="Arial" w:cs="Arial"/>
+        </w:rPr>
+        <w:t xml:space="preserve">    </w:t>
+      </w:r>
+      <w:r>
+        <w:rPr>
+          <w:rFonts w:ascii="Arial" w:eastAsia="MS Gothic" w:hAnsi="Arial" w:cs="Arial"/>
+        </w:rPr>
+        <w:t>├</w:t>
+      </w:r>
+      <w:r>
+        <w:rPr>
+          <w:rFonts w:ascii="Arial" w:hAnsi="Arial" w:cs="Arial"/>
+        </w:rPr>
+        <w:t>── device_control_agent   → ON/OFF control, status check, list devices</w:t>
+      </w:r>
+    </w:p>
+    <w:p>
+      <w:pPr>
+        <w:rPr>
+          <w:rFonts w:ascii="Arial" w:hAnsi="Arial" w:cs="Arial"/>
+        </w:rPr>
+      </w:pPr>
+      <w:r>
+        <w:rPr>
+          <w:rFonts w:ascii="Arial" w:hAnsi="Arial" w:cs="Arial"/>
+        </w:rPr>
+        <w:t xml:space="preserve">    </w:t>
+      </w:r>
+      <w:r>
+        <w:rPr>
+          <w:rFonts w:ascii="Arial" w:eastAsia="MS Gothic" w:hAnsi="Arial" w:cs="Arial"/>
+        </w:rPr>
+        <w:t>├</w:t>
+      </w:r>
+      <w:r>
+        <w:rPr>
+          <w:rFonts w:ascii="Arial" w:hAnsi="Arial" w:cs="Arial"/>
+        </w:rPr>
+        <w:t>── device_manager_agent   → add new devices</w:t>
+      </w:r>
+    </w:p>
+    <w:p>
+      <w:pPr>
+        <w:rPr>
+          <w:rFonts w:ascii="Arial" w:hAnsi="Arial" w:cs="Arial"/>
+        </w:rPr>
+      </w:pPr>
+      <w:r>
+        <w:rPr>
+          <w:rFonts w:ascii="Arial" w:hAnsi="Arial" w:cs="Arial"/>
+        </w:rPr>
+        <w:t xml:space="preserve">    └── energy_advisor_agent   → energy tips, monthly cost estimates</w:t>
+      </w:r>
+    </w:p>
+    <w:p>
+      <w:pPr>
+        <w:rPr>
+          <w:rFonts w:ascii="Arial" w:hAnsi="Arial" w:cs="Arial"/>
+        </w:rPr>
+      </w:pPr>
+      <w:r>
+        <w:rPr>
+          <w:rFonts w:ascii="Arial" w:hAnsi="Arial" w:cs="Arial"/>
+        </w:rPr>
+        <w:t>The router uses gemini-2.0-flash for fast routing decisions. Sub-agents use gemini-2.5-flash for accurate tool calling and response generation.</w:t>
+      </w:r>
+    </w:p>
+    <w:p>
+      <w:pPr>
+        <w:rPr>
+          <w:rFonts w:ascii="Arial" w:hAnsi="Arial" w:cs="Arial"/>
+          <w:b/>
+          <w:bCs/>
+        </w:rPr>
+      </w:pPr>
+      <w:r>
+        <w:rPr>
+          <w:rFonts w:ascii="Arial" w:hAnsi="Arial" w:cs="Arial"/>
+          <w:b/>
+          <w:bCs/>
+        </w:rPr>
+        <w:t>How Routing Works</w:t>
+      </w:r>
+    </w:p>
+    <w:p>
+      <w:pPr>
+        <w:numPr>
+          <w:ilvl w:val="0"/>
+          <w:numId w:val="3"/>
+        </w:numPr>
+        <w:rPr>
+          <w:rFonts w:ascii="Arial" w:hAnsi="Arial" w:cs="Arial"/>
+        </w:rPr>
+      </w:pPr>
+      <w:r>
+        <w:rPr>
+          <w:rFonts w:ascii="Arial" w:hAnsi="Arial" w:cs="Arial"/>
+        </w:rPr>
+        <w:t>User sends a message to POST /api/v1/agent</w:t>
+      </w:r>
+    </w:p>
+    <w:p>
+      <w:pPr>
+        <w:numPr>
+          <w:ilvl w:val="0"/>
+          <w:numId w:val="3"/>
+        </w:numPr>
+        <w:rPr>
+          <w:rFonts w:ascii="Arial" w:hAnsi="Arial" w:cs="Arial"/>
+        </w:rPr>
+      </w:pPr>
+      <w:r>
+        <w:rPr>
+          <w:rFonts w:ascii="Arial" w:hAnsi="Arial" w:cs="Arial"/>
+        </w:rPr>
+        <w:t>FastAPI decodes the JWT token and extracts user_id</w:t>
+      </w:r>
+    </w:p>
+    <w:p>
+      <w:pPr>
+        <w:numPr>
+          <w:ilvl w:val="0"/>
+          <w:numId w:val="3"/>
+        </w:numPr>
+        <w:rPr>
+          <w:rFonts w:ascii="Arial" w:hAnsi="Arial" w:cs="Arial"/>
+        </w:rPr>
+      </w:pPr>
+      <w:r>
+        <w:rPr>
+          <w:rFonts w:ascii="Arial" w:hAnsi="Arial" w:cs="Arial"/>
+        </w:rPr>
+        <w:t>ADK Runner passes the message to the router agent</w:t>
+      </w:r>
+    </w:p>
+    <w:p>
+      <w:pPr>
+        <w:numPr>
+          <w:ilvl w:val="0"/>
+          <w:numId w:val="3"/>
+        </w:numPr>
+        <w:rPr>
+          <w:rFonts w:ascii="Arial" w:hAnsi="Arial" w:cs="Arial"/>
+        </w:rPr>
+      </w:pPr>
+      <w:r>
+        <w:rPr>
+          <w:rFonts w:ascii="Arial" w:hAnsi="Arial" w:cs="Arial"/>
+        </w:rPr>
+        <w:t>Router reads intent and calls transfer_to_agent() to the correct sub-agent</w:t>
+      </w:r>
+    </w:p>
+    <w:p>
+      <w:pPr>
+        <w:numPr>
+          <w:ilvl w:val="0"/>
+          <w:numId w:val="3"/>
+        </w:numPr>
+        <w:rPr>
+          <w:rFonts w:ascii="Arial" w:hAnsi="Arial" w:cs="Arial"/>
+        </w:rPr>
+      </w:pPr>
+      <w:r>
+        <w:rPr>
+          <w:rFonts w:ascii="Arial" w:hAnsi="Arial" w:cs="Arial"/>
+        </w:rPr>
+        <w:t>Sub-agent selects and calls the appropriate tool</w:t>
+      </w:r>
+    </w:p>
+    <w:p>
+      <w:pPr>
+        <w:numPr>
+          <w:ilvl w:val="0"/>
+          <w:numId w:val="3"/>
+        </w:numPr>
+        <w:rPr>
+          <w:rFonts w:ascii="Arial" w:hAnsi="Arial" w:cs="Arial"/>
+        </w:rPr>
+      </w:pPr>
+      <w:r>
+        <w:rPr>
+          <w:rFonts w:ascii="Arial" w:hAnsi="Arial" w:cs="Arial"/>
+        </w:rPr>
+        <w:t>Tool queries or updates MongoDB scoped to the logged-in user</w:t>
+      </w:r>
+    </w:p>
+    <w:p>
+      <w:pPr>
+        <w:numPr>
+          <w:ilvl w:val="0"/>
+          <w:numId w:val="3"/>
+        </w:numPr>
+        <w:rPr>
+          <w:rFonts w:ascii="Arial" w:hAnsi="Arial" w:cs="Arial"/>
+        </w:rPr>
+      </w:pPr>
+      <w:r>
+        <w:rPr>
+          <w:rFonts w:ascii="Arial" w:hAnsi="Arial" w:cs="Arial"/>
+        </w:rPr>
+        <w:t>Result returns through sub-agent back to the user</w:t>
+      </w:r>
+    </w:p>
+    <w:p>
+      <w:pPr>
+        <w:rPr>
+          <w:rFonts w:ascii="Arial" w:hAnsi="Arial" w:cs="Arial"/>
+        </w:rPr>
+      </w:pPr>
+      <w:r>
+        <w:rPr>
+          <w:rFonts w:ascii="Arial" w:hAnsi="Arial" w:cs="Arial"/>
+        </w:rPr>
+        <w:t>The transfer_to_agent function is not written by the developer — it is automatically created by ADK when sub_agents are declared. Once a session is routed to a sub-agent, follow-up messages on the same topic go directly to that sub-agent without re-routing, which improves response speed.</w:t>
+      </w:r>
+    </w:p>
+    <w:p>
+      <w:pPr>
+        <w:rPr>
+          <w:rFonts w:ascii="Arial" w:hAnsi="Arial" w:cs="Arial"/>
+          <w:b/>
+          <w:bCs/>
+        </w:rPr>
+      </w:pPr>
+      <w:r>
+        <w:rPr>
+          <w:rFonts w:ascii="Arial" w:hAnsi="Arial" w:cs="Arial"/>
+          <w:b/>
+          <w:bCs/>
+        </w:rPr>
+        <w:t>Agents Folder Structure</w:t>
+      </w:r>
+    </w:p>
+    <w:p>
+      <w:pPr>
+        <w:rPr>
+          <w:rFonts w:ascii="Arial" w:hAnsi="Arial" w:cs="Arial"/>
+        </w:rPr>
+      </w:pPr>
+      <w:r>
+        <w:rPr>
+          <w:rFonts w:ascii="Arial" w:hAnsi="Arial" w:cs="Arial"/>
+        </w:rPr>
+        <w:t>backend/</w:t>
+      </w:r>
+    </w:p>
+    <w:p>
+      <w:pPr>
+        <w:rPr>
+          <w:rFonts w:ascii="Arial" w:hAnsi="Arial" w:cs="Arial"/>
+          <w:b/>
+          <w:bCs/>
+        </w:rPr>
+      </w:pPr>
+      <w:r>
+        <w:rPr>
+          <w:rFonts w:ascii="Arial" w:hAnsi="Arial" w:cs="Arial"/>
+          <w:b/>
+          <w:bCs/>
+        </w:rPr>
+        <w:lastRenderedPageBreak/>
+        <w:t xml:space="preserve">  agents/</w:t>
+      </w:r>
+    </w:p>
+    <w:p>
+      <w:pPr>
+        <w:rPr>
+          <w:rFonts w:ascii="Arial" w:hAnsi="Arial" w:cs="Arial"/>
+        </w:rPr>
+      </w:pPr>
+      <w:r>
+        <w:rPr>
+          <w:rFonts w:ascii="Arial" w:hAnsi="Arial" w:cs="Arial"/>
+        </w:rPr>
+        <w:t xml:space="preserve">    __init__.py        exports root_agent = router_agent</w:t>
+      </w:r>
+    </w:p>
+    <w:p>
+      <w:pPr>
+        <w:rPr>
+          <w:rFonts w:ascii="Arial" w:hAnsi="Arial" w:cs="Arial"/>
+        </w:rPr>
+      </w:pPr>
+      <w:r>
+        <w:rPr>
+          <w:rFonts w:ascii="Arial" w:hAnsi="Arial" w:cs="Arial"/>
+        </w:rPr>
+        <w:t xml:space="preserve">    router.py          voltstream_router_agent</w:t>
+      </w:r>
+    </w:p>
+    <w:p>
+      <w:pPr>
+        <w:rPr>
+          <w:rFonts w:ascii="Arial" w:hAnsi="Arial" w:cs="Arial"/>
+        </w:rPr>
+      </w:pPr>
+      <w:r>
+        <w:rPr>
+          <w:rFonts w:ascii="Arial" w:hAnsi="Arial" w:cs="Arial"/>
+        </w:rPr>
+        <w:t xml:space="preserve">    agent_service.py   device_control_agent</w:t>
+      </w:r>
+    </w:p>
+    <w:p>
+      <w:pPr>
+        <w:rPr>
+          <w:rFonts w:ascii="Arial" w:hAnsi="Arial" w:cs="Arial"/>
+        </w:rPr>
+      </w:pPr>
+      <w:r>
+        <w:rPr>
+          <w:rFonts w:ascii="Arial" w:hAnsi="Arial" w:cs="Arial"/>
+        </w:rPr>
+        <w:t xml:space="preserve">    device_manager.py  device_manager_agent</w:t>
+      </w:r>
+    </w:p>
+    <w:p>
+      <w:pPr>
+        <w:rPr>
+          <w:rFonts w:ascii="Arial" w:hAnsi="Arial" w:cs="Arial"/>
+        </w:rPr>
+      </w:pPr>
+      <w:r>
+        <w:rPr>
+          <w:rFonts w:ascii="Arial" w:hAnsi="Arial" w:cs="Arial"/>
+        </w:rPr>
+        <w:t xml:space="preserve">    energy_advisor.py  energy_advisor_agent</w:t>
+      </w:r>
+    </w:p>
+    <w:p>
+      <w:pPr>
+        <w:rPr>
+          <w:rFonts w:ascii="Arial" w:hAnsi="Arial" w:cs="Arial"/>
+        </w:rPr>
+      </w:pPr>
+      <w:r>
+        <w:rPr>
+          <w:rFonts w:ascii="Arial" w:hAnsi="Arial" w:cs="Arial"/>
+        </w:rPr>
+        <w:t xml:space="preserve">    tools.py           all tool functions + ContextVar</w:t>
+      </w:r>
+    </w:p>
+    <w:p>
+      <w:pPr>
+        <w:rPr>
+          <w:rFonts w:ascii="Arial" w:hAnsi="Arial" w:cs="Arial"/>
+        </w:rPr>
+      </w:pPr>
+      <w:r>
+        <w:rPr>
+          <w:rFonts w:ascii="Arial" w:hAnsi="Arial" w:cs="Arial"/>
+        </w:rPr>
+        <w:t xml:space="preserve">    .env               GEMINI_API_KEY, GOOGLE_GENAI_USE_VERTEXAI=false</w:t>
+      </w:r>
+    </w:p>
+    <w:p>
+      <w:pPr>
+        <w:rPr>
+          <w:rFonts w:ascii="Arial" w:hAnsi="Arial" w:cs="Arial"/>
+        </w:rPr>
+      </w:pPr>
+      <w:r>
+        <w:rPr>
+          <w:rFonts w:ascii="Arial" w:hAnsi="Arial" w:cs="Arial"/>
+        </w:rPr>
+        <w:pict w14:anchorId="6DE34832">
+          <v:rect id="_x0000_i1071" style="width:0;height:0" o:hralign="center" o:hrstd="t" o:hr="t" fillcolor="#a0a0a0" stroked="f"/>
+        </w:pict>
+      </w:r>
+    </w:p>
+    <w:p>
+      <w:pPr>
+        <w:pStyle w:val="Heading2"/>
+        <w:rPr>
+          <w:b/>
+          <w:bCs/>
+        </w:rPr>
+      </w:pPr>
+      <w:r>
+        <w:rPr>
+          <w:b/>
+          <w:bCs/>
+        </w:rPr>
+        <w:t>4. Implementation Details</w:t>
+      </w:r>
+    </w:p>
+    <w:p>
+      <w:pPr>
+        <w:rPr>
+          <w:rFonts w:ascii="Arial" w:hAnsi="Arial" w:cs="Arial"/>
+        </w:rPr>
+      </w:pPr>
+      <w:r>
+        <w:rPr>
+          <w:rFonts w:ascii="Arial" w:hAnsi="Arial" w:cs="Arial"/>
+        </w:rPr>
+        <w:t>All tools are defined as Python functions in agents/tools.py. ADK uses the function signature and docstring to understand when and how to call each tool.</w:t>
+      </w:r>
+    </w:p>
+    <w:tbl>
+      <w:tblPr>
+        <w:tblW w:w="0" w:type="auto"/>
+        <w:tblBorders>
+          <w:top w:val="single" w:sz="2" w:space="0" w:color="auto"/>
+          <w:left w:val="single" w:sz="2" w:space="0" w:color="auto"/>
+          <w:bottom w:val="single" w:sz="2" w:space="0" w:color="auto"/>
+          <w:right w:val="single" w:sz="2" w:space="0" w:color="auto"/>
+        </w:tblBorders>
+        <w:tblCellMar>
+          <w:top w:w="15" w:type="dxa"/>
+          <w:left w:w="15" w:type="dxa"/>
+          <w:bottom w:w="15" w:type="dxa"/>
+          <w:right w:w="15" w:type="dxa"/>
+        </w:tblCellMar>
+        <w:tblLook w:val="04A0" w:firstRow="1" w:lastRow="0" w:firstColumn="1" w:lastColumn="0" w:noHBand="0" w:noVBand="1"/>
+      </w:tblPr>
+      <w:tblGrid>
+        <w:gridCol w:w="2280"/>
+        <w:gridCol w:w="3718"/>
+        <w:gridCol w:w="3022"/>
+      </w:tblGrid>
+      <w:tr>
+        <w:trPr>
+          <w:tblHeader/>
+        </w:trPr>
+        <w:tc>
+          <w:tcPr>
+            <w:tcW w:w="0" w:type="auto"/>
+            <w:tcBorders>
+              <w:top w:val="single" w:sz="2" w:space="0" w:color="auto"/>
+              <w:left w:val="single" w:sz="2" w:space="0" w:color="auto"/>
+              <w:bottom w:val="single" w:sz="2" w:space="0" w:color="auto"/>
+              <w:right w:val="single" w:sz="2" w:space="0" w:color="auto"/>
+            </w:tcBorders>
+            <w:hideMark/>
+          </w:tcPr>
+          <w:p>
+            <w:pPr>
+              <w:rPr>
+                <w:rFonts w:ascii="Arial" w:hAnsi="Arial" w:cs="Arial"/>
+                <w:b/>
+                <w:bCs/>
+              </w:rPr>
+            </w:pPr>
+            <w:r>
+              <w:rPr>
+                <w:rFonts w:ascii="Arial" w:hAnsi="Arial" w:cs="Arial"/>
+                <w:b/>
+                <w:bCs/>
+              </w:rPr>
+              <w:t>Tool</w:t>
+            </w:r>
+          </w:p>
+        </w:tc>
+        <w:tc>
+          <w:tcPr>
+            <w:tcW w:w="0" w:type="auto"/>
+            <w:tcBorders>
+              <w:top w:val="single" w:sz="2" w:space="0" w:color="auto"/>
+              <w:left w:val="single" w:sz="2" w:space="0" w:color="auto"/>
+              <w:bottom w:val="single" w:sz="2" w:space="0" w:color="auto"/>
+              <w:right w:val="single" w:sz="2" w:space="0" w:color="auto"/>
+            </w:tcBorders>
+            <w:hideMark/>
+          </w:tcPr>
+          <w:p>
+            <w:pPr>
+              <w:rPr>
+                <w:rFonts w:ascii="Arial" w:hAnsi="Arial" w:cs="Arial"/>
+                <w:b/>
+                <w:bCs/>
+              </w:rPr>
+            </w:pPr>
+            <w:r>
+              <w:rPr>
+                <w:rFonts w:ascii="Arial" w:hAnsi="Arial" w:cs="Arial"/>
+                <w:b/>
+                <w:bCs/>
+              </w:rPr>
+              <w:t>Agent</w:t>
+            </w:r>
+          </w:p>
+        </w:tc>
+        <w:tc>
+          <w:tcPr>
+            <w:tcW w:w="0" w:type="auto"/>
+            <w:tcBorders>
+              <w:top w:val="single" w:sz="2" w:space="0" w:color="auto"/>
+              <w:left w:val="single" w:sz="2" w:space="0" w:color="auto"/>
+              <w:bottom w:val="single" w:sz="2" w:space="0" w:color="auto"/>
+              <w:right w:val="single" w:sz="2" w:space="0" w:color="auto"/>
+            </w:tcBorders>
+            <w:hideMark/>
+          </w:tcPr>
+          <w:p>
+            <w:pPr>
+              <w:rPr>
+                <w:rFonts w:ascii="Arial" w:hAnsi="Arial" w:cs="Arial"/>
+                <w:b/>
+                <w:bCs/>
+              </w:rPr>
+            </w:pPr>
+            <w:r>
+              <w:rPr>
+                <w:rFonts w:ascii="Arial" w:hAnsi="Arial" w:cs="Arial"/>
+                <w:b/>
+                <w:bCs/>
+              </w:rPr>
+              <w:t>Purpose</w:t>
+            </w:r>
+          </w:p>
+        </w:tc>
+      </w:tr>
+      <w:tr>
+        <w:tc>
+          <w:tcPr>
+            <w:tcW w:w="0" w:type="auto"/>
+            <w:tcBorders>
+              <w:top w:val="single" w:sz="2" w:space="0" w:color="auto"/>
+              <w:left w:val="single" w:sz="2" w:space="0" w:color="auto"/>
+              <w:bottom w:val="single" w:sz="2" w:space="0" w:color="auto"/>
+              <w:right w:val="single" w:sz="2" w:space="0" w:color="auto"/>
+            </w:tcBorders>
+            <w:hideMark/>
+          </w:tcPr>
+          <w:p>
+            <w:pPr>
+              <w:rPr>
+                <w:rFonts w:ascii="Arial" w:hAnsi="Arial" w:cs="Arial"/>
+              </w:rPr>
+            </w:pPr>
+            <w:r>
+              <w:rPr>
+                <w:rFonts w:ascii="Arial" w:hAnsi="Arial" w:cs="Arial"/>
+              </w:rPr>
+              <w:t>get_device_status</w:t>
+            </w:r>
+          </w:p>
+        </w:tc>
+        <w:tc>
+          <w:tcPr>
+            <w:tcW w:w="0" w:type="auto"/>
+            <w:tcBorders>
+              <w:top w:val="single" w:sz="2" w:space="0" w:color="auto"/>
+              <w:left w:val="single" w:sz="2" w:space="0" w:color="auto"/>
+              <w:bottom w:val="single" w:sz="2" w:space="0" w:color="auto"/>
+              <w:right w:val="single" w:sz="2" w:space="0" w:color="auto"/>
+            </w:tcBorders>
+            <w:hideMark/>
+          </w:tcPr>
+          <w:p>
+            <w:pPr>
+              <w:rPr>
+                <w:rFonts w:ascii="Arial" w:hAnsi="Arial" w:cs="Arial"/>
+              </w:rPr>
+            </w:pPr>
+            <w:r>
+              <w:rPr>
+                <w:rFonts w:ascii="Arial" w:hAnsi="Arial" w:cs="Arial"/>
+              </w:rPr>
+              <w:t>device_control_agent</w:t>
+            </w:r>
+          </w:p>
+        </w:tc>
+        <w:tc>
+          <w:tcPr>
+            <w:tcW w:w="0" w:type="auto"/>
+            <w:tcBorders>
+              <w:top w:val="single" w:sz="2" w:space="0" w:color="auto"/>
+              <w:left w:val="single" w:sz="2" w:space="0" w:color="auto"/>
+              <w:bottom w:val="single" w:sz="2" w:space="0" w:color="auto"/>
+              <w:right w:val="single" w:sz="2" w:space="0" w:color="auto"/>
+            </w:tcBorders>
+            <w:hideMark/>
+          </w:tcPr>
+          <w:p>
+            <w:pPr>
+              <w:rPr>
+                <w:rFonts w:ascii="Arial" w:hAnsi="Arial" w:cs="Arial"/>
+              </w:rPr>
+            </w:pPr>
+            <w:r>
+              <w:rPr>
+                <w:rFonts w:ascii="Arial" w:hAnsi="Arial" w:cs="Arial"/>
+              </w:rPr>
+              <w:t>Returns current ON/OFF state of a device</w:t>
+            </w:r>
+          </w:p>
+        </w:tc>
+      </w:tr>
+      <w:tr>
+        <w:tc>
+          <w:tcPr>
+            <w:tcW w:w="0" w:type="auto"/>
+            <w:tcBorders>
+              <w:top w:val="single" w:sz="2" w:space="0" w:color="auto"/>
+              <w:left w:val="single" w:sz="2" w:space="0" w:color="auto"/>
+              <w:bottom w:val="single" w:sz="2" w:space="0" w:color="auto"/>
+              <w:right w:val="single" w:sz="2" w:space="0" w:color="auto"/>
+            </w:tcBorders>
+            <w:hideMark/>
+          </w:tcPr>
+          <w:p>
+            <w:pPr>
+              <w:rPr>
+                <w:rFonts w:ascii="Arial" w:hAnsi="Arial" w:cs="Arial"/>
+              </w:rPr>
+            </w:pPr>
+            <w:r>
+              <w:rPr>
+                <w:rFonts w:ascii="Arial" w:hAnsi="Arial" w:cs="Arial"/>
+              </w:rPr>
+              <w:t>toggle_device</w:t>
+            </w:r>
+          </w:p>
+        </w:tc>
+        <w:tc>
+          <w:tcPr>
+            <w:tcW w:w="0" w:type="auto"/>
+            <w:tcBorders>
+              <w:top w:val="single" w:sz="2" w:space="0" w:color="auto"/>
+              <w:left w:val="single" w:sz="2" w:space="0" w:color="auto"/>
+              <w:bottom w:val="single" w:sz="2" w:space="0" w:color="auto"/>
+              <w:right w:val="single" w:sz="2" w:space="0" w:color="auto"/>
+            </w:tcBorders>
+            <w:hideMark/>
+          </w:tcPr>
+          <w:p>
+            <w:pPr>
+              <w:rPr>
+                <w:rFonts w:ascii="Arial" w:hAnsi="Arial" w:cs="Arial"/>
+              </w:rPr>
+            </w:pPr>
+            <w:r>
+              <w:rPr>
+                <w:rFonts w:ascii="Arial" w:hAnsi="Arial" w:cs="Arial"/>
+              </w:rPr>
+              <w:t>device_control_agent</w:t>
+            </w:r>
+          </w:p>
+        </w:tc>
+        <w:tc>
+          <w:tcPr>
+            <w:tcW w:w="0" w:type="auto"/>
+            <w:tcBorders>
+              <w:top w:val="single" w:sz="2" w:space="0" w:color="auto"/>
+              <w:left w:val="single" w:sz="2" w:space="0" w:color="auto"/>
+              <w:bottom w:val="single" w:sz="2" w:space="0" w:color="auto"/>
+              <w:right w:val="single" w:sz="2" w:space="0" w:color="auto"/>
+            </w:tcBorders>
+            <w:hideMark/>
+          </w:tcPr>
+          <w:p>
+            <w:pPr>
+              <w:rPr>
+                <w:rFonts w:ascii="Arial" w:hAnsi="Arial" w:cs="Arial"/>
+              </w:rPr>
+            </w:pPr>
+            <w:r>
+              <w:rPr>
+                <w:rFonts w:ascii="Arial" w:hAnsi="Arial" w:cs="Arial"/>
+              </w:rPr>
+              <w:t>Turns a device ON or OFF in MongoDB</w:t>
+            </w:r>
+          </w:p>
+        </w:tc>
+      </w:tr>
+      <w:tr>
+        <w:tc>
+          <w:tcPr>
+            <w:tcW w:w="0" w:type="auto"/>
+            <w:tcBorders>
+              <w:top w:val="single" w:sz="2" w:space="0" w:color="auto"/>
+              <w:left w:val="single" w:sz="2" w:space="0" w:color="auto"/>
+              <w:bottom w:val="single" w:sz="2" w:space="0" w:color="auto"/>
+              <w:right w:val="single" w:sz="2" w:space="0" w:color="auto"/>
+            </w:tcBorders>
+            <w:hideMark/>
+          </w:tcPr>
+          <w:p>
+            <w:pPr>
+              <w:rPr>
+                <w:rFonts w:ascii="Arial" w:hAnsi="Arial" w:cs="Arial"/>
+              </w:rPr>
+            </w:pPr>
+            <w:r>
+              <w:rPr>
+                <w:rFonts w:ascii="Arial" w:hAnsi="Arial" w:cs="Arial"/>
+              </w:rPr>
+              <w:t>list_devices</w:t>
+            </w:r>
+          </w:p>
+        </w:tc>
+        <w:tc>
+          <w:tcPr>
+            <w:tcW w:w="0" w:type="auto"/>
+            <w:tcBorders>
+              <w:top w:val="single" w:sz="2" w:space="0" w:color="auto"/>
+              <w:left w:val="single" w:sz="2" w:space="0" w:color="auto"/>
+              <w:bottom w:val="single" w:sz="2" w:space="0" w:color="auto"/>
+              <w:right w:val="single" w:sz="2" w:space="0" w:color="auto"/>
+            </w:tcBorders>
+            <w:hideMark/>
+          </w:tcPr>
+          <w:p>
+            <w:pPr>
+              <w:rPr>
+                <w:rFonts w:ascii="Arial" w:hAnsi="Arial" w:cs="Arial"/>
+              </w:rPr>
+            </w:pPr>
+            <w:r>
+              <w:rPr>
+                <w:rFonts w:ascii="Arial" w:hAnsi="Arial" w:cs="Arial"/>
+              </w:rPr>
+              <w:t>device_control_agent / energy_advisor_agent</w:t>
+            </w:r>
+          </w:p>
+        </w:tc>
+        <w:tc>
+          <w:tcPr>
+            <w:tcW w:w="0" w:type="auto"/>
+            <w:tcBorders>
+              <w:top w:val="single" w:sz="2" w:space="0" w:color="auto"/>
+              <w:left w:val="single" w:sz="2" w:space="0" w:color="auto"/>
+              <w:bottom w:val="single" w:sz="2" w:space="0" w:color="auto"/>
+              <w:right w:val="single" w:sz="2" w:space="0" w:color="auto"/>
+            </w:tcBorders>
+            <w:hideMark/>
+          </w:tcPr>
+          <w:p>
+            <w:pPr>
+              <w:rPr>
+                <w:rFonts w:ascii="Arial" w:hAnsi="Arial" w:cs="Arial"/>
+              </w:rPr>
+            </w:pPr>
+            <w:r>
+              <w:rPr>
+                <w:rFonts w:ascii="Arial" w:hAnsi="Arial" w:cs="Arial"/>
+              </w:rPr>
+              <w:t>Lists all user devices with status</w:t>
+            </w:r>
+          </w:p>
+        </w:tc>
+      </w:tr>
+      <w:tr>
+        <w:tc>
+          <w:tcPr>
+            <w:tcW w:w="0" w:type="auto"/>
+            <w:tcBorders>
+              <w:top w:val="single" w:sz="2" w:space="0" w:color="auto"/>
+              <w:left w:val="single" w:sz="2" w:space="0" w:color="auto"/>
+              <w:bottom w:val="single" w:sz="2" w:space="0" w:color="auto"/>
+              <w:right w:val="single" w:sz="2" w:space="0" w:color="auto"/>
+            </w:tcBorders>
+            <w:hideMark/>
+          </w:tcPr>
+          <w:p>
+            <w:pPr>
+              <w:rPr>
+                <w:rFonts w:ascii="Arial" w:hAnsi="Arial" w:cs="Arial"/>
+              </w:rPr>
+            </w:pPr>
+            <w:r>
+              <w:rPr>
+                <w:rFonts w:ascii="Arial" w:hAnsi="Arial" w:cs="Arial"/>
+              </w:rPr>
+              <w:t>add_device</w:t>
+            </w:r>
+          </w:p>
+        </w:tc>
+        <w:tc>
+          <w:tcPr>
+            <w:tcW w:w="0" w:type="auto"/>
+            <w:tcBorders>
+              <w:top w:val="single" w:sz="2" w:space="0" w:color="auto"/>
+              <w:left w:val="single" w:sz="2" w:space="0" w:color="auto"/>
+              <w:bottom w:val="single" w:sz="2" w:space="0" w:color="auto"/>
+              <w:right w:val="single" w:sz="2" w:space="0" w:color="auto"/>
+            </w:tcBorders>
+            <w:hideMark/>
+          </w:tcPr>
+          <w:p>
+            <w:pPr>
+              <w:rPr>
+                <w:rFonts w:ascii="Arial" w:hAnsi="Arial" w:cs="Arial"/>
+              </w:rPr>
+            </w:pPr>
+            <w:r>
+              <w:rPr>
+                <w:rFonts w:ascii="Arial" w:hAnsi="Arial" w:cs="Arial"/>
+              </w:rPr>
+              <w:t>device_manager_agent</w:t>
+            </w:r>
+          </w:p>
+        </w:tc>
+        <w:tc>
+          <w:tcPr>
+            <w:tcW w:w="0" w:type="auto"/>
+            <w:tcBorders>
+              <w:top w:val="single" w:sz="2" w:space="0" w:color="auto"/>
+              <w:left w:val="single" w:sz="2" w:space="0" w:color="auto"/>
+              <w:bottom w:val="single" w:sz="2" w:space="0" w:color="auto"/>
+              <w:right w:val="single" w:sz="2" w:space="0" w:color="auto"/>
+            </w:tcBorders>
+            <w:hideMark/>
+          </w:tcPr>
+          <w:p>
+            <w:pPr>
+              <w:rPr>
+                <w:rFonts w:ascii="Arial" w:hAnsi="Arial" w:cs="Arial"/>
+              </w:rPr>
+            </w:pPr>
+            <w:r>
+              <w:rPr>
+                <w:rFonts w:ascii="Arial" w:hAnsi="Arial" w:cs="Arial"/>
+              </w:rPr>
+              <w:t>Adds a new device to MongoDB</w:t>
+            </w:r>
+          </w:p>
+        </w:tc>
+      </w:tr>
+      <w:tr>
+        <w:tc>
+          <w:tcPr>
+            <w:tcW w:w="0" w:type="auto"/>
+            <w:tcBorders>
+              <w:top w:val="single" w:sz="2" w:space="0" w:color="auto"/>
+              <w:left w:val="single" w:sz="2" w:space="0" w:color="auto"/>
+              <w:bottom w:val="single" w:sz="2" w:space="0" w:color="auto"/>
+              <w:right w:val="single" w:sz="2" w:space="0" w:color="auto"/>
+            </w:tcBorders>
+            <w:hideMark/>
+          </w:tcPr>
+          <w:p>
+            <w:pPr>
+              <w:rPr>
+                <w:rFonts w:ascii="Arial" w:hAnsi="Arial" w:cs="Arial"/>
+              </w:rPr>
+            </w:pPr>
+            <w:r>
+              <w:rPr>
+                <w:rFonts w:ascii="Arial" w:hAnsi="Arial" w:cs="Arial"/>
+              </w:rPr>
+              <w:t>get_energy_tips</w:t>
+            </w:r>
+          </w:p>
+        </w:tc>
+        <w:tc>
+          <w:tcPr>
+            <w:tcW w:w="0" w:type="auto"/>
+            <w:tcBorders>
+              <w:top w:val="single" w:sz="2" w:space="0" w:color="auto"/>
+              <w:left w:val="single" w:sz="2" w:space="0" w:color="auto"/>
+              <w:bottom w:val="single" w:sz="2" w:space="0" w:color="auto"/>
+              <w:right w:val="single" w:sz="2" w:space="0" w:color="auto"/>
+            </w:tcBorders>
+            <w:hideMark/>
+          </w:tcPr>
+          <w:p>
+            <w:pPr>
+              <w:rPr>
+                <w:rFonts w:ascii="Arial" w:hAnsi="Arial" w:cs="Arial"/>
+              </w:rPr>
+            </w:pPr>
+            <w:r>
+              <w:rPr>
+                <w:rFonts w:ascii="Arial" w:hAnsi="Arial" w:cs="Arial"/>
+              </w:rPr>
+              <w:t>energy_advisor_agent</w:t>
+            </w:r>
+          </w:p>
+        </w:tc>
+        <w:tc>
+          <w:tcPr>
+            <w:tcW w:w="0" w:type="auto"/>
+            <w:tcBorders>
+              <w:top w:val="single" w:sz="2" w:space="0" w:color="auto"/>
+              <w:left w:val="single" w:sz="2" w:space="0" w:color="auto"/>
+              <w:bottom w:val="single" w:sz="2" w:space="0" w:color="auto"/>
+              <w:right w:val="single" w:sz="2" w:space="0" w:color="auto"/>
+            </w:tcBorders>
+            <w:hideMark/>
+          </w:tcPr>
+          <w:p>
+            <w:pPr>
+              <w:rPr>
+                <w:rFonts w:ascii="Arial" w:hAnsi="Arial" w:cs="Arial"/>
+              </w:rPr>
+            </w:pPr>
+            <w:r>
+              <w:rPr>
+                <w:rFonts w:ascii="Arial" w:hAnsi="Arial" w:cs="Arial"/>
+              </w:rPr>
+              <w:t>Returns saving tips for a device type</w:t>
+            </w:r>
+          </w:p>
+        </w:tc>
+      </w:tr>
+      <w:tr>
+        <w:tc>
+          <w:tcPr>
+            <w:tcW w:w="0" w:type="auto"/>
+            <w:tcBorders>
+              <w:top w:val="single" w:sz="2" w:space="0" w:color="auto"/>
+              <w:left w:val="single" w:sz="2" w:space="0" w:color="auto"/>
+              <w:bottom w:val="single" w:sz="2" w:space="0" w:color="auto"/>
+              <w:right w:val="single" w:sz="2" w:space="0" w:color="auto"/>
+            </w:tcBorders>
+            <w:hideMark/>
+          </w:tcPr>
+          <w:p>
+            <w:pPr>
+              <w:rPr>
+                <w:rFonts w:ascii="Arial" w:hAnsi="Arial" w:cs="Arial"/>
+              </w:rPr>
+            </w:pPr>
+            <w:r>
+              <w:rPr>
+                <w:rFonts w:ascii="Arial" w:hAnsi="Arial" w:cs="Arial"/>
+              </w:rPr>
+              <w:t>estimate_monthly_cost</w:t>
+            </w:r>
+          </w:p>
+        </w:tc>
+        <w:tc>
+          <w:tcPr>
+            <w:tcW w:w="0" w:type="auto"/>
+            <w:tcBorders>
+              <w:top w:val="single" w:sz="2" w:space="0" w:color="auto"/>
+              <w:left w:val="single" w:sz="2" w:space="0" w:color="auto"/>
+              <w:bottom w:val="single" w:sz="2" w:space="0" w:color="auto"/>
+              <w:right w:val="single" w:sz="2" w:space="0" w:color="auto"/>
+            </w:tcBorders>
+            <w:hideMark/>
+          </w:tcPr>
+          <w:p>
+            <w:pPr>
+              <w:rPr>
+                <w:rFonts w:ascii="Arial" w:hAnsi="Arial" w:cs="Arial"/>
+              </w:rPr>
+            </w:pPr>
+            <w:r>
+              <w:rPr>
+                <w:rFonts w:ascii="Arial" w:hAnsi="Arial" w:cs="Arial"/>
+              </w:rPr>
+              <w:t>energy_advisor_agent</w:t>
+            </w:r>
+          </w:p>
+        </w:tc>
+        <w:tc>
+          <w:tcPr>
+            <w:tcW w:w="0" w:type="auto"/>
+            <w:tcBorders>
+              <w:top w:val="single" w:sz="2" w:space="0" w:color="auto"/>
+              <w:left w:val="single" w:sz="2" w:space="0" w:color="auto"/>
+              <w:bottom w:val="single" w:sz="2" w:space="0" w:color="auto"/>
+              <w:right w:val="single" w:sz="2" w:space="0" w:color="auto"/>
+            </w:tcBorders>
+            <w:hideMark/>
+          </w:tcPr>
+          <w:p>
+            <w:pPr>
+              <w:rPr>
+                <w:rFonts w:ascii="Arial" w:hAnsi="Arial" w:cs="Arial"/>
+              </w:rPr>
+            </w:pPr>
+            <w:r>
+              <w:rPr>
+                <w:rFonts w:ascii="Arial" w:hAnsi="Arial" w:cs="Arial"/>
+              </w:rPr>
+              <w:t>Calculates monthly electricity cost</w:t>
+            </w:r>
+          </w:p>
+        </w:tc>
+      </w:tr>
+    </w:tbl>
+    <w:p>
+      <w:pPr>
+        <w:rPr>
+          <w:rFonts w:ascii="Arial" w:hAnsi="Arial" w:cs="Arial"/>
+          <w:b/>
+          <w:bCs/>
+        </w:rPr>
+      </w:pPr>
+      <w:r>
+        <w:rPr>
+          <w:rFonts w:ascii="Arial" w:hAnsi="Arial" w:cs="Arial"/>
+          <w:b/>
+          <w:bCs/>
+        </w:rPr>
+        <w:t>Smart Device Matching</w:t>
+      </w:r>
+    </w:p>
+    <w:p>
+      <w:pPr>
+        <w:rPr>
+          <w:rFonts w:ascii="Arial" w:hAnsi="Arial" w:cs="Arial"/>
+        </w:rPr>
+      </w:pPr>
+      <w:r>
+        <w:rPr>
+          <w:rFonts w:ascii="Arial" w:hAnsi="Arial" w:cs="Arial"/>
+        </w:rPr>
+        <w:t>The find_device() function uses a 3-tier fuzzy matching algorithm to handle natural language device names:</w:t>
+      </w:r>
+    </w:p>
+    <w:p>
+      <w:pPr>
+        <w:rPr>
+          <w:rFonts w:ascii="Arial" w:hAnsi="Arial" w:cs="Arial"/>
+        </w:rPr>
+      </w:pPr>
+      <w:r>
+        <w:rPr>
+          <w:rFonts w:ascii="Arial" w:hAnsi="Arial" w:cs="Arial"/>
+          <w:b/>
+          <w:bCs/>
+        </w:rPr>
+        <w:t>Tier 1 — Exact match:</w:t>
+      </w:r>
+      <w:r>
+        <w:rPr>
+          <w:rFonts w:ascii="Arial" w:hAnsi="Arial" w:cs="Arial"/>
+        </w:rPr>
+        <w:t> "fan" matches only a device named exactly "fan"</w:t>
+      </w:r>
+    </w:p>
+    <w:p>
+      <w:pPr>
+        <w:rPr>
+          <w:rFonts w:ascii="Arial" w:hAnsi="Arial" w:cs="Arial"/>
+        </w:rPr>
+      </w:pPr>
+      <w:r>
+        <w:rPr>
+          <w:rFonts w:ascii="Arial" w:hAnsi="Arial" w:cs="Arial"/>
+          <w:b/>
+          <w:bCs/>
+        </w:rPr>
+        <w:t>Tier 2 — Word set match:</w:t>
+      </w:r>
+      <w:r>
+        <w:rPr>
+          <w:rFonts w:ascii="Arial" w:hAnsi="Arial" w:cs="Arial"/>
+        </w:rPr>
+        <w:t> "living room fan" matches "Living Room Fan" by comparing word sets in both directions</w:t>
+      </w:r>
+    </w:p>
+    <w:p>
+      <w:pPr>
+        <w:rPr>
+          <w:rFonts w:ascii="Arial" w:hAnsi="Arial" w:cs="Arial"/>
+        </w:rPr>
+      </w:pPr>
+      <w:r>
+        <w:rPr>
+          <w:rFonts w:ascii="Arial" w:hAnsi="Arial" w:cs="Arial"/>
+          <w:b/>
+          <w:bCs/>
+        </w:rPr>
+        <w:t>Tier 3 — Substring fallback:</w:t>
+      </w:r>
+      <w:r>
+        <w:rPr>
+          <w:rFonts w:ascii="Arial" w:hAnsi="Arial" w:cs="Arial"/>
+        </w:rPr>
+        <w:t> "ac" matches "Living Room AC" as a last resort</w:t>
+      </w:r>
+    </w:p>
+    <w:p>
+      <w:pPr>
+        <w:rPr>
+          <w:rFonts w:ascii="Arial" w:hAnsi="Arial" w:cs="Arial"/>
+        </w:rPr>
+      </w:pPr>
+      <w:r>
+        <w:rPr>
+          <w:rFonts w:ascii="Arial" w:hAnsi="Arial" w:cs="Arial"/>
+        </w:rPr>
+        <w:t>When multiple devices match, the function picks the one whose name length is closest to the query. This prevents ambiguous matches when users have multiple similar devices.</w:t>
+      </w:r>
+    </w:p>
+    <w:p>
+      <w:pPr>
+        <w:rPr>
+          <w:rFonts w:ascii="Arial" w:hAnsi="Arial" w:cs="Arial"/>
+          <w:b/>
+          <w:bCs/>
+        </w:rPr>
+      </w:pPr>
+      <w:r>
+        <w:rPr>
+          <w:rFonts w:ascii="Arial" w:hAnsi="Arial" w:cs="Arial"/>
+          <w:b/>
+          <w:bCs/>
+        </w:rPr>
+        <w:t>Per-User Data Isolation</w:t>
+      </w:r>
+    </w:p>
+    <w:p>
+      <w:pPr>
+        <w:rPr>
+          <w:rFonts w:ascii="Arial" w:hAnsi="Arial" w:cs="Arial"/>
+        </w:rPr>
+      </w:pPr>
+      <w:r>
+        <w:rPr>
+          <w:rFonts w:ascii="Arial" w:hAnsi="Arial" w:cs="Arial"/>
+        </w:rPr>
+        <w:lastRenderedPageBreak/>
+        <w:t>A Python ContextVar called current_user_id is defined in tools.py and set per-request in routes/agent.py from the decoded JWT token. Every tool reads this value to filter MongoDB queries to the logged-in user's devices only.</w:t>
+      </w:r>
+    </w:p>
+    <w:p>
+      <w:pPr>
+        <w:rPr>
+          <w:rFonts w:ascii="Arial" w:hAnsi="Arial" w:cs="Arial"/>
+        </w:rPr>
+      </w:pPr>
+      <w:r>
+        <w:rPr>
+          <w:rFonts w:ascii="Arial" w:hAnsi="Arial" w:cs="Arial"/>
+        </w:rPr>
+        <w:t>python</w:t>
+      </w:r>
+    </w:p>
+    <w:p>
+      <w:pPr>
+        <w:rPr>
+          <w:rFonts w:ascii="Arial" w:hAnsi="Arial" w:cs="Arial"/>
+        </w:rPr>
+      </w:pPr>
+      <w:r>
+        <w:rPr>
+          <w:rFonts w:ascii="Arial" w:hAnsi="Arial" w:cs="Arial"/>
+        </w:rPr>
+        <w:t>current_user_id: ContextVar[str] = ContextVar("current_user_id", default="demo_user")</w:t>
+      </w:r>
+    </w:p>
+    <w:p>
+      <w:pPr>
+        <w:rPr>
+          <w:rFonts w:ascii="Arial" w:hAnsi="Arial" w:cs="Arial"/>
+        </w:rPr>
+      </w:pPr>
+      <w:r>
+        <w:rPr>
+          <w:rFonts w:ascii="Arial" w:hAnsi="Arial" w:cs="Arial"/>
+        </w:rPr>
+        <w:t>ContextVar is async-safe and per-task, meaning concurrent requests from different users never interfere with each other. The variable is always reset in a finally block after the request completes.</w:t>
+      </w:r>
+    </w:p>
+    <w:p>
+      <w:pPr>
+        <w:rPr>
+          <w:rFonts w:ascii="Arial" w:hAnsi="Arial" w:cs="Arial"/>
+          <w:b/>
+          <w:bCs/>
+        </w:rPr>
+      </w:pPr>
+      <w:r>
+        <w:rPr>
+          <w:rFonts w:ascii="Arial" w:hAnsi="Arial" w:cs="Arial"/>
+          <w:b/>
+          <w:bCs/>
+        </w:rPr>
+        <w:t>API Endpoint</w:t>
+      </w:r>
+    </w:p>
+    <w:p>
+      <w:pPr>
+        <w:rPr>
+          <w:rFonts w:ascii="Arial" w:hAnsi="Arial" w:cs="Arial"/>
+        </w:rPr>
+      </w:pPr>
+      <w:r>
+        <w:rPr>
+          <w:rFonts w:ascii="Arial" w:hAnsi="Arial" w:cs="Arial"/>
+        </w:rPr>
+        <w:t>The agent is exposed via a single FastAPI endpoint:</w:t>
+      </w:r>
+    </w:p>
+    <w:p>
+      <w:pPr>
+        <w:rPr>
+          <w:rFonts w:ascii="Arial" w:hAnsi="Arial" w:cs="Arial"/>
+        </w:rPr>
+      </w:pPr>
+      <w:r>
+        <w:rPr>
+          <w:rFonts w:ascii="Arial" w:hAnsi="Arial" w:cs="Arial"/>
+        </w:rPr>
+        <w:t>POST /api/v1/agent</w:t>
+      </w:r>
+    </w:p>
+    <w:p>
+      <w:pPr>
+        <w:rPr>
+          <w:rFonts w:ascii="Arial" w:hAnsi="Arial" w:cs="Arial"/>
+        </w:rPr>
+      </w:pPr>
+      <w:r>
+        <w:rPr>
+          <w:rFonts w:ascii="Arial" w:hAnsi="Arial" w:cs="Arial"/>
+        </w:rPr>
+        <w:t>Header: Authorization: Bearer &lt;token&gt;</w:t>
+      </w:r>
+    </w:p>
+    <w:p>
+      <w:pPr>
+        <w:rPr>
+          <w:rFonts w:ascii="Arial" w:hAnsi="Arial" w:cs="Arial"/>
+        </w:rPr>
+      </w:pPr>
+      <w:r>
+        <w:rPr>
+          <w:rFonts w:ascii="Arial" w:hAnsi="Arial" w:cs="Arial"/>
+        </w:rPr>
+        <w:t>Body: { "message": "Turn off the Air Conditioning" }</w:t>
+      </w:r>
+    </w:p>
+    <w:p>
+      <w:pPr>
+        <w:rPr>
+          <w:rFonts w:ascii="Arial" w:hAnsi="Arial" w:cs="Arial"/>
+        </w:rPr>
+      </w:pPr>
+      <w:r>
+        <w:rPr>
+          <w:rFonts w:ascii="Arial" w:hAnsi="Arial" w:cs="Arial"/>
+        </w:rPr>
+        <w:t>Response: { "reply": "Done! The AC has been turned OFF.", "steps": [...] }</w:t>
+      </w:r>
+    </w:p>
+    <w:p>
+      <w:pPr>
+        <w:rPr>
+          <w:rFonts w:ascii="Arial" w:hAnsi="Arial" w:cs="Arial"/>
+        </w:rPr>
+      </w:pPr>
+      <w:r>
+        <w:rPr>
+          <w:rFonts w:ascii="Arial" w:hAnsi="Arial" w:cs="Arial"/>
+        </w:rPr>
+        <w:t>The endpoint performs the following in order:</w:t>
+      </w:r>
+    </w:p>
+    <w:p>
+      <w:pPr>
+        <w:numPr>
+          <w:ilvl w:val="0"/>
+          <w:numId w:val="4"/>
+        </w:numPr>
+        <w:rPr>
+          <w:rFonts w:ascii="Arial" w:hAnsi="Arial" w:cs="Arial"/>
+        </w:rPr>
+      </w:pPr>
+      <w:r>
+        <w:rPr>
+          <w:rFonts w:ascii="Arial" w:hAnsi="Arial" w:cs="Arial"/>
+        </w:rPr>
+        <w:t>Decodes JWT token and extracts user_id</w:t>
+      </w:r>
+    </w:p>
+    <w:p>
+      <w:pPr>
+        <w:numPr>
+          <w:ilvl w:val="0"/>
+          <w:numId w:val="4"/>
+        </w:numPr>
+        <w:rPr>
+          <w:rFonts w:ascii="Arial" w:hAnsi="Arial" w:cs="Arial"/>
+        </w:rPr>
+      </w:pPr>
+      <w:r>
+        <w:rPr>
+          <w:rFonts w:ascii="Arial" w:hAnsi="Arial" w:cs="Arial"/>
+        </w:rPr>
+        <w:t>Creates or retrieves the user's ADK session (session_id = "session_{user_id}")</w:t>
+      </w:r>
+    </w:p>
+    <w:p>
+      <w:pPr>
+        <w:numPr>
+          <w:ilvl w:val="0"/>
+          <w:numId w:val="4"/>
+        </w:numPr>
+        <w:rPr>
+          <w:rFonts w:ascii="Arial" w:hAnsi="Arial" w:cs="Arial"/>
+        </w:rPr>
+      </w:pPr>
+      <w:r>
+        <w:rPr>
+          <w:rFonts w:ascii="Arial" w:hAnsi="Arial" w:cs="Arial"/>
+        </w:rPr>
+        <w:t>Sets current_user_id in ContextVar</w:t>
+      </w:r>
+    </w:p>
+    <w:p>
+      <w:pPr>
+        <w:numPr>
+          <w:ilvl w:val="0"/>
+          <w:numId w:val="4"/>
+        </w:numPr>
+        <w:rPr>
+          <w:rFonts w:ascii="Arial" w:hAnsi="Arial" w:cs="Arial"/>
+        </w:rPr>
+      </w:pPr>
+      <w:r>
+        <w:rPr>
+          <w:rFonts w:ascii="Arial" w:hAnsi="Arial" w:cs="Arial"/>
+        </w:rPr>
+        <w:t>Runs the agent loop via runner.run_async()</w:t>
+      </w:r>
+    </w:p>
+    <w:p>
+      <w:pPr>
+        <w:numPr>
+          <w:ilvl w:val="0"/>
+          <w:numId w:val="4"/>
+        </w:numPr>
+        <w:rPr>
+          <w:rFonts w:ascii="Arial" w:hAnsi="Arial" w:cs="Arial"/>
+        </w:rPr>
+      </w:pPr>
+      <w:r>
+        <w:rPr>
+          <w:rFonts w:ascii="Arial" w:hAnsi="Arial" w:cs="Arial"/>
+        </w:rPr>
+        <w:t>Captures tool_call and tool_result events into steps[]</w:t>
+      </w:r>
+    </w:p>
+    <w:p>
+      <w:pPr>
+        <w:numPr>
+          <w:ilvl w:val="0"/>
+          <w:numId w:val="4"/>
+        </w:numPr>
+        <w:rPr>
+          <w:rFonts w:ascii="Arial" w:hAnsi="Arial" w:cs="Arial"/>
+        </w:rPr>
+      </w:pPr>
+      <w:r>
+        <w:rPr>
+          <w:rFonts w:ascii="Arial" w:hAnsi="Arial" w:cs="Arial"/>
+        </w:rPr>
+        <w:t>Returns the final reply and full agent loop trace</w:t>
+      </w:r>
+    </w:p>
+    <w:p>
+      <w:pPr>
+        <w:rPr>
+          <w:rFonts w:ascii="Arial" w:hAnsi="Arial" w:cs="Arial"/>
+        </w:rPr>
+      </w:pPr>
+      <w:r>
+        <w:rPr>
+          <w:rFonts w:ascii="Arial" w:hAnsi="Arial" w:cs="Arial"/>
+        </w:rPr>
+        <w:t>Each user gets an isolated session so conversation history never leaks between accounts.</w:t>
+      </w:r>
+    </w:p>
+    <w:p>
+      <w:pPr>
+        <w:rPr>
+          <w:rFonts w:ascii="Arial" w:hAnsi="Arial" w:cs="Arial"/>
+          <w:b/>
+          <w:bCs/>
+        </w:rPr>
+      </w:pPr>
+      <w:r>
+        <w:rPr>
+          <w:rFonts w:ascii="Arial" w:hAnsi="Arial" w:cs="Arial"/>
+          <w:b/>
+          <w:bCs/>
+        </w:rPr>
+        <w:t>ChatWidget Agent Mode</w:t>
+      </w:r>
+    </w:p>
+    <w:p>
+      <w:pPr>
+        <w:rPr>
+          <w:rFonts w:ascii="Arial" w:hAnsi="Arial" w:cs="Arial"/>
+        </w:rPr>
+      </w:pPr>
+      <w:r>
+        <w:rPr>
+          <w:rFonts w:ascii="Arial" w:hAnsi="Arial" w:cs="Arial"/>
+        </w:rPr>
+        <w:t>The existing VoltBot ChatWidget was extended with a third Agent mode alongside AI and RAG modes. The Agent mode sends the JWT token in the Authorization header and calls the /api/v1/agent endpoint.</w:t>
+      </w:r>
+    </w:p>
+    <w:p>
+      <w:pPr>
+        <w:rPr>
+          <w:rFonts w:ascii="Arial" w:hAnsi="Arial" w:cs="Arial"/>
+        </w:rPr>
+      </w:pPr>
+      <w:r>
+        <w:rPr>
+          <w:rFonts w:ascii="Arial" w:hAnsi="Arial" w:cs="Arial"/>
+        </w:rPr>
+        <w:t>After the agent responds, the ChatWidget fires a browser custom event:</w:t>
+      </w:r>
+    </w:p>
+    <w:p>
+      <w:pPr>
+        <w:rPr>
+          <w:rFonts w:ascii="Arial" w:hAnsi="Arial" w:cs="Arial"/>
+        </w:rPr>
+      </w:pPr>
+      <w:r>
+        <w:rPr>
+          <w:rFonts w:ascii="Arial" w:hAnsi="Arial" w:cs="Arial"/>
+        </w:rPr>
+        <w:t>javascript</w:t>
+      </w:r>
+    </w:p>
+    <w:p>
+      <w:pPr>
+        <w:rPr>
+          <w:rFonts w:ascii="Arial" w:hAnsi="Arial" w:cs="Arial"/>
+        </w:rPr>
+      </w:pPr>
+      <w:r>
+        <w:rPr>
+          <w:rFonts w:ascii="Arial" w:hAnsi="Arial" w:cs="Arial"/>
+        </w:rPr>
+        <w:t>window.dispatchEvent(new CustomEvent("agent:device:updated"));</w:t>
+      </w:r>
+    </w:p>
+    <w:p>
+      <w:pPr>
+        <w:rPr>
+          <w:rFonts w:ascii="Arial" w:hAnsi="Arial" w:cs="Arial"/>
+        </w:rPr>
+      </w:pPr>
+      <w:r>
+        <w:rPr>
+          <w:rFonts w:ascii="Arial" w:hAnsi="Arial" w:cs="Arial"/>
+        </w:rPr>
+        <w:t>The Devices page listens for this event and automatically re-fetches device data from MongoDB, so the toggle switches update instantly without requiring a page refresh.</w:t>
+      </w:r>
+    </w:p>
+    <w:p>
+      <w:pPr>
+        <w:rPr>
+          <w:rFonts w:ascii="Arial" w:hAnsi="Arial" w:cs="Arial"/>
+          <w:b/>
+          <w:bCs/>
+        </w:rPr>
+      </w:pPr>
+      <w:r>
+        <w:rPr>
+          <w:rFonts w:ascii="Arial" w:hAnsi="Arial" w:cs="Arial"/>
+          <w:b/>
+          <w:bCs/>
+        </w:rPr>
+        <w:t>Google ADK Setup</w:t>
+      </w:r>
+    </w:p>
+    <w:p>
+      <w:pPr>
+        <w:rPr>
+          <w:rFonts w:ascii="Arial" w:hAnsi="Arial" w:cs="Arial"/>
+        </w:rPr>
+      </w:pPr>
+      <w:r>
+        <w:rPr>
+          <w:rFonts w:ascii="Arial" w:hAnsi="Arial" w:cs="Arial"/>
+        </w:rPr>
+        <w:t>ADK is installed via pip:</w:t>
+      </w:r>
+    </w:p>
+    <w:p>
+      <w:pPr>
+        <w:rPr>
+          <w:rFonts w:ascii="Arial" w:hAnsi="Arial" w:cs="Arial"/>
+        </w:rPr>
+      </w:pPr>
+      <w:r>
+        <w:rPr>
+          <w:rFonts w:ascii="Arial" w:hAnsi="Arial" w:cs="Arial"/>
+        </w:rPr>
+        <w:t>pip install google-adk</w:t>
+      </w:r>
+    </w:p>
+    <w:p>
+      <w:pPr>
+        <w:rPr>
+          <w:rFonts w:ascii="Arial" w:hAnsi="Arial" w:cs="Arial"/>
+        </w:rPr>
+      </w:pPr>
+      <w:r>
+        <w:rPr>
+          <w:rFonts w:ascii="Arial" w:hAnsi="Arial" w:cs="Arial"/>
+        </w:rPr>
+        <w:t>Credentials are stored in agents/.env:</w:t>
+      </w:r>
+    </w:p>
+    <w:p>
+      <w:pPr>
+        <w:rPr>
+          <w:rFonts w:ascii="Arial" w:hAnsi="Arial" w:cs="Arial"/>
+        </w:rPr>
+      </w:pPr>
+      <w:r>
+        <w:rPr>
+          <w:rFonts w:ascii="Arial" w:hAnsi="Arial" w:cs="Arial"/>
+        </w:rPr>
+        <w:lastRenderedPageBreak/>
+        <w:t>GEMINI_API_KEY=your_key_here</w:t>
+      </w:r>
+    </w:p>
+    <w:p>
+      <w:pPr>
+        <w:rPr>
+          <w:rFonts w:ascii="Arial" w:hAnsi="Arial" w:cs="Arial"/>
+        </w:rPr>
+      </w:pPr>
+      <w:r>
+        <w:rPr>
+          <w:rFonts w:ascii="Arial" w:hAnsi="Arial" w:cs="Arial"/>
+        </w:rPr>
+        <w:t>GOOGLE_GENAI_USE_VERTEXAI=false</w:t>
+      </w:r>
+    </w:p>
+    <w:p>
+      <w:pPr>
+        <w:rPr>
+          <w:rFonts w:ascii="Arial" w:hAnsi="Arial" w:cs="Arial"/>
+        </w:rPr>
+      </w:pPr>
+      <w:r>
+        <w:rPr>
+          <w:rFonts w:ascii="Arial" w:hAnsi="Arial" w:cs="Arial"/>
+        </w:rPr>
+        <w:t>ADK web is launched for local testing:</w:t>
+      </w:r>
+    </w:p>
+    <w:p>
+      <w:pPr>
+        <w:rPr>
+          <w:rFonts w:ascii="Arial" w:hAnsi="Arial" w:cs="Arial"/>
+        </w:rPr>
+      </w:pPr>
+      <w:r>
+        <w:rPr>
+          <w:rFonts w:ascii="Arial" w:hAnsi="Arial" w:cs="Arial"/>
+        </w:rPr>
+        <w:t>python -m adk web agents</w:t>
+      </w:r>
+    </w:p>
+    <w:p>
+      <w:pPr>
+        <w:rPr>
+          <w:rFonts w:ascii="Arial" w:hAnsi="Arial" w:cs="Arial"/>
+        </w:rPr>
+      </w:pPr>
+      <w:r>
+        <w:rPr>
+          <w:rFonts w:ascii="Arial" w:hAnsi="Arial" w:cs="Arial"/>
+        </w:rPr>
+        <w:pict w14:anchorId="4355A59E">
+          <v:rect id="_x0000_i1072" style="width:0;height:0" o:hralign="center" o:hrstd="t" o:hr="t" fillcolor="#a0a0a0" stroked="f"/>
+        </w:pict>
+      </w:r>
+    </w:p>
+    <w:p>
+      <w:pPr>
+        <w:pStyle w:val="Heading2"/>
+        <w:rPr>
+          <w:b/>
+          <w:bCs/>
+        </w:rPr>
+      </w:pPr>
+      <w:r>
+        <w:rPr>
+          <w:b/>
+          <w:bCs/>
+        </w:rPr>
+        <w:t>5. Output &amp; Results</w:t>
+      </w:r>
+    </w:p>
+    <w:p>
+      <w:pPr>
+        <w:rPr>
+          <w:rFonts w:ascii="Arial" w:hAnsi="Arial" w:cs="Arial"/>
+          <w:b/>
+          <w:bCs/>
+        </w:rPr>
+      </w:pPr>
+      <w:r>
+        <w:rPr>
+          <w:rFonts w:ascii="Arial" w:hAnsi="Arial" w:cs="Arial"/>
+          <w:b/>
+          <w:bCs/>
+        </w:rPr>
+        <w:t>Checkpoint Demo Result</w:t>
+      </w:r>
+    </w:p>
+    <w:p>
+      <w:pPr>
+        <w:rPr>
+          <w:rFonts w:ascii="Arial" w:hAnsi="Arial" w:cs="Arial"/>
+        </w:rPr>
+      </w:pPr>
+      <w:r>
+        <w:rPr>
+          <w:rFonts w:ascii="Arial" w:hAnsi="Arial" w:cs="Arial"/>
+        </w:rPr>
+        <w:t>The Week 4 checkpoint required sending "Turn off the Air Conditioning" to /api/v1/agent and demonstrating that the agent calls toggle_device with the correct device and state.</w:t>
+      </w:r>
+    </w:p>
+    <w:p>
+      <w:pPr>
+        <w:rPr>
+          <w:rFonts w:ascii="Arial" w:hAnsi="Arial" w:cs="Arial"/>
+        </w:rPr>
+      </w:pPr>
+      <w:r>
+        <w:rPr>
+          <w:rFonts w:ascii="Arial" w:hAnsi="Arial" w:cs="Arial"/>
+          <w:b/>
+          <w:bCs/>
+        </w:rPr>
+        <w:t>API Response:</w:t>
+      </w:r>
+    </w:p>
+    <w:p>
+      <w:pPr>
+        <w:rPr>
+          <w:rFonts w:ascii="Arial" w:hAnsi="Arial" w:cs="Arial"/>
+        </w:rPr>
+      </w:pPr>
+      <w:r>
+        <w:rPr>
+          <w:rFonts w:ascii="Arial" w:hAnsi="Arial" w:cs="Arial"/>
+        </w:rPr>
+        <w:t>json</w:t>
+      </w:r>
+    </w:p>
+    <w:p>
+      <w:pPr>
+        <w:rPr>
+          <w:rFonts w:ascii="Arial" w:hAnsi="Arial" w:cs="Arial"/>
+        </w:rPr>
+      </w:pPr>
+      <w:r>
+        <w:rPr>
+          <w:rFonts w:ascii="Arial" w:hAnsi="Arial" w:cs="Arial"/>
+        </w:rPr>
+        <w:t>{</w:t>
+      </w:r>
+    </w:p>
+    <w:p>
+      <w:pPr>
+        <w:rPr>
+          <w:rFonts w:ascii="Arial" w:hAnsi="Arial" w:cs="Arial"/>
+        </w:rPr>
+      </w:pPr>
+      <w:r>
+        <w:rPr>
+          <w:rFonts w:ascii="Arial" w:hAnsi="Arial" w:cs="Arial"/>
+        </w:rPr>
+        <w:t xml:space="preserve">  "reply": "Done! The Air Conditioning has been turned OFF.",</w:t>
+      </w:r>
+    </w:p>
+    <w:p>
+      <w:pPr>
+        <w:rPr>
+          <w:rFonts w:ascii="Arial" w:hAnsi="Arial" w:cs="Arial"/>
+        </w:rPr>
+      </w:pPr>
+      <w:r>
+        <w:rPr>
+          <w:rFonts w:ascii="Arial" w:hAnsi="Arial" w:cs="Arial"/>
+        </w:rPr>
+        <w:t xml:space="preserve">  "steps": [</w:t>
+      </w:r>
+    </w:p>
+    <w:p>
+      <w:pPr>
+        <w:rPr>
+          <w:rFonts w:ascii="Arial" w:hAnsi="Arial" w:cs="Arial"/>
+        </w:rPr>
+      </w:pPr>
+      <w:r>
+        <w:rPr>
+          <w:rFonts w:ascii="Arial" w:hAnsi="Arial" w:cs="Arial"/>
+        </w:rPr>
+        <w:t xml:space="preserve">    {</w:t>
+      </w:r>
+    </w:p>
+    <w:p>
+      <w:pPr>
+        <w:rPr>
+          <w:rFonts w:ascii="Arial" w:hAnsi="Arial" w:cs="Arial"/>
+        </w:rPr>
+      </w:pPr>
+      <w:r>
+        <w:rPr>
+          <w:rFonts w:ascii="Arial" w:hAnsi="Arial" w:cs="Arial"/>
+        </w:rPr>
+        <w:t xml:space="preserve">      "step": "tool_call",</w:t>
+      </w:r>
+    </w:p>
+    <w:p>
+      <w:pPr>
+        <w:rPr>
+          <w:rFonts w:ascii="Arial" w:hAnsi="Arial" w:cs="Arial"/>
+        </w:rPr>
+      </w:pPr>
+      <w:r>
+        <w:rPr>
+          <w:rFonts w:ascii="Arial" w:hAnsi="Arial" w:cs="Arial"/>
+        </w:rPr>
+        <w:t xml:space="preserve">      "tool": "toggle_device",</w:t>
+      </w:r>
+    </w:p>
+    <w:p>
+      <w:pPr>
+        <w:rPr>
+          <w:rFonts w:ascii="Arial" w:hAnsi="Arial" w:cs="Arial"/>
+        </w:rPr>
+      </w:pPr>
+      <w:r>
+        <w:rPr>
+          <w:rFonts w:ascii="Arial" w:hAnsi="Arial" w:cs="Arial"/>
+        </w:rPr>
+        <w:t xml:space="preserve">      "args": { "device_name": "Air Conditioning", "state": false }</w:t>
+      </w:r>
+    </w:p>
+    <w:p>
+      <w:pPr>
+        <w:rPr>
+          <w:rFonts w:ascii="Arial" w:hAnsi="Arial" w:cs="Arial"/>
+        </w:rPr>
+      </w:pPr>
+      <w:r>
+        <w:rPr>
+          <w:rFonts w:ascii="Arial" w:hAnsi="Arial" w:cs="Arial"/>
+        </w:rPr>
+        <w:t xml:space="preserve">    },</w:t>
+      </w:r>
+    </w:p>
+    <w:p>
+      <w:pPr>
+        <w:rPr>
+          <w:rFonts w:ascii="Arial" w:hAnsi="Arial" w:cs="Arial"/>
+        </w:rPr>
+      </w:pPr>
+      <w:r>
+        <w:rPr>
+          <w:rFonts w:ascii="Arial" w:hAnsi="Arial" w:cs="Arial"/>
+        </w:rPr>
+        <w:t xml:space="preserve">    {</w:t>
+      </w:r>
+    </w:p>
+    <w:p>
+      <w:pPr>
+        <w:rPr>
+          <w:rFonts w:ascii="Arial" w:hAnsi="Arial" w:cs="Arial"/>
+        </w:rPr>
+      </w:pPr>
+      <w:r>
+        <w:rPr>
+          <w:rFonts w:ascii="Arial" w:hAnsi="Arial" w:cs="Arial"/>
+        </w:rPr>
+        <w:t xml:space="preserve">      "step": "tool_result",</w:t>
+      </w:r>
+    </w:p>
+    <w:p>
+      <w:pPr>
+        <w:rPr>
+          <w:rFonts w:ascii="Arial" w:hAnsi="Arial" w:cs="Arial"/>
+        </w:rPr>
+      </w:pPr>
+      <w:r>
+        <w:rPr>
+          <w:rFonts w:ascii="Arial" w:hAnsi="Arial" w:cs="Arial"/>
+        </w:rPr>
+        <w:t xml:space="preserve">      "tool": "toggle_device",</w:t>
+      </w:r>
+    </w:p>
+    <w:p>
+      <w:pPr>
+        <w:rPr>
+          <w:rFonts w:ascii="Arial" w:hAnsi="Arial" w:cs="Arial"/>
+        </w:rPr>
+      </w:pPr>
+      <w:r>
+        <w:rPr>
+          <w:rFonts w:ascii="Arial" w:hAnsi="Arial" w:cs="Arial"/>
+        </w:rPr>
+        <w:t xml:space="preserve">      "result": "Air Conditioning (Living Room) has been turned OFF successfully."</w:t>
+      </w:r>
+    </w:p>
+    <w:p>
+      <w:pPr>
+        <w:rPr>
+          <w:rFonts w:ascii="Arial" w:hAnsi="Arial" w:cs="Arial"/>
+        </w:rPr>
+      </w:pPr>
+      <w:r>
+        <w:rPr>
+          <w:rFonts w:ascii="Arial" w:hAnsi="Arial" w:cs="Arial"/>
+        </w:rPr>
+        <w:t xml:space="preserve">    }</w:t>
+      </w:r>
+    </w:p>
+    <w:p>
+      <w:pPr>
+        <w:rPr>
+          <w:rFonts w:ascii="Arial" w:hAnsi="Arial" w:cs="Arial"/>
+        </w:rPr>
+      </w:pPr>
+      <w:r>
+        <w:rPr>
+          <w:rFonts w:ascii="Arial" w:hAnsi="Arial" w:cs="Arial"/>
+        </w:rPr>
+        <w:t xml:space="preserve">  ]</w:t>
+      </w:r>
+    </w:p>
+    <w:p>
+      <w:pPr>
+        <w:rPr>
+          <w:rFonts w:ascii="Arial" w:hAnsi="Arial" w:cs="Arial"/>
+        </w:rPr>
+      </w:pPr>
+      <w:r>
+        <w:rPr>
+          <w:rFonts w:ascii="Arial" w:hAnsi="Arial" w:cs="Arial"/>
+        </w:rPr>
+        <w:t>}</w:t>
+      </w:r>
+    </w:p>
+    <w:p>
+      <w:pPr>
+        <w:rPr>
+          <w:rFonts w:ascii="Arial" w:hAnsi="Arial" w:cs="Arial"/>
+          <w:b/>
+          <w:bCs/>
+        </w:rPr>
+      </w:pPr>
+      <w:r>
+        <w:rPr>
+          <w:rFonts w:ascii="Arial" w:hAnsi="Arial" w:cs="Arial"/>
+          <w:b/>
+          <w:bCs/>
+        </w:rPr>
+        <w:t>Technologies Added in Week 4</w:t>
+      </w:r>
+    </w:p>
+    <w:tbl>
+      <w:tblPr>
+        <w:tblW w:w="0" w:type="auto"/>
+        <w:tblBorders>
+          <w:top w:val="single" w:sz="2" w:space="0" w:color="auto"/>
+          <w:left w:val="single" w:sz="2" w:space="0" w:color="auto"/>
+          <w:bottom w:val="single" w:sz="2" w:space="0" w:color="auto"/>
+          <w:right w:val="single" w:sz="2" w:space="0" w:color="auto"/>
+        </w:tblBorders>
+        <w:tblCellMar>
+          <w:top w:w="15" w:type="dxa"/>
+          <w:left w:w="15" w:type="dxa"/>
+          <w:bottom w:w="15" w:type="dxa"/>
+          <w:right w:w="15" w:type="dxa"/>
+        </w:tblCellMar>
+        <w:tblLook w:val="04A0" w:firstRow="1" w:lastRow="0" w:firstColumn="1" w:lastColumn="0" w:noHBand="0" w:noVBand="1"/>
+      </w:tblPr>
+      <w:tblGrid>
+        <w:gridCol w:w="1792"/>
+        <w:gridCol w:w="3369"/>
+      </w:tblGrid>
+      <w:tr>
+        <w:trPr>
+          <w:tblHeader/>
+        </w:trPr>
+        <w:tc>
+          <w:tcPr>
+            <w:tcW w:w="0" w:type="auto"/>
+            <w:tcBorders>
+              <w:top w:val="single" w:sz="2" w:space="0" w:color="auto"/>
+              <w:left w:val="single" w:sz="2" w:space="0" w:color="auto"/>
+              <w:bottom w:val="single" w:sz="2" w:space="0" w:color="auto"/>
+              <w:right w:val="single" w:sz="2" w:space="0" w:color="auto"/>
+            </w:tcBorders>
+            <w:hideMark/>
+          </w:tcPr>
+          <w:p>
+            <w:pPr>
+              <w:rPr>
+                <w:rFonts w:ascii="Arial" w:hAnsi="Arial" w:cs="Arial"/>
+                <w:b/>
+                <w:bCs/>
+              </w:rPr>
+            </w:pPr>
+            <w:r>
+              <w:rPr>
+                <w:rFonts w:ascii="Arial" w:hAnsi="Arial" w:cs="Arial"/>
+                <w:b/>
+                <w:bCs/>
+              </w:rPr>
+              <w:t>Technology</w:t>
+            </w:r>
+          </w:p>
+        </w:tc>
+        <w:tc>
+          <w:tcPr>
+            <w:tcW w:w="0" w:type="auto"/>
+            <w:tcBorders>
+              <w:top w:val="single" w:sz="2" w:space="0" w:color="auto"/>
+              <w:left w:val="single" w:sz="2" w:space="0" w:color="auto"/>
+              <w:bottom w:val="single" w:sz="2" w:space="0" w:color="auto"/>
+              <w:right w:val="single" w:sz="2" w:space="0" w:color="auto"/>
+            </w:tcBorders>
+            <w:hideMark/>
+          </w:tcPr>
+          <w:p>
+            <w:pPr>
+              <w:rPr>
+                <w:rFonts w:ascii="Arial" w:hAnsi="Arial" w:cs="Arial"/>
+                <w:b/>
+                <w:bCs/>
+              </w:rPr>
+            </w:pPr>
+            <w:r>
+              <w:rPr>
+                <w:rFonts w:ascii="Arial" w:hAnsi="Arial" w:cs="Arial"/>
+                <w:b/>
+                <w:bCs/>
+              </w:rPr>
+              <w:t>Purpose</w:t>
+            </w:r>
+          </w:p>
+        </w:tc>
+      </w:tr>
+      <w:tr>
+        <w:tc>
+          <w:tcPr>
+            <w:tcW w:w="0" w:type="auto"/>
+            <w:tcBorders>
+              <w:top w:val="single" w:sz="2" w:space="0" w:color="auto"/>
+              <w:left w:val="single" w:sz="2" w:space="0" w:color="auto"/>
+              <w:bottom w:val="single" w:sz="2" w:space="0" w:color="auto"/>
+              <w:right w:val="single" w:sz="2" w:space="0" w:color="auto"/>
+            </w:tcBorders>
+            <w:hideMark/>
+          </w:tcPr>
+          <w:p>
+            <w:pPr>
+              <w:rPr>
+                <w:rFonts w:ascii="Arial" w:hAnsi="Arial" w:cs="Arial"/>
+              </w:rPr>
+            </w:pPr>
+            <w:r>
+              <w:rPr>
+                <w:rFonts w:ascii="Arial" w:hAnsi="Arial" w:cs="Arial"/>
+              </w:rPr>
+              <w:t>Google ADK 2.0.0</w:t>
+            </w:r>
+          </w:p>
+        </w:tc>
+        <w:tc>
+          <w:tcPr>
+            <w:tcW w:w="0" w:type="auto"/>
+            <w:tcBorders>
+              <w:top w:val="single" w:sz="2" w:space="0" w:color="auto"/>
+              <w:left w:val="single" w:sz="2" w:space="0" w:color="auto"/>
+              <w:bottom w:val="single" w:sz="2" w:space="0" w:color="auto"/>
+              <w:right w:val="single" w:sz="2" w:space="0" w:color="auto"/>
+            </w:tcBorders>
+            <w:hideMark/>
+          </w:tcPr>
+          <w:p>
+            <w:pPr>
+              <w:rPr>
+                <w:rFonts w:ascii="Arial" w:hAnsi="Arial" w:cs="Arial"/>
+              </w:rPr>
+            </w:pPr>
+            <w:r>
+              <w:rPr>
+                <w:rFonts w:ascii="Arial" w:hAnsi="Arial" w:cs="Arial"/>
+              </w:rPr>
+              <w:t>Agent Development Kit framework</w:t>
+            </w:r>
+          </w:p>
+        </w:tc>
+      </w:tr>
+      <w:tr>
+        <w:tc>
+          <w:tcPr>
+            <w:tcW w:w="0" w:type="auto"/>
+            <w:tcBorders>
+              <w:top w:val="single" w:sz="2" w:space="0" w:color="auto"/>
+              <w:left w:val="single" w:sz="2" w:space="0" w:color="auto"/>
+              <w:bottom w:val="single" w:sz="2" w:space="0" w:color="auto"/>
+              <w:right w:val="single" w:sz="2" w:space="0" w:color="auto"/>
+            </w:tcBorders>
+            <w:hideMark/>
+          </w:tcPr>
+          <w:p>
+            <w:pPr>
+              <w:rPr>
+                <w:rFonts w:ascii="Arial" w:hAnsi="Arial" w:cs="Arial"/>
+              </w:rPr>
+            </w:pPr>
+            <w:r>
+              <w:rPr>
+                <w:rFonts w:ascii="Arial" w:hAnsi="Arial" w:cs="Arial"/>
+              </w:rPr>
+              <w:t>gemini-2.5-flash</w:t>
+            </w:r>
+          </w:p>
+        </w:tc>
+        <w:tc>
+          <w:tcPr>
+            <w:tcW w:w="0" w:type="auto"/>
+            <w:tcBorders>
+              <w:top w:val="single" w:sz="2" w:space="0" w:color="auto"/>
+              <w:left w:val="single" w:sz="2" w:space="0" w:color="auto"/>
+              <w:bottom w:val="single" w:sz="2" w:space="0" w:color="auto"/>
+              <w:right w:val="single" w:sz="2" w:space="0" w:color="auto"/>
+            </w:tcBorders>
+            <w:hideMark/>
+          </w:tcPr>
+          <w:p>
+            <w:pPr>
+              <w:rPr>
+                <w:rFonts w:ascii="Arial" w:hAnsi="Arial" w:cs="Arial"/>
+              </w:rPr>
+            </w:pPr>
+            <w:r>
+              <w:rPr>
+                <w:rFonts w:ascii="Arial" w:hAnsi="Arial" w:cs="Arial"/>
+              </w:rPr>
+              <w:t>LLM for sub-agents tool calling</w:t>
+            </w:r>
+          </w:p>
+        </w:tc>
+      </w:tr>
+      <w:tr>
+        <w:tc>
+          <w:tcPr>
+            <w:tcW w:w="0" w:type="auto"/>
+            <w:tcBorders>
+              <w:top w:val="single" w:sz="2" w:space="0" w:color="auto"/>
+              <w:left w:val="single" w:sz="2" w:space="0" w:color="auto"/>
+              <w:bottom w:val="single" w:sz="2" w:space="0" w:color="auto"/>
+              <w:right w:val="single" w:sz="2" w:space="0" w:color="auto"/>
+            </w:tcBorders>
+            <w:hideMark/>
+          </w:tcPr>
+          <w:p>
+            <w:pPr>
+              <w:rPr>
+                <w:rFonts w:ascii="Arial" w:hAnsi="Arial" w:cs="Arial"/>
+              </w:rPr>
+            </w:pPr>
+            <w:r>
+              <w:rPr>
+                <w:rFonts w:ascii="Arial" w:hAnsi="Arial" w:cs="Arial"/>
+              </w:rPr>
+              <w:t>gemini-2.0-flash</w:t>
+            </w:r>
+          </w:p>
+        </w:tc>
+        <w:tc>
+          <w:tcPr>
+            <w:tcW w:w="0" w:type="auto"/>
+            <w:tcBorders>
+              <w:top w:val="single" w:sz="2" w:space="0" w:color="auto"/>
+              <w:left w:val="single" w:sz="2" w:space="0" w:color="auto"/>
+              <w:bottom w:val="single" w:sz="2" w:space="0" w:color="auto"/>
+              <w:right w:val="single" w:sz="2" w:space="0" w:color="auto"/>
+            </w:tcBorders>
+            <w:hideMark/>
+          </w:tcPr>
+          <w:p>
+            <w:pPr>
+              <w:rPr>
+                <w:rFonts w:ascii="Arial" w:hAnsi="Arial" w:cs="Arial"/>
+              </w:rPr>
+            </w:pPr>
+            <w:r>
+              <w:rPr>
+                <w:rFonts w:ascii="Arial" w:hAnsi="Arial" w:cs="Arial"/>
+              </w:rPr>
+              <w:t>LLM for router agent routing</w:t>
+            </w:r>
+          </w:p>
+        </w:tc>
+      </w:tr>
+      <w:tr>
+        <w:tc>
+          <w:tcPr>
+            <w:tcW w:w="0" w:type="auto"/>
+            <w:tcBorders>
+              <w:top w:val="single" w:sz="2" w:space="0" w:color="auto"/>
+              <w:left w:val="single" w:sz="2" w:space="0" w:color="auto"/>
+              <w:bottom w:val="single" w:sz="2" w:space="0" w:color="auto"/>
+              <w:right w:val="single" w:sz="2" w:space="0" w:color="auto"/>
+            </w:tcBorders>
+            <w:hideMark/>
+          </w:tcPr>
+          <w:p>
+            <w:pPr>
+              <w:rPr>
+                <w:rFonts w:ascii="Arial" w:hAnsi="Arial" w:cs="Arial"/>
+              </w:rPr>
+            </w:pPr>
+            <w:r>
+              <w:rPr>
+                <w:rFonts w:ascii="Arial" w:hAnsi="Arial" w:cs="Arial"/>
+              </w:rPr>
+              <w:t>python-jose</w:t>
+            </w:r>
+          </w:p>
+        </w:tc>
+        <w:tc>
+          <w:tcPr>
+            <w:tcW w:w="0" w:type="auto"/>
+            <w:tcBorders>
+              <w:top w:val="single" w:sz="2" w:space="0" w:color="auto"/>
+              <w:left w:val="single" w:sz="2" w:space="0" w:color="auto"/>
+              <w:bottom w:val="single" w:sz="2" w:space="0" w:color="auto"/>
+              <w:right w:val="single" w:sz="2" w:space="0" w:color="auto"/>
+            </w:tcBorders>
+            <w:hideMark/>
+          </w:tcPr>
+          <w:p>
+            <w:pPr>
+              <w:rPr>
+                <w:rFonts w:ascii="Arial" w:hAnsi="Arial" w:cs="Arial"/>
+              </w:rPr>
+            </w:pPr>
+            <w:r>
+              <w:rPr>
+                <w:rFonts w:ascii="Arial" w:hAnsi="Arial" w:cs="Arial"/>
+              </w:rPr>
+              <w:t>JWT decoding in agent endpoint</w:t>
+            </w:r>
+          </w:p>
+        </w:tc>
+      </w:tr>
+      <w:tr>
+        <w:tc>
+          <w:tcPr>
+            <w:tcW w:w="0" w:type="auto"/>
+            <w:tcBorders>
+              <w:top w:val="single" w:sz="2" w:space="0" w:color="auto"/>
+              <w:left w:val="single" w:sz="2" w:space="0" w:color="auto"/>
+              <w:bottom w:val="single" w:sz="2" w:space="0" w:color="auto"/>
+              <w:right w:val="single" w:sz="2" w:space="0" w:color="auto"/>
+            </w:tcBorders>
+            <w:hideMark/>
+          </w:tcPr>
+          <w:p>
+            <w:pPr>
+              <w:rPr>
+                <w:rFonts w:ascii="Arial" w:hAnsi="Arial" w:cs="Arial"/>
+              </w:rPr>
+            </w:pPr>
+            <w:r>
+              <w:rPr>
+                <w:rFonts w:ascii="Arial" w:hAnsi="Arial" w:cs="Arial"/>
+              </w:rPr>
+              <w:lastRenderedPageBreak/>
+              <w:t>contextvars</w:t>
+            </w:r>
+          </w:p>
+        </w:tc>
+        <w:tc>
+          <w:tcPr>
+            <w:tcW w:w="0" w:type="auto"/>
+            <w:tcBorders>
+              <w:top w:val="single" w:sz="2" w:space="0" w:color="auto"/>
+              <w:left w:val="single" w:sz="2" w:space="0" w:color="auto"/>
+              <w:bottom w:val="single" w:sz="2" w:space="0" w:color="auto"/>
+              <w:right w:val="single" w:sz="2" w:space="0" w:color="auto"/>
+            </w:tcBorders>
+            <w:hideMark/>
+          </w:tcPr>
+          <w:p>
+            <w:pPr>
+              <w:rPr>
+                <w:rFonts w:ascii="Arial" w:hAnsi="Arial" w:cs="Arial"/>
+              </w:rPr>
+            </w:pPr>
+            <w:r>
+              <w:rPr>
+                <w:rFonts w:ascii="Arial" w:hAnsi="Arial" w:cs="Arial"/>
+              </w:rPr>
+              <w:t>Per-request user ID isolation</w:t>
+            </w:r>
+          </w:p>
+        </w:tc>
+      </w:tr>
+    </w:tbl>
+    <w:p>
+      <w:pPr>
+        <w:rPr>
+          <w:rFonts w:ascii="Arial" w:hAnsi="Arial" w:cs="Arial"/>
+          <w:b/>
+          <w:bCs/>
+        </w:rPr>
+      </w:pPr>
+      <w:r>
+        <w:rPr>
+          <w:rFonts w:ascii="Arial" w:hAnsi="Arial" w:cs="Arial"/>
+          <w:b/>
+          <w:bCs/>
+        </w:rPr>
+        <w:t>Agent Capabilities Demonstrated</w:t>
+      </w:r>
+    </w:p>
+    <w:p>
+      <w:pPr>
+        <w:numPr>
+          <w:ilvl w:val="0"/>
+          <w:numId w:val="5"/>
+        </w:numPr>
+        <w:rPr>
+          <w:rFonts w:ascii="Arial" w:hAnsi="Arial" w:cs="Arial"/>
+        </w:rPr>
+      </w:pPr>
+      <w:r>
+        <w:rPr>
+          <w:rFonts w:ascii="Arial" w:hAnsi="Arial" w:cs="Arial"/>
+        </w:rPr>
+        <w:t>Natural language device control — "Turn off the fan", "Is the AC on?"</w:t>
+      </w:r>
+    </w:p>
+    <w:p>
+      <w:pPr>
+        <w:numPr>
+          <w:ilvl w:val="0"/>
+          <w:numId w:val="5"/>
+        </w:numPr>
+        <w:rPr>
+          <w:rFonts w:ascii="Arial" w:hAnsi="Arial" w:cs="Arial"/>
+        </w:rPr>
+      </w:pPr>
+      <w:r>
+        <w:rPr>
+          <w:rFonts w:ascii="Arial" w:hAnsi="Arial" w:cs="Arial"/>
+        </w:rPr>
+        <w:t>Multi-device operations — "Turn on all the lights"</w:t>
+      </w:r>
+    </w:p>
+    <w:p>
+      <w:pPr>
+        <w:numPr>
+          <w:ilvl w:val="0"/>
+          <w:numId w:val="5"/>
+        </w:numPr>
+        <w:rPr>
+          <w:rFonts w:ascii="Arial" w:hAnsi="Arial" w:cs="Arial"/>
+        </w:rPr>
+      </w:pPr>
+      <w:r>
+        <w:rPr>
+          <w:rFonts w:ascii="Arial" w:hAnsi="Arial" w:cs="Arial"/>
+        </w:rPr>
+        <w:t>Device registration — "Add a heater in the bedroom"</w:t>
+      </w:r>
+    </w:p>
+    <w:p>
+      <w:pPr>
+        <w:numPr>
+          <w:ilvl w:val="0"/>
+          <w:numId w:val="5"/>
+        </w:numPr>
+        <w:rPr>
+          <w:rFonts w:ascii="Arial" w:hAnsi="Arial" w:cs="Arial"/>
+        </w:rPr>
+      </w:pPr>
+      <w:r>
+        <w:rPr>
+          <w:rFonts w:ascii="Arial" w:hAnsi="Arial" w:cs="Arial"/>
+        </w:rPr>
+        <w:t>Energy advice — "How much does running my AC cost per month?"</w:t>
+      </w:r>
+    </w:p>
+    <w:p>
+      <w:pPr>
+        <w:numPr>
+          <w:ilvl w:val="0"/>
+          <w:numId w:val="5"/>
+        </w:numPr>
+        <w:rPr>
+          <w:rFonts w:ascii="Arial" w:hAnsi="Arial" w:cs="Arial"/>
+        </w:rPr>
+      </w:pPr>
+      <w:r>
+        <w:rPr>
+          <w:rFonts w:ascii="Arial" w:hAnsi="Arial" w:cs="Arial"/>
+        </w:rPr>
+        <w:t>Router switching — agent correctly routes between specialists based on intent</w:t>
+      </w:r>
+    </w:p>
+    <w:p>
+      <w:pPr>
+        <w:numPr>
+          <w:ilvl w:val="0"/>
+          <w:numId w:val="5"/>
+        </w:numPr>
+        <w:rPr>
+          <w:rFonts w:ascii="Arial" w:hAnsi="Arial" w:cs="Arial"/>
+        </w:rPr>
+      </w:pPr>
+      <w:r>
+        <w:rPr>
+          <w:rFonts w:ascii="Arial" w:hAnsi="Arial" w:cs="Arial"/>
+        </w:rPr>
+        <w:t>Real-time UI sync — Devices page updates automatically after agent actions</w:t>
+      </w:r>
+    </w:p>
+    <w:p>
+      <w:pPr>
+        <w:rPr>
+          <w:rFonts w:ascii="Arial" w:hAnsi="Arial" w:cs="Arial"/>
+          <w:b/>
+          <w:bCs/>
+        </w:rPr>
+      </w:pPr>
+      <w:r>
+        <w:rPr>
+          <w:rFonts w:ascii="Arial" w:hAnsi="Arial" w:cs="Arial"/>
+          <w:b/>
+          <w:bCs/>
+        </w:rPr>
+        <w:t>Platform Output Images</w:t>
+      </w:r>
+    </w:p>
+    <w:p>
+      <w:pPr>
+        <w:rPr>
+          <w:rFonts w:ascii="Arial" w:hAnsi="Arial" w:cs="Arial"/>
+        </w:rPr>
+      </w:pPr>
+      <w:r>
+        <w:rPr>
+          <w:rFonts w:ascii="Arial" w:hAnsi="Arial" w:cs="Arial"/>
+          <w:i/>
+          <w:iCs/>
+        </w:rPr>
+        <w:t>(Architecture diagram — insert here)</w:t>
+      </w:r>
+    </w:p>
+    <w:p>
+      <w:pPr>
+        <w:rPr>
+          <w:rFonts w:ascii="Arial" w:hAnsi="Arial" w:cs="Arial"/>
+        </w:rPr>
+      </w:pPr>
+      <w:r>
+        <w:rPr>
+          <w:rFonts w:ascii="Arial" w:hAnsi="Arial" w:cs="Arial"/>
+          <w:i/>
+          <w:iCs/>
+        </w:rPr>
+        <w:t>(ADK web Events tab showing agent loop trace)</w:t>
+      </w:r>
+    </w:p>
+    <w:p>
+      <w:pPr>
+        <w:rPr>
+          <w:rFonts w:ascii="Arial" w:hAnsi="Arial" w:cs="Arial"/>
+        </w:rPr>
+      </w:pPr>
+      <w:r>
+        <w:rPr>
+          <w:rFonts w:ascii="Arial" w:hAnsi="Arial" w:cs="Arial"/>
+          <w:i/>
+          <w:iCs/>
+        </w:rPr>
+        <w:t>(ChatWidget Agent mode showing tool call and result)</w:t>
+      </w:r>
+    </w:p>
+    <w:p>
+      <w:pPr>
+        <w:rPr>
+          <w:rFonts w:ascii="Arial" w:hAnsi="Arial" w:cs="Arial"/>
+          <w:b/>
+          <w:bCs/>
+          <w:i/>
+          <w:iCs/>
+        </w:rPr>
+      </w:pPr>
+      <w:r>
+        <w:rPr>
+          <w:rFonts w:ascii="Arial" w:hAnsi="Arial" w:cs="Arial"/>
+          <w:i/>
+          <w:iCs/>
+        </w:rPr>
+        <w:t>(Devices page showing real-time toggle update)</w:t>
+      </w:r>
+    </w:p>
+    <w:p>
+      <w:pPr>
+        <w:rPr>
+          <w:rFonts w:ascii="Arial" w:hAnsi="Arial" w:cs="Arial"/>
+          <w:b/>
+          <w:bCs/>
+          <w:i/>
+          <w:iCs/>
+        </w:rPr>
+      </w:pPr>
+    </w:p>
+    <w:p>
+      <w:pPr>
+        <w:rPr>
+          <w:rFonts w:ascii="Arial" w:hAnsi="Arial" w:cs="Arial"/>
+          <w:b/>
+          <w:bCs/>
+          <w:i/>
+          <w:iCs/>
+        </w:rPr>
+      </w:pPr>
+    </w:p>
+    <w:p>
+      <w:pPr>
+        <w:rPr>
+          <w:rFonts w:ascii="Arial" w:hAnsi="Arial" w:cs="Arial"/>
+          <w:b/>
+          <w:bCs/>
+          <w:i/>
+          <w:iCs/>
+        </w:rPr>
+      </w:pPr>
+    </w:p>
+    <w:p>
+      <w:pPr>
+        <w:ind w:left="360"/>
+        <w:rPr>
+          <w:rFonts w:ascii="Arial" w:hAnsi="Arial" w:cs="Arial"/>
+          <w:b/>
+          <w:bCs/>
+        </w:rPr>
+      </w:pPr>
+    </w:p>
+    <w:p>
+      <w:pPr>
+        <w:ind w:left="360"/>
+        <w:rPr>
+          <w:rFonts w:ascii="Arial" w:hAnsi="Arial" w:cs="Arial"/>
+          <w:b/>
+          <w:bCs/>
+        </w:rPr>
+      </w:pPr>
+    </w:p>
+    <w:p>
+      <w:pPr>
+        <w:pStyle w:val="ListParagraph"/>
+        <w:numPr>
+          <w:ilvl w:val="0"/>
+          <w:numId w:val="8"/>
+        </w:numPr>
+        <w:rPr>
+          <w:rFonts w:ascii="Arial" w:hAnsi="Arial" w:cs="Arial"/>
+          <w:b/>
+          <w:bCs/>
+        </w:rPr>
+      </w:pPr>
+      <w:r>
+        <w:rPr>
+          <w:rFonts w:ascii="Arial" w:hAnsi="Arial" w:cs="Arial"/>
+          <w:b/>
+          <w:bCs/>
+        </w:rPr>
+        <w:t>Adding Single Device</w:t>
+      </w:r>
+    </w:p>
+    <w:p>
+      <w:pPr>
+        <w:rPr>
+          <w:rFonts w:ascii="Arial" w:hAnsi="Arial" w:cs="Arial"/>
+          <w:b/>
+          <w:bCs/>
+        </w:rPr>
+      </w:pPr>
+      <w:r>
+        <w:rPr>
+          <w:rFonts w:ascii="Arial" w:hAnsi="Arial" w:cs="Arial"/>
+          <w:b/>
+          <w:bCs/>
+        </w:rPr>
+        <w:drawing>
+          <wp:inline distT="0" distB="0" distL="0" distR="0" wp14:anchorId="76F0CE69" wp14:editId="19A95144">
+            <wp:extent cx="5731510" cy="2693035"/>
+            <wp:effectExtent l="0" t="0" r="2540" b="0"/>
+            <wp:docPr id="233772470" name="Picture 1"/>
+            <wp:cNvGraphicFramePr>
+              <a:graphicFrameLocks xmlns:a="http://schemas.openxmlformats.org/drawingml/2006/main" noChangeAspect="1"/>
+            </wp:cNvGraphicFramePr>
+            <a:graphic xmlns:a="http://schemas.openxmlformats.org/drawingml/2006/main">
+              <a:graphicData uri="http://schemas.openxmlformats.org/drawingml/2006/picture">
+                <pic:pic xmlns:pic="http://schemas.openxmlformats.org/drawingml/2006/picture">
+                  <pic:nvPicPr>
+                    <pic:cNvPr id="233772470" name=""/>
+                    <pic:cNvPicPr/>
+                  </pic:nvPicPr>
+                  <pic:blipFill>
+                    <a:blip r:embed="rId10"/>
+                    <a:stretch>
+                      <a:fillRect/>
+                    </a:stretch>
+                  </pic:blipFill>
+                  <pic:spPr>
+                    <a:xfrm>
+                      <a:off x="0" y="0"/>
+                      <a:ext cx="5731510" cy="2693035"/>
+                    </a:xfrm>
+                    <a:prstGeom prst="rect">
+                      <a:avLst/>
+                    </a:prstGeom>
+                  </pic:spPr>
+                </pic:pic>
+              </a:graphicData>
+            </a:graphic>
+          </wp:inline>
+        </w:drawing>
+      </w:r>
+    </w:p>
+    <w:p>
+      <w:pPr>
+        <w:rPr>
+          <w:rFonts w:ascii="Arial" w:hAnsi="Arial" w:cs="Arial"/>
+          <w:b/>
+          <w:bCs/>
+        </w:rPr>
+      </w:pPr>
+    </w:p>
+    <w:p>
+      <w:pPr>
+        <w:rPr>
+          <w:rFonts w:ascii="Arial" w:hAnsi="Arial" w:cs="Arial"/>
+          <w:b/>
+          <w:bCs/>
+        </w:rPr>
+      </w:pPr>
+    </w:p>
+    <w:p>
+      <w:pPr>
+        <w:rPr>
+          <w:rFonts w:ascii="Arial" w:hAnsi="Arial" w:cs="Arial"/>
+          <w:b/>
+          <w:bCs/>
+        </w:rPr>
+      </w:pPr>
+    </w:p>
+    <w:p>
+      <w:pPr>
+        <w:pStyle w:val="ListParagraph"/>
+        <w:numPr>
+          <w:ilvl w:val="0"/>
+          <w:numId w:val="7"/>
+        </w:numPr>
+        <w:rPr>
+          <w:rFonts w:ascii="Arial" w:hAnsi="Arial" w:cs="Arial"/>
+          <w:b/>
+          <w:bCs/>
+        </w:rPr>
+      </w:pPr>
+      <w:r>
+        <w:rPr>
+          <w:rFonts w:ascii="Arial" w:hAnsi="Arial" w:cs="Arial"/>
+          <w:b/>
+          <w:bCs/>
+        </w:rPr>
+        <w:t>Adding Multiple devices</w:t>
+      </w:r>
+    </w:p>
+    <w:p>
+      <w:pPr>
+        <w:rPr>
+          <w:rFonts w:ascii="Arial" w:hAnsi="Arial" w:cs="Arial"/>
+        </w:rPr>
+      </w:pPr>
+      <w:r>
+        <w:rPr>
+          <w:rFonts w:ascii="Arial" w:hAnsi="Arial" w:cs="Arial"/>
+        </w:rPr>
+        <w:drawing>
+          <wp:inline distT="0" distB="0" distL="0" distR="0" wp14:anchorId="2DBF203A" wp14:editId="5BB7A396">
+            <wp:extent cx="5731510" cy="2722245"/>
+            <wp:effectExtent l="0" t="0" r="2540" b="1905"/>
+            <wp:docPr id="1571726726" name="Picture 1"/>
+            <wp:cNvGraphicFramePr>
+              <a:graphicFrameLocks xmlns:a="http://schemas.openxmlformats.org/drawingml/2006/main" noChangeAspect="1"/>
+            </wp:cNvGraphicFramePr>
+            <a:graphic xmlns:a="http://schemas.openxmlformats.org/drawingml/2006/main">
+              <a:graphicData uri="http://schemas.openxmlformats.org/drawingml/2006/picture">
+                <pic:pic xmlns:pic="http://schemas.openxmlformats.org/drawingml/2006/picture">
+                  <pic:nvPicPr>
+                    <pic:cNvPr id="1571726726" name=""/>
+                    <pic:cNvPicPr/>
+                  </pic:nvPicPr>
+                  <pic:blipFill>
+                    <a:blip r:embed="rId11"/>
+                    <a:stretch>
+                      <a:fillRect/>
+                    </a:stretch>
+                  </pic:blipFill>
+                  <pic:spPr>
+                    <a:xfrm>
+                      <a:off x="0" y="0"/>
+                      <a:ext cx="5731510" cy="2722245"/>
+                    </a:xfrm>
+                    <a:prstGeom prst="rect">
+                      <a:avLst/>
+                    </a:prstGeom>
+                  </pic:spPr>
+                </pic:pic>
+              </a:graphicData>
+            </a:graphic>
+          </wp:inline>
+        </w:drawing>
+      </w:r>
+    </w:p>
+    <w:p>
+      <w:pPr>
+        <w:rPr>
+          <w:rFonts w:ascii="Arial" w:hAnsi="Arial" w:cs="Arial"/>
+        </w:rPr>
+      </w:pPr>
+    </w:p>
+    <w:p>
+      <w:pPr>
+        <w:pStyle w:val="ListParagraph"/>
+        <w:numPr>
+          <w:ilvl w:val="0"/>
+          <w:numId w:val="7"/>
+        </w:numPr>
+        <w:rPr>
+          <w:rFonts w:ascii="Arial" w:hAnsi="Arial" w:cs="Arial"/>
+          <w:b/>
+          <w:bCs/>
+        </w:rPr>
+      </w:pPr>
+      <w:r>
+        <w:rPr>
+          <w:rFonts w:ascii="Arial" w:hAnsi="Arial" w:cs="Arial"/>
+          <w:b/>
+          <w:bCs/>
+        </w:rPr>
+        <w:t>Checking the status of device</w:t>
+      </w:r>
+    </w:p>
+    <w:p>
+      <w:pPr>
+        <w:rPr>
+          <w:rFonts w:ascii="Arial" w:hAnsi="Arial" w:cs="Arial"/>
+          <w:b/>
+          <w:bCs/>
+        </w:rPr>
+      </w:pPr>
+      <w:r>
+        <w:rPr>
+          <w:rFonts w:ascii="Arial" w:hAnsi="Arial" w:cs="Arial"/>
+          <w:b/>
+          <w:bCs/>
+        </w:rPr>
+        <w:drawing>
+          <wp:inline distT="0" distB="0" distL="0" distR="0" wp14:anchorId="02D4E2BF" wp14:editId="4407B557">
+            <wp:extent cx="5731510" cy="2702560"/>
+            <wp:effectExtent l="0" t="0" r="2540" b="2540"/>
+            <wp:docPr id="239517893" name="Picture 1"/>
+            <wp:cNvGraphicFramePr>
+              <a:graphicFrameLocks xmlns:a="http://schemas.openxmlformats.org/drawingml/2006/main" noChangeAspect="1"/>
+            </wp:cNvGraphicFramePr>
+            <a:graphic xmlns:a="http://schemas.openxmlformats.org/drawingml/2006/main">
+              <a:graphicData uri="http://schemas.openxmlformats.org/drawingml/2006/picture">
+                <pic:pic xmlns:pic="http://schemas.openxmlformats.org/drawingml/2006/picture">
+                  <pic:nvPicPr>
+                    <pic:cNvPr id="239517893" name=""/>
+                    <pic:cNvPicPr/>
+                  </pic:nvPicPr>
+                  <pic:blipFill>
+                    <a:blip r:embed="rId12"/>
+                    <a:stretch>
+                      <a:fillRect/>
+                    </a:stretch>
+                  </pic:blipFill>
+                  <pic:spPr>
+                    <a:xfrm>
+                      <a:off x="0" y="0"/>
+                      <a:ext cx="5731510" cy="2702560"/>
+                    </a:xfrm>
+                    <a:prstGeom prst="rect">
+                      <a:avLst/>
+                    </a:prstGeom>
+                  </pic:spPr>
+                </pic:pic>
+              </a:graphicData>
+            </a:graphic>
+          </wp:inline>
+        </w:drawing>
+      </w:r>
+    </w:p>
+    <w:p>
+      <w:pPr>
+        <w:rPr>
+          <w:rFonts w:ascii="Arial" w:hAnsi="Arial" w:cs="Arial"/>
+          <w:b/>
+          <w:bCs/>
+        </w:rPr>
+      </w:pPr>
+    </w:p>
+    <w:p>
+      <w:pPr>
+        <w:rPr>
+          <w:rFonts w:ascii="Arial" w:hAnsi="Arial" w:cs="Arial"/>
+          <w:b/>
+          <w:bCs/>
+        </w:rPr>
+      </w:pPr>
+    </w:p>
+    <w:p>
+      <w:pPr>
+        <w:rPr>
+          <w:rFonts w:ascii="Arial" w:hAnsi="Arial" w:cs="Arial"/>
+          <w:b/>
+          <w:bCs/>
+        </w:rPr>
+      </w:pPr>
+    </w:p>
+    <w:p>
+      <w:pPr>
+        <w:rPr>
+          <w:rFonts w:ascii="Arial" w:hAnsi="Arial" w:cs="Arial"/>
+          <w:b/>
+          <w:bCs/>
+        </w:rPr>
+      </w:pPr>
+    </w:p>
+    <w:p>
+      <w:pPr>
+        <w:rPr>
+          <w:rFonts w:ascii="Arial" w:hAnsi="Arial" w:cs="Arial"/>
+          <w:b/>
+          <w:bCs/>
+        </w:rPr>
+      </w:pPr>
+    </w:p>
+    <w:p>
+      <w:pPr>
+        <w:rPr>
+          <w:rFonts w:ascii="Arial" w:hAnsi="Arial" w:cs="Arial"/>
+          <w:b/>
+          <w:bCs/>
+        </w:rPr>
+      </w:pPr>
+    </w:p>
+    <w:p>
+      <w:pPr>
+        <w:rPr>
+          <w:rFonts w:ascii="Arial" w:hAnsi="Arial" w:cs="Arial"/>
+          <w:b/>
+          <w:bCs/>
+        </w:rPr>
+      </w:pPr>
+    </w:p>
+    <w:p>
+      <w:pPr>
+        <w:rPr>
+          <w:rFonts w:ascii="Arial" w:hAnsi="Arial" w:cs="Arial"/>
+          <w:b/>
+          <w:bCs/>
+        </w:rPr>
+      </w:pPr>
+    </w:p>
+    <w:p>
+      <w:pPr>
+        <w:rPr>
+          <w:rFonts w:ascii="Arial" w:hAnsi="Arial" w:cs="Arial"/>
+          <w:b/>
+          <w:bCs/>
+        </w:rPr>
+      </w:pPr>
+    </w:p>
+    <w:p>
+      <w:pPr>
+        <w:pStyle w:val="ListParagraph"/>
+        <w:numPr>
+          <w:ilvl w:val="0"/>
+          <w:numId w:val="7"/>
+        </w:numPr>
+        <w:rPr>
+          <w:rFonts w:ascii="Arial" w:hAnsi="Arial" w:cs="Arial"/>
+          <w:b/>
+          <w:bCs/>
+        </w:rPr>
+      </w:pPr>
+      <w:r>
+        <w:rPr>
+          <w:rFonts w:ascii="Arial" w:hAnsi="Arial" w:cs="Arial"/>
+          <w:b/>
+          <w:bCs/>
+        </w:rPr>
+        <w:t>Turning on multiple devices</w:t>
+      </w:r>
+    </w:p>
+    <w:p>
+      <w:pPr>
+        <w:rPr>
+          <w:rFonts w:ascii="Arial" w:hAnsi="Arial" w:cs="Arial"/>
+          <w:b/>
+          <w:bCs/>
+        </w:rPr>
+      </w:pPr>
+      <w:r>
+        <w:rPr>
+          <w:rFonts w:ascii="Arial" w:hAnsi="Arial" w:cs="Arial"/>
+          <w:b/>
+          <w:bCs/>
+        </w:rPr>
+        <w:drawing>
+          <wp:inline distT="0" distB="0" distL="0" distR="0" wp14:anchorId="7D7806DF" wp14:editId="28CCDF5D">
+            <wp:extent cx="5731510" cy="2704465"/>
+            <wp:effectExtent l="0" t="0" r="2540" b="635"/>
+            <wp:docPr id="1473171867" name="Picture 1"/>
+            <wp:cNvGraphicFramePr>
+              <a:graphicFrameLocks xmlns:a="http://schemas.openxmlformats.org/drawingml/2006/main" noChangeAspect="1"/>
+            </wp:cNvGraphicFramePr>
+            <a:graphic xmlns:a="http://schemas.openxmlformats.org/drawingml/2006/main">
+              <a:graphicData uri="http://schemas.openxmlformats.org/drawingml/2006/picture">
+                <pic:pic xmlns:pic="http://schemas.openxmlformats.org/drawingml/2006/picture">
+                  <pic:nvPicPr>
+                    <pic:cNvPr id="1473171867" name=""/>
+                    <pic:cNvPicPr/>
+                  </pic:nvPicPr>
+                  <pic:blipFill>
+                    <a:blip r:embed="rId13"/>
+                    <a:stretch>
+                      <a:fillRect/>
+                    </a:stretch>
+                  </pic:blipFill>
+                  <pic:spPr>
+                    <a:xfrm>
+                      <a:off x="0" y="0"/>
+                      <a:ext cx="5731510" cy="2704465"/>
+                    </a:xfrm>
+                    <a:prstGeom prst="rect">
+                      <a:avLst/>
+                    </a:prstGeom>
+                  </pic:spPr>
+                </pic:pic>
+              </a:graphicData>
+            </a:graphic>
+          </wp:inline>
+        </w:drawing>
+      </w:r>
+    </w:p>
+    <w:p>
+      <w:pPr>
+        <w:rPr>
+          <w:rFonts w:ascii="Arial" w:hAnsi="Arial" w:cs="Arial"/>
+          <w:b/>
+          <w:bCs/>
+        </w:rPr>
+      </w:pPr>
+    </w:p>
+    <w:p>
+      <w:pPr>
+        <w:rPr>
+          <w:rFonts w:ascii="Arial" w:hAnsi="Arial" w:cs="Arial"/>
+          <w:b/>
+          <w:bCs/>
+        </w:rPr>
+      </w:pPr>
+    </w:p>
+    <w:p>
+      <w:pPr>
+        <w:pStyle w:val="ListParagraph"/>
+        <w:numPr>
+          <w:ilvl w:val="0"/>
+          <w:numId w:val="7"/>
+        </w:numPr>
+        <w:rPr>
+          <w:rFonts w:ascii="Arial" w:hAnsi="Arial" w:cs="Arial"/>
+          <w:b/>
+          <w:bCs/>
+        </w:rPr>
+      </w:pPr>
+      <w:r>
+        <w:rPr>
+          <w:rFonts w:ascii="Arial" w:hAnsi="Arial" w:cs="Arial"/>
+          <w:b/>
+          <w:bCs/>
+        </w:rPr>
+        <w:t>Energy Tips</w:t>
+      </w:r>
+    </w:p>
+    <w:p>
+      <w:pPr>
+        <w:rPr>
+          <w:rFonts w:ascii="Arial" w:hAnsi="Arial" w:cs="Arial"/>
+          <w:b/>
+          <w:bCs/>
+        </w:rPr>
+      </w:pPr>
+      <w:r>
+        <w:rPr>
+          <w:rFonts w:ascii="Arial" w:hAnsi="Arial" w:cs="Arial"/>
+          <w:b/>
+          <w:bCs/>
+        </w:rPr>
+        <w:drawing>
+          <wp:inline distT="0" distB="0" distL="0" distR="0" wp14:anchorId="5DB02B92" wp14:editId="31F51EF3">
+            <wp:extent cx="5731510" cy="2708910"/>
+            <wp:effectExtent l="0" t="0" r="2540" b="0"/>
+            <wp:docPr id="311277703" name="Picture 1"/>
+            <wp:cNvGraphicFramePr>
+              <a:graphicFrameLocks xmlns:a="http://schemas.openxmlformats.org/drawingml/2006/main" noChangeAspect="1"/>
+            </wp:cNvGraphicFramePr>
+            <a:graphic xmlns:a="http://schemas.openxmlformats.org/drawingml/2006/main">
+              <a:graphicData uri="http://schemas.openxmlformats.org/drawingml/2006/picture">
+                <pic:pic xmlns:pic="http://schemas.openxmlformats.org/drawingml/2006/picture">
+                  <pic:nvPicPr>
+                    <pic:cNvPr id="311277703" name=""/>
+                    <pic:cNvPicPr/>
+                  </pic:nvPicPr>
+                  <pic:blipFill>
+                    <a:blip r:embed="rId14"/>
+                    <a:stretch>
+                      <a:fillRect/>
+                    </a:stretch>
+                  </pic:blipFill>
+                  <pic:spPr>
+                    <a:xfrm>
+                      <a:off x="0" y="0"/>
+                      <a:ext cx="5731510" cy="2708910"/>
+                    </a:xfrm>
+                    <a:prstGeom prst="rect">
+                      <a:avLst/>
+                    </a:prstGeom>
+                  </pic:spPr>
+                </pic:pic>
+              </a:graphicData>
+            </a:graphic>
+          </wp:inline>
+        </w:drawing>
+      </w:r>
+    </w:p>
+    <w:p>
+      <w:pPr>
+        <w:rPr>
+          <w:rFonts w:ascii="Arial" w:hAnsi="Arial" w:cs="Arial"/>
+          <w:b/>
+          <w:bCs/>
+        </w:rPr>
+      </w:pPr>
+    </w:p>
+    <w:p>
+      <w:pPr>
+        <w:rPr>
+          <w:rFonts w:ascii="Arial" w:hAnsi="Arial" w:cs="Arial"/>
+          <w:b/>
+          <w:bCs/>
+        </w:rPr>
+      </w:pPr>
+    </w:p>
+    <w:p>
+      <w:pPr>
+        <w:rPr>
+          <w:rFonts w:ascii="Arial" w:hAnsi="Arial" w:cs="Arial"/>
+          <w:b/>
+          <w:bCs/>
+        </w:rPr>
+      </w:pPr>
+    </w:p>
+    <w:p>
+      <w:pPr>
+        <w:rPr>
+          <w:rFonts w:ascii="Arial" w:hAnsi="Arial" w:cs="Arial"/>
+          <w:b/>
+          <w:bCs/>
+        </w:rPr>
+      </w:pPr>
+    </w:p>
+    <w:p>
+      <w:pPr>
+        <w:rPr>
+          <w:rFonts w:ascii="Arial" w:hAnsi="Arial" w:cs="Arial"/>
+          <w:b/>
+          <w:bCs/>
+        </w:rPr>
+      </w:pPr>
+    </w:p>
+    <w:p>
+      <w:pPr>
+        <w:rPr>
+          <w:rFonts w:ascii="Arial" w:hAnsi="Arial" w:cs="Arial"/>
+          <w:b/>
+          <w:bCs/>
+        </w:rPr>
+      </w:pPr>
+    </w:p>
+    <w:p>
+      <w:pPr>
+        <w:rPr>
+          <w:rFonts w:ascii="Arial" w:hAnsi="Arial" w:cs="Arial"/>
+          <w:b/>
+          <w:bCs/>
+        </w:rPr>
+      </w:pPr>
+    </w:p>
+    <w:p>
+      <w:pPr>
+        <w:rPr>
+          <w:rFonts w:ascii="Arial" w:hAnsi="Arial" w:cs="Arial"/>
+          <w:b/>
+          <w:bCs/>
+        </w:rPr>
+      </w:pPr>
+    </w:p>
+    <w:p>
+      <w:pPr>
+        <w:pStyle w:val="ListParagraph"/>
+        <w:numPr>
+          <w:ilvl w:val="0"/>
+          <w:numId w:val="7"/>
+        </w:numPr>
+        <w:rPr>
+          <w:rFonts w:ascii="Arial" w:hAnsi="Arial" w:cs="Arial"/>
+          <w:b/>
+          <w:bCs/>
+        </w:rPr>
+      </w:pPr>
+      <w:r>
+        <w:rPr>
+          <w:rFonts w:ascii="Arial" w:hAnsi="Arial" w:cs="Arial"/>
+          <w:b/>
+          <w:bCs/>
+        </w:rPr>
+        <w:t xml:space="preserve"> Cost Estimation for single device</w:t>
+      </w:r>
+    </w:p>
+    <w:p>
+      <w:pPr>
+        <w:rPr>
+          <w:rFonts w:ascii="Arial" w:hAnsi="Arial" w:cs="Arial"/>
+          <w:b/>
+          <w:bCs/>
+        </w:rPr>
+      </w:pPr>
+      <w:r>
+        <w:rPr>
+          <w:rFonts w:ascii="Arial" w:hAnsi="Arial" w:cs="Arial"/>
+          <w:b/>
+          <w:bCs/>
+        </w:rPr>
+        <w:drawing>
+          <wp:inline distT="0" distB="0" distL="0" distR="0" wp14:anchorId="1834D499" wp14:editId="28F9A3D0">
+            <wp:extent cx="5731510" cy="2682240"/>
+            <wp:effectExtent l="0" t="0" r="2540" b="3810"/>
+            <wp:docPr id="462872877" name="Picture 1"/>
+            <wp:cNvGraphicFramePr>
+              <a:graphicFrameLocks xmlns:a="http://schemas.openxmlformats.org/drawingml/2006/main" noChangeAspect="1"/>
+            </wp:cNvGraphicFramePr>
+            <a:graphic xmlns:a="http://schemas.openxmlformats.org/drawingml/2006/main">
+              <a:graphicData uri="http://schemas.openxmlformats.org/drawingml/2006/picture">
+                <pic:pic xmlns:pic="http://schemas.openxmlformats.org/drawingml/2006/picture">
+                  <pic:nvPicPr>
+                    <pic:cNvPr id="462872877" name=""/>
+                    <pic:cNvPicPr/>
+                  </pic:nvPicPr>
+                  <pic:blipFill>
+                    <a:blip r:embed="rId15"/>
+                    <a:stretch>
+                      <a:fillRect/>
+                    </a:stretch>
+                  </pic:blipFill>
+                  <pic:spPr>
+                    <a:xfrm>
+                      <a:off x="0" y="0"/>
+                      <a:ext cx="5731510" cy="2682240"/>
+                    </a:xfrm>
+                    <a:prstGeom prst="rect">
+                      <a:avLst/>
+                    </a:prstGeom>
+                  </pic:spPr>
+                </pic:pic>
+              </a:graphicData>
+            </a:graphic>
+          </wp:inline>
+        </w:drawing>
+      </w:r>
+    </w:p>
     <w:sectPr>
       <w:pgSz w:w="11906" w:h="16838"/>
       <w:pgMar w:top="1440" w:right="1440" w:bottom="1440" w:left="1440" w:header="708" w:footer="708" w:gutter="0"/>
@@ -85,6 +4696,953 @@
     </w:sectPr>
   </w:body>
 </w:document>
+</file>
+
+<file path=word/endnotes.xml><?xml version="1.0" encoding="utf-8"?>
+<w:endnotes xmlns:wpc="http://schemas.microsoft.com/office/word/2010/wordprocessingCanvas" xmlns:cx="http://schemas.microsoft.com/office/drawing/2014/chartex" xmlns:cx1="http://schemas.microsoft.com/office/drawing/2015/9/8/chartex" xmlns:cx2="http://schemas.microsoft.com/office/drawing/2015/10/21/chartex" xmlns:cx3="http://schemas.microsoft.com/office/drawing/2016/5/9/chartex" xmlns:cx4="http://schemas.microsoft.com/office/drawing/2016/5/10/chartex" xmlns:cx5="http://schemas.microsoft.com/office/drawing/2016/5/11/chartex" xmlns:cx6="http://schemas.microsoft.com/office/drawing/2016/5/12/chartex" xmlns:cx7="http://schemas.microsoft.com/office/drawing/2016/5/13/chartex" xmlns:cx8="http://schemas.microsoft.com/office/drawing/2016/5/14/chartex" xmlns:mc="http://schemas.openxmlformats.org/markup-compatibility/2006" xmlns:aink="http://schemas.microsoft.com/office/drawing/2016/ink" xmlns:am3d="http://schemas.microsoft.com/office/drawing/2017/model3d" xmlns:o="urn:schemas-microsoft-com:office:office" xmlns:oel="http://schemas.microsoft.com/office/2019/extlst" xmlns:r="http://schemas.openxmlformats.org/officeDocument/2006/relationships" xmlns:m="http://schemas.openxmlformats.org/officeDocument/2006/math" xmlns:v="urn:schemas-microsoft-com:vml" xmlns:wp14="http://schemas.microsoft.com/office/word/2010/wordprocessingDrawing" xmlns:wp="http://schemas.openxmlformats.org/drawingml/2006/wordprocessingDrawing" xmlns:w10="urn:schemas-microsoft-com:office:word" xmlns:w="http://schemas.openxmlformats.org/wordprocessingml/2006/main" xmlns:w14="http://schemas.microsoft.com/office/word/2010/wordml" xmlns:w15="http://schemas.microsoft.com/office/word/2012/wordml" xmlns:w16cex="http://schemas.microsoft.com/office/word/2018/wordml/cex" xmlns:w16cid="http://schemas.microsoft.com/office/word/2016/wordml/cid" xmlns:w16="http://schemas.microsoft.com/office/word/2018/wordml" xmlns:w16du="http://schemas.microsoft.com/office/word/2023/wordml/word16du" xmlns:w16sdtdh="http://schemas.microsoft.com/office/word/2020/wordml/sdtdatahash" xmlns:w16sdtfl="http://schemas.microsoft.com/office/word/2024/wordml/sdtformatlock" xmlns:w16se="http://schemas.microsoft.com/office/word/2015/wordml/symex" xmlns:wpg="http://schemas.microsoft.com/office/word/2010/wordprocessingGroup" xmlns:wpi="http://schemas.microsoft.com/office/word/2010/wordprocessingInk" xmlns:wne="http://schemas.microsoft.com/office/word/2006/wordml" xmlns:wps="http://schemas.microsoft.com/office/word/2010/wordprocessingShape" mc:Ignorable="w14 w15 w16se w16cid w16 w16cex w16sdtdh w16sdtfl w16du wp14">
+  <w:endnote w:type="separator" w:id="-1">
+    <w:p>
+      <w:pPr>
+        <w:spacing w:after="0" w:line="240" w:lineRule="auto"/>
+      </w:pPr>
+      <w:r>
+        <w:separator/>
+      </w:r>
+    </w:p>
+  </w:endnote>
+  <w:endnote w:type="continuationSeparator" w:id="0">
+    <w:p>
+      <w:pPr>
+        <w:spacing w:after="0" w:line="240" w:lineRule="auto"/>
+      </w:pPr>
+      <w:r>
+        <w:continuationSeparator/>
+      </w:r>
+    </w:p>
+  </w:endnote>
+</w:endnotes>
+</file>
+
+<file path=word/footnotes.xml><?xml version="1.0" encoding="utf-8"?>
+<w:footnotes xmlns:wpc="http://schemas.microsoft.com/office/word/2010/wordprocessingCanvas" xmlns:cx="http://schemas.microsoft.com/office/drawing/2014/chartex" xmlns:cx1="http://schemas.microsoft.com/office/drawing/2015/9/8/chartex" xmlns:cx2="http://schemas.microsoft.com/office/drawing/2015/10/21/chartex" xmlns:cx3="http://schemas.microsoft.com/office/drawing/2016/5/9/chartex" xmlns:cx4="http://schemas.microsoft.com/office/drawing/2016/5/10/chartex" xmlns:cx5="http://schemas.microsoft.com/office/drawing/2016/5/11/chartex" xmlns:cx6="http://schemas.microsoft.com/office/drawing/2016/5/12/chartex" xmlns:cx7="http://schemas.microsoft.com/office/drawing/2016/5/13/chartex" xmlns:cx8="http://schemas.microsoft.com/office/drawing/2016/5/14/chartex" xmlns:mc="http://schemas.openxmlformats.org/markup-compatibility/2006" xmlns:aink="http://schemas.microsoft.com/office/drawing/2016/ink" xmlns:am3d="http://schemas.microsoft.com/office/drawing/2017/model3d" xmlns:o="urn:schemas-microsoft-com:office:office" xmlns:oel="http://schemas.microsoft.com/office/2019/extlst" xmlns:r="http://schemas.openxmlformats.org/officeDocument/2006/relationships" xmlns:m="http://schemas.openxmlformats.org/officeDocument/2006/math" xmlns:v="urn:schemas-microsoft-com:vml" xmlns:wp14="http://schemas.microsoft.com/office/word/2010/wordprocessingDrawing" xmlns:wp="http://schemas.openxmlformats.org/drawingml/2006/wordprocessingDrawing" xmlns:w10="urn:schemas-microsoft-com:office:word" xmlns:w="http://schemas.openxmlformats.org/wordprocessingml/2006/main" xmlns:w14="http://schemas.microsoft.com/office/word/2010/wordml" xmlns:w15="http://schemas.microsoft.com/office/word/2012/wordml" xmlns:w16cex="http://schemas.microsoft.com/office/word/2018/wordml/cex" xmlns:w16cid="http://schemas.microsoft.com/office/word/2016/wordml/cid" xmlns:w16="http://schemas.microsoft.com/office/word/2018/wordml" xmlns:w16du="http://schemas.microsoft.com/office/word/2023/wordml/word16du" xmlns:w16sdtdh="http://schemas.microsoft.com/office/word/2020/wordml/sdtdatahash" xmlns:w16sdtfl="http://schemas.microsoft.com/office/word/2024/wordml/sdtformatlock" xmlns:w16se="http://schemas.microsoft.com/office/word/2015/wordml/symex" xmlns:wpg="http://schemas.microsoft.com/office/word/2010/wordprocessingGroup" xmlns:wpi="http://schemas.microsoft.com/office/word/2010/wordprocessingInk" xmlns:wne="http://schemas.microsoft.com/office/word/2006/wordml" xmlns:wps="http://schemas.microsoft.com/office/word/2010/wordprocessingShape" mc:Ignorable="w14 w15 w16se w16cid w16 w16cex w16sdtdh w16sdtfl w16du wp14">
+  <w:footnote w:type="separator" w:id="-1">
+    <w:p>
+      <w:pPr>
+        <w:spacing w:after="0" w:line="240" w:lineRule="auto"/>
+      </w:pPr>
+      <w:r>
+        <w:separator/>
+      </w:r>
+    </w:p>
+  </w:footnote>
+  <w:footnote w:type="continuationSeparator" w:id="0">
+    <w:p>
+      <w:pPr>
+        <w:spacing w:after="0" w:line="240" w:lineRule="auto"/>
+      </w:pPr>
+      <w:r>
+        <w:continuationSeparator/>
+      </w:r>
+    </w:p>
+  </w:footnote>
+</w:footnotes>
+</file>
+
+<file path=word/numbering.xml><?xml version="1.0" encoding="utf-8"?>
+<w:numbering xmlns:wpc="http://schemas.microsoft.com/office/word/2010/wordprocessingCanvas" xmlns:cx="http://schemas.microsoft.com/office/drawing/2014/chartex" xmlns:cx1="http://schemas.microsoft.com/office/drawing/2015/9/8/chartex" xmlns:cx2="http://schemas.microsoft.com/office/drawing/2015/10/21/chartex" xmlns:cx3="http://schemas.microsoft.com/office/drawing/2016/5/9/chartex" xmlns:cx4="http://schemas.microsoft.com/office/drawing/2016/5/10/chartex" xmlns:cx5="http://schemas.microsoft.com/office/drawing/2016/5/11/chartex" xmlns:cx6="http://schemas.microsoft.com/office/drawing/2016/5/12/chartex" xmlns:cx7="http://schemas.microsoft.com/office/drawing/2016/5/13/chartex" xmlns:cx8="http://schemas.microsoft.com/office/drawing/2016/5/14/chartex" xmlns:mc="http://schemas.openxmlformats.org/markup-compatibility/2006" xmlns:aink="http://schemas.microsoft.com/office/drawing/2016/ink" xmlns:am3d="http://schemas.microsoft.com/office/drawing/2017/model3d" xmlns:o="urn:schemas-microsoft-com:office:office" xmlns:oel="http://schemas.microsoft.com/office/2019/extlst" xmlns:r="http://schemas.openxmlformats.org/officeDocument/2006/relationships" xmlns:m="http://schemas.openxmlformats.org/officeDocument/2006/math" xmlns:v="urn:schemas-microsoft-com:vml" xmlns:wp14="http://schemas.microsoft.com/office/word/2010/wordprocessingDrawing" xmlns:wp="http://schemas.openxmlformats.org/drawingml/2006/wordprocessingDrawing" xmlns:w10="urn:schemas-microsoft-com:office:word" xmlns:w="http://schemas.openxmlformats.org/wordprocessingml/2006/main" xmlns:w14="http://schemas.microsoft.com/office/word/2010/wordml" xmlns:w15="http://schemas.microsoft.com/office/word/2012/wordml" xmlns:w16cex="http://schemas.microsoft.com/office/word/2018/wordml/cex" xmlns:w16cid="http://schemas.microsoft.com/office/word/2016/wordml/cid" xmlns:w16="http://schemas.microsoft.com/office/word/2018/wordml" xmlns:w16du="http://schemas.microsoft.com/office/word/2023/wordml/word16du" xmlns:w16sdtdh="http://schemas.microsoft.com/office/word/2020/wordml/sdtdatahash" xmlns:w16sdtfl="http://schemas.microsoft.com/office/word/2024/wordml/sdtformatlock" xmlns:w16se="http://schemas.microsoft.com/office/word/2015/wordml/symex" xmlns:wpg="http://schemas.microsoft.com/office/word/2010/wordprocessingGroup" xmlns:wpi="http://schemas.microsoft.com/office/word/2010/wordprocessingInk" xmlns:wne="http://schemas.microsoft.com/office/word/2006/wordml" xmlns:wps="http://schemas.microsoft.com/office/word/2010/wordprocessingShape" mc:Ignorable="w14 w15 w16se w16cid w16 w16cex w16sdtdh w16sdtfl w16du wp14">
+  <w:abstractNum w:abstractNumId="0" w15:restartNumberingAfterBreak="0">
+    <w:nsid w:val="17303FE9"/>
+    <w:multiLevelType w:val="multilevel"/>
+    <w:tmpl w:val="0E62440C"/>
+    <w:lvl w:ilvl="0">
+      <w:start w:val="1"/>
+      <w:numFmt w:val="decimal"/>
+      <w:lvlText w:val="%1."/>
+      <w:lvlJc w:val="left"/>
+      <w:pPr>
+        <w:tabs>
+          <w:tab w:val="num" w:pos="720"/>
+        </w:tabs>
+        <w:ind w:left="720" w:hanging="360"/>
+      </w:pPr>
+    </w:lvl>
+    <w:lvl w:ilvl="1" w:tentative="1">
+      <w:start w:val="1"/>
+      <w:numFmt w:val="decimal"/>
+      <w:lvlText w:val="%2."/>
+      <w:lvlJc w:val="left"/>
+      <w:pPr>
+        <w:tabs>
+          <w:tab w:val="num" w:pos="1440"/>
+        </w:tabs>
+        <w:ind w:left="1440" w:hanging="360"/>
+      </w:pPr>
+    </w:lvl>
+    <w:lvl w:ilvl="2" w:tentative="1">
+      <w:start w:val="1"/>
+      <w:numFmt w:val="decimal"/>
+      <w:lvlText w:val="%3."/>
+      <w:lvlJc w:val="left"/>
+      <w:pPr>
+        <w:tabs>
+          <w:tab w:val="num" w:pos="2160"/>
+        </w:tabs>
+        <w:ind w:left="2160" w:hanging="360"/>
+      </w:pPr>
+    </w:lvl>
+    <w:lvl w:ilvl="3" w:tentative="1">
+      <w:start w:val="1"/>
+      <w:numFmt w:val="decimal"/>
+      <w:lvlText w:val="%4."/>
+      <w:lvlJc w:val="left"/>
+      <w:pPr>
+        <w:tabs>
+          <w:tab w:val="num" w:pos="2880"/>
+        </w:tabs>
+        <w:ind w:left="2880" w:hanging="360"/>
+      </w:pPr>
+    </w:lvl>
+    <w:lvl w:ilvl="4" w:tentative="1">
+      <w:start w:val="1"/>
+      <w:numFmt w:val="decimal"/>
+      <w:lvlText w:val="%5."/>
+      <w:lvlJc w:val="left"/>
+      <w:pPr>
+        <w:tabs>
+          <w:tab w:val="num" w:pos="3600"/>
+        </w:tabs>
+        <w:ind w:left="3600" w:hanging="360"/>
+      </w:pPr>
+    </w:lvl>
+    <w:lvl w:ilvl="5" w:tentative="1">
+      <w:start w:val="1"/>
+      <w:numFmt w:val="decimal"/>
+      <w:lvlText w:val="%6."/>
+      <w:lvlJc w:val="left"/>
+      <w:pPr>
+        <w:tabs>
+          <w:tab w:val="num" w:pos="4320"/>
+        </w:tabs>
+        <w:ind w:left="4320" w:hanging="360"/>
+      </w:pPr>
+    </w:lvl>
+    <w:lvl w:ilvl="6" w:tentative="1">
+      <w:start w:val="1"/>
+      <w:numFmt w:val="decimal"/>
+      <w:lvlText w:val="%7."/>
+      <w:lvlJc w:val="left"/>
+      <w:pPr>
+        <w:tabs>
+          <w:tab w:val="num" w:pos="5040"/>
+        </w:tabs>
+        <w:ind w:left="5040" w:hanging="360"/>
+      </w:pPr>
+    </w:lvl>
+    <w:lvl w:ilvl="7" w:tentative="1">
+      <w:start w:val="1"/>
+      <w:numFmt w:val="decimal"/>
+      <w:lvlText w:val="%8."/>
+      <w:lvlJc w:val="left"/>
+      <w:pPr>
+        <w:tabs>
+          <w:tab w:val="num" w:pos="5760"/>
+        </w:tabs>
+        <w:ind w:left="5760" w:hanging="360"/>
+      </w:pPr>
+    </w:lvl>
+    <w:lvl w:ilvl="8" w:tentative="1">
+      <w:start w:val="1"/>
+      <w:numFmt w:val="decimal"/>
+      <w:lvlText w:val="%9."/>
+      <w:lvlJc w:val="left"/>
+      <w:pPr>
+        <w:tabs>
+          <w:tab w:val="num" w:pos="6480"/>
+        </w:tabs>
+        <w:ind w:left="6480" w:hanging="360"/>
+      </w:pPr>
+    </w:lvl>
+  </w:abstractNum>
+  <w:abstractNum w:abstractNumId="1" w15:restartNumberingAfterBreak="0">
+    <w:nsid w:val="257A6F33"/>
+    <w:multiLevelType w:val="hybridMultilevel"/>
+    <w:tmpl w:val="93BC1F36"/>
+    <w:lvl w:ilvl="0" w:tplc="4009000F">
+      <w:start w:val="1"/>
+      <w:numFmt w:val="decimal"/>
+      <w:lvlText w:val="%1."/>
+      <w:lvlJc w:val="left"/>
+      <w:pPr>
+        <w:ind w:left="720" w:hanging="360"/>
+      </w:pPr>
+      <w:rPr>
+        <w:rFonts w:hint="default"/>
+      </w:rPr>
+    </w:lvl>
+    <w:lvl w:ilvl="1" w:tplc="40090019" w:tentative="1">
+      <w:start w:val="1"/>
+      <w:numFmt w:val="lowerLetter"/>
+      <w:lvlText w:val="%2."/>
+      <w:lvlJc w:val="left"/>
+      <w:pPr>
+        <w:ind w:left="1440" w:hanging="360"/>
+      </w:pPr>
+    </w:lvl>
+    <w:lvl w:ilvl="2" w:tplc="4009001B" w:tentative="1">
+      <w:start w:val="1"/>
+      <w:numFmt w:val="lowerRoman"/>
+      <w:lvlText w:val="%3."/>
+      <w:lvlJc w:val="right"/>
+      <w:pPr>
+        <w:ind w:left="2160" w:hanging="180"/>
+      </w:pPr>
+    </w:lvl>
+    <w:lvl w:ilvl="3" w:tplc="4009000F" w:tentative="1">
+      <w:start w:val="1"/>
+      <w:numFmt w:val="decimal"/>
+      <w:lvlText w:val="%4."/>
+      <w:lvlJc w:val="left"/>
+      <w:pPr>
+        <w:ind w:left="2880" w:hanging="360"/>
+      </w:pPr>
+    </w:lvl>
+    <w:lvl w:ilvl="4" w:tplc="40090019" w:tentative="1">
+      <w:start w:val="1"/>
+      <w:numFmt w:val="lowerLetter"/>
+      <w:lvlText w:val="%5."/>
+      <w:lvlJc w:val="left"/>
+      <w:pPr>
+        <w:ind w:left="3600" w:hanging="360"/>
+      </w:pPr>
+    </w:lvl>
+    <w:lvl w:ilvl="5" w:tplc="4009001B" w:tentative="1">
+      <w:start w:val="1"/>
+      <w:numFmt w:val="lowerRoman"/>
+      <w:lvlText w:val="%6."/>
+      <w:lvlJc w:val="right"/>
+      <w:pPr>
+        <w:ind w:left="4320" w:hanging="180"/>
+      </w:pPr>
+    </w:lvl>
+    <w:lvl w:ilvl="6" w:tplc="4009000F" w:tentative="1">
+      <w:start w:val="1"/>
+      <w:numFmt w:val="decimal"/>
+      <w:lvlText w:val="%7."/>
+      <w:lvlJc w:val="left"/>
+      <w:pPr>
+        <w:ind w:left="5040" w:hanging="360"/>
+      </w:pPr>
+    </w:lvl>
+    <w:lvl w:ilvl="7" w:tplc="40090019" w:tentative="1">
+      <w:start w:val="1"/>
+      <w:numFmt w:val="lowerLetter"/>
+      <w:lvlText w:val="%8."/>
+      <w:lvlJc w:val="left"/>
+      <w:pPr>
+        <w:ind w:left="5760" w:hanging="360"/>
+      </w:pPr>
+    </w:lvl>
+    <w:lvl w:ilvl="8" w:tplc="4009001B" w:tentative="1">
+      <w:start w:val="1"/>
+      <w:numFmt w:val="lowerRoman"/>
+      <w:lvlText w:val="%9."/>
+      <w:lvlJc w:val="right"/>
+      <w:pPr>
+        <w:ind w:left="6480" w:hanging="180"/>
+      </w:pPr>
+    </w:lvl>
+  </w:abstractNum>
+  <w:abstractNum w:abstractNumId="2" w15:restartNumberingAfterBreak="0">
+    <w:nsid w:val="3B0E5006"/>
+    <w:multiLevelType w:val="hybridMultilevel"/>
+    <w:tmpl w:val="8D0A4F1A"/>
+    <w:lvl w:ilvl="0" w:tplc="4009000F">
+      <w:start w:val="1"/>
+      <w:numFmt w:val="decimal"/>
+      <w:lvlText w:val="%1."/>
+      <w:lvlJc w:val="left"/>
+      <w:pPr>
+        <w:ind w:left="720" w:hanging="360"/>
+      </w:pPr>
+      <w:rPr>
+        <w:rFonts w:hint="default"/>
+      </w:rPr>
+    </w:lvl>
+    <w:lvl w:ilvl="1" w:tplc="40090019" w:tentative="1">
+      <w:start w:val="1"/>
+      <w:numFmt w:val="lowerLetter"/>
+      <w:lvlText w:val="%2."/>
+      <w:lvlJc w:val="left"/>
+      <w:pPr>
+        <w:ind w:left="1440" w:hanging="360"/>
+      </w:pPr>
+    </w:lvl>
+    <w:lvl w:ilvl="2" w:tplc="4009001B" w:tentative="1">
+      <w:start w:val="1"/>
+      <w:numFmt w:val="lowerRoman"/>
+      <w:lvlText w:val="%3."/>
+      <w:lvlJc w:val="right"/>
+      <w:pPr>
+        <w:ind w:left="2160" w:hanging="180"/>
+      </w:pPr>
+    </w:lvl>
+    <w:lvl w:ilvl="3" w:tplc="4009000F" w:tentative="1">
+      <w:start w:val="1"/>
+      <w:numFmt w:val="decimal"/>
+      <w:lvlText w:val="%4."/>
+      <w:lvlJc w:val="left"/>
+      <w:pPr>
+        <w:ind w:left="2880" w:hanging="360"/>
+      </w:pPr>
+    </w:lvl>
+    <w:lvl w:ilvl="4" w:tplc="40090019" w:tentative="1">
+      <w:start w:val="1"/>
+      <w:numFmt w:val="lowerLetter"/>
+      <w:lvlText w:val="%5."/>
+      <w:lvlJc w:val="left"/>
+      <w:pPr>
+        <w:ind w:left="3600" w:hanging="360"/>
+      </w:pPr>
+    </w:lvl>
+    <w:lvl w:ilvl="5" w:tplc="4009001B" w:tentative="1">
+      <w:start w:val="1"/>
+      <w:numFmt w:val="lowerRoman"/>
+      <w:lvlText w:val="%6."/>
+      <w:lvlJc w:val="right"/>
+      <w:pPr>
+        <w:ind w:left="4320" w:hanging="180"/>
+      </w:pPr>
+    </w:lvl>
+    <w:lvl w:ilvl="6" w:tplc="4009000F" w:tentative="1">
+      <w:start w:val="1"/>
+      <w:numFmt w:val="decimal"/>
+      <w:lvlText w:val="%7."/>
+      <w:lvlJc w:val="left"/>
+      <w:pPr>
+        <w:ind w:left="5040" w:hanging="360"/>
+      </w:pPr>
+    </w:lvl>
+    <w:lvl w:ilvl="7" w:tplc="40090019" w:tentative="1">
+      <w:start w:val="1"/>
+      <w:numFmt w:val="lowerLetter"/>
+      <w:lvlText w:val="%8."/>
+      <w:lvlJc w:val="left"/>
+      <w:pPr>
+        <w:ind w:left="5760" w:hanging="360"/>
+      </w:pPr>
+    </w:lvl>
+    <w:lvl w:ilvl="8" w:tplc="4009001B" w:tentative="1">
+      <w:start w:val="1"/>
+      <w:numFmt w:val="lowerRoman"/>
+      <w:lvlText w:val="%9."/>
+      <w:lvlJc w:val="right"/>
+      <w:pPr>
+        <w:ind w:left="6480" w:hanging="180"/>
+      </w:pPr>
+    </w:lvl>
+  </w:abstractNum>
+  <w:abstractNum w:abstractNumId="3" w15:restartNumberingAfterBreak="0">
+    <w:nsid w:val="48FA677A"/>
+    <w:multiLevelType w:val="multilevel"/>
+    <w:tmpl w:val="0A581D52"/>
+    <w:lvl w:ilvl="0">
+      <w:start w:val="1"/>
+      <w:numFmt w:val="bullet"/>
+      <w:lvlText w:val=""/>
+      <w:lvlJc w:val="left"/>
+      <w:pPr>
+        <w:tabs>
+          <w:tab w:val="num" w:pos="720"/>
+        </w:tabs>
+        <w:ind w:left="720" w:hanging="360"/>
+      </w:pPr>
+      <w:rPr>
+        <w:rFonts w:ascii="Symbol" w:hAnsi="Symbol" w:hint="default"/>
+        <w:sz w:val="20"/>
+      </w:rPr>
+    </w:lvl>
+    <w:lvl w:ilvl="1" w:tentative="1">
+      <w:start w:val="1"/>
+      <w:numFmt w:val="bullet"/>
+      <w:lvlText w:val=""/>
+      <w:lvlJc w:val="left"/>
+      <w:pPr>
+        <w:tabs>
+          <w:tab w:val="num" w:pos="1440"/>
+        </w:tabs>
+        <w:ind w:left="1440" w:hanging="360"/>
+      </w:pPr>
+      <w:rPr>
+        <w:rFonts w:ascii="Symbol" w:hAnsi="Symbol" w:hint="default"/>
+        <w:sz w:val="20"/>
+      </w:rPr>
+    </w:lvl>
+    <w:lvl w:ilvl="2" w:tentative="1">
+      <w:start w:val="1"/>
+      <w:numFmt w:val="bullet"/>
+      <w:lvlText w:val=""/>
+      <w:lvlJc w:val="left"/>
+      <w:pPr>
+        <w:tabs>
+          <w:tab w:val="num" w:pos="2160"/>
+        </w:tabs>
+        <w:ind w:left="2160" w:hanging="360"/>
+      </w:pPr>
+      <w:rPr>
+        <w:rFonts w:ascii="Symbol" w:hAnsi="Symbol" w:hint="default"/>
+        <w:sz w:val="20"/>
+      </w:rPr>
+    </w:lvl>
+    <w:lvl w:ilvl="3" w:tentative="1">
+      <w:start w:val="1"/>
+      <w:numFmt w:val="bullet"/>
+      <w:lvlText w:val=""/>
+      <w:lvlJc w:val="left"/>
+      <w:pPr>
+        <w:tabs>
+          <w:tab w:val="num" w:pos="2880"/>
+        </w:tabs>
+        <w:ind w:left="2880" w:hanging="360"/>
+      </w:pPr>
+      <w:rPr>
+        <w:rFonts w:ascii="Symbol" w:hAnsi="Symbol" w:hint="default"/>
+        <w:sz w:val="20"/>
+      </w:rPr>
+    </w:lvl>
+    <w:lvl w:ilvl="4" w:tentative="1">
+      <w:start w:val="1"/>
+      <w:numFmt w:val="bullet"/>
+      <w:lvlText w:val=""/>
+      <w:lvlJc w:val="left"/>
+      <w:pPr>
+        <w:tabs>
+          <w:tab w:val="num" w:pos="3600"/>
+        </w:tabs>
+        <w:ind w:left="3600" w:hanging="360"/>
+      </w:pPr>
+      <w:rPr>
+        <w:rFonts w:ascii="Symbol" w:hAnsi="Symbol" w:hint="default"/>
+        <w:sz w:val="20"/>
+      </w:rPr>
+    </w:lvl>
+    <w:lvl w:ilvl="5" w:tentative="1">
+      <w:start w:val="1"/>
+      <w:numFmt w:val="bullet"/>
+      <w:lvlText w:val=""/>
+      <w:lvlJc w:val="left"/>
+      <w:pPr>
+        <w:tabs>
+          <w:tab w:val="num" w:pos="4320"/>
+        </w:tabs>
+        <w:ind w:left="4320" w:hanging="360"/>
+      </w:pPr>
+      <w:rPr>
+        <w:rFonts w:ascii="Symbol" w:hAnsi="Symbol" w:hint="default"/>
+        <w:sz w:val="20"/>
+      </w:rPr>
+    </w:lvl>
+    <w:lvl w:ilvl="6" w:tentative="1">
+      <w:start w:val="1"/>
+      <w:numFmt w:val="bullet"/>
+      <w:lvlText w:val=""/>
+      <w:lvlJc w:val="left"/>
+      <w:pPr>
+        <w:tabs>
+          <w:tab w:val="num" w:pos="5040"/>
+        </w:tabs>
+        <w:ind w:left="5040" w:hanging="360"/>
+      </w:pPr>
+      <w:rPr>
+        <w:rFonts w:ascii="Symbol" w:hAnsi="Symbol" w:hint="default"/>
+        <w:sz w:val="20"/>
+      </w:rPr>
+    </w:lvl>
+    <w:lvl w:ilvl="7" w:tentative="1">
+      <w:start w:val="1"/>
+      <w:numFmt w:val="bullet"/>
+      <w:lvlText w:val=""/>
+      <w:lvlJc w:val="left"/>
+      <w:pPr>
+        <w:tabs>
+          <w:tab w:val="num" w:pos="5760"/>
+        </w:tabs>
+        <w:ind w:left="5760" w:hanging="360"/>
+      </w:pPr>
+      <w:rPr>
+        <w:rFonts w:ascii="Symbol" w:hAnsi="Symbol" w:hint="default"/>
+        <w:sz w:val="20"/>
+      </w:rPr>
+    </w:lvl>
+    <w:lvl w:ilvl="8" w:tentative="1">
+      <w:start w:val="1"/>
+      <w:numFmt w:val="bullet"/>
+      <w:lvlText w:val=""/>
+      <w:lvlJc w:val="left"/>
+      <w:pPr>
+        <w:tabs>
+          <w:tab w:val="num" w:pos="6480"/>
+        </w:tabs>
+        <w:ind w:left="6480" w:hanging="360"/>
+      </w:pPr>
+      <w:rPr>
+        <w:rFonts w:ascii="Symbol" w:hAnsi="Symbol" w:hint="default"/>
+        <w:sz w:val="20"/>
+      </w:rPr>
+    </w:lvl>
+  </w:abstractNum>
+  <w:abstractNum w:abstractNumId="4" w15:restartNumberingAfterBreak="0">
+    <w:nsid w:val="501449BC"/>
+    <w:multiLevelType w:val="hybridMultilevel"/>
+    <w:tmpl w:val="4EA8D41C"/>
+    <w:lvl w:ilvl="0" w:tplc="4009000F">
+      <w:start w:val="1"/>
+      <w:numFmt w:val="decimal"/>
+      <w:lvlText w:val="%1."/>
+      <w:lvlJc w:val="left"/>
+      <w:pPr>
+        <w:ind w:left="720" w:hanging="360"/>
+      </w:pPr>
+      <w:rPr>
+        <w:rFonts w:hint="default"/>
+      </w:rPr>
+    </w:lvl>
+    <w:lvl w:ilvl="1" w:tplc="40090019" w:tentative="1">
+      <w:start w:val="1"/>
+      <w:numFmt w:val="lowerLetter"/>
+      <w:lvlText w:val="%2."/>
+      <w:lvlJc w:val="left"/>
+      <w:pPr>
+        <w:ind w:left="1440" w:hanging="360"/>
+      </w:pPr>
+    </w:lvl>
+    <w:lvl w:ilvl="2" w:tplc="4009001B" w:tentative="1">
+      <w:start w:val="1"/>
+      <w:numFmt w:val="lowerRoman"/>
+      <w:lvlText w:val="%3."/>
+      <w:lvlJc w:val="right"/>
+      <w:pPr>
+        <w:ind w:left="2160" w:hanging="180"/>
+      </w:pPr>
+    </w:lvl>
+    <w:lvl w:ilvl="3" w:tplc="4009000F" w:tentative="1">
+      <w:start w:val="1"/>
+      <w:numFmt w:val="decimal"/>
+      <w:lvlText w:val="%4."/>
+      <w:lvlJc w:val="left"/>
+      <w:pPr>
+        <w:ind w:left="2880" w:hanging="360"/>
+      </w:pPr>
+    </w:lvl>
+    <w:lvl w:ilvl="4" w:tplc="40090019" w:tentative="1">
+      <w:start w:val="1"/>
+      <w:numFmt w:val="lowerLetter"/>
+      <w:lvlText w:val="%5."/>
+      <w:lvlJc w:val="left"/>
+      <w:pPr>
+        <w:ind w:left="3600" w:hanging="360"/>
+      </w:pPr>
+    </w:lvl>
+    <w:lvl w:ilvl="5" w:tplc="4009001B" w:tentative="1">
+      <w:start w:val="1"/>
+      <w:numFmt w:val="lowerRoman"/>
+      <w:lvlText w:val="%6."/>
+      <w:lvlJc w:val="right"/>
+      <w:pPr>
+        <w:ind w:left="4320" w:hanging="180"/>
+      </w:pPr>
+    </w:lvl>
+    <w:lvl w:ilvl="6" w:tplc="4009000F" w:tentative="1">
+      <w:start w:val="1"/>
+      <w:numFmt w:val="decimal"/>
+      <w:lvlText w:val="%7."/>
+      <w:lvlJc w:val="left"/>
+      <w:pPr>
+        <w:ind w:left="5040" w:hanging="360"/>
+      </w:pPr>
+    </w:lvl>
+    <w:lvl w:ilvl="7" w:tplc="40090019" w:tentative="1">
+      <w:start w:val="1"/>
+      <w:numFmt w:val="lowerLetter"/>
+      <w:lvlText w:val="%8."/>
+      <w:lvlJc w:val="left"/>
+      <w:pPr>
+        <w:ind w:left="5760" w:hanging="360"/>
+      </w:pPr>
+    </w:lvl>
+    <w:lvl w:ilvl="8" w:tplc="4009001B" w:tentative="1">
+      <w:start w:val="1"/>
+      <w:numFmt w:val="lowerRoman"/>
+      <w:lvlText w:val="%9."/>
+      <w:lvlJc w:val="right"/>
+      <w:pPr>
+        <w:ind w:left="6480" w:hanging="180"/>
+      </w:pPr>
+    </w:lvl>
+  </w:abstractNum>
+  <w:abstractNum w:abstractNumId="5" w15:restartNumberingAfterBreak="0">
+    <w:nsid w:val="5C1A291A"/>
+    <w:multiLevelType w:val="multilevel"/>
+    <w:tmpl w:val="0CA2215C"/>
+    <w:lvl w:ilvl="0">
+      <w:start w:val="1"/>
+      <w:numFmt w:val="decimal"/>
+      <w:lvlText w:val="%1."/>
+      <w:lvlJc w:val="left"/>
+      <w:pPr>
+        <w:tabs>
+          <w:tab w:val="num" w:pos="720"/>
+        </w:tabs>
+        <w:ind w:left="720" w:hanging="360"/>
+      </w:pPr>
+    </w:lvl>
+    <w:lvl w:ilvl="1" w:tentative="1">
+      <w:start w:val="1"/>
+      <w:numFmt w:val="decimal"/>
+      <w:lvlText w:val="%2."/>
+      <w:lvlJc w:val="left"/>
+      <w:pPr>
+        <w:tabs>
+          <w:tab w:val="num" w:pos="1440"/>
+        </w:tabs>
+        <w:ind w:left="1440" w:hanging="360"/>
+      </w:pPr>
+    </w:lvl>
+    <w:lvl w:ilvl="2" w:tentative="1">
+      <w:start w:val="1"/>
+      <w:numFmt w:val="decimal"/>
+      <w:lvlText w:val="%3."/>
+      <w:lvlJc w:val="left"/>
+      <w:pPr>
+        <w:tabs>
+          <w:tab w:val="num" w:pos="2160"/>
+        </w:tabs>
+        <w:ind w:left="2160" w:hanging="360"/>
+      </w:pPr>
+    </w:lvl>
+    <w:lvl w:ilvl="3" w:tentative="1">
+      <w:start w:val="1"/>
+      <w:numFmt w:val="decimal"/>
+      <w:lvlText w:val="%4."/>
+      <w:lvlJc w:val="left"/>
+      <w:pPr>
+        <w:tabs>
+          <w:tab w:val="num" w:pos="2880"/>
+        </w:tabs>
+        <w:ind w:left="2880" w:hanging="360"/>
+      </w:pPr>
+    </w:lvl>
+    <w:lvl w:ilvl="4" w:tentative="1">
+      <w:start w:val="1"/>
+      <w:numFmt w:val="decimal"/>
+      <w:lvlText w:val="%5."/>
+      <w:lvlJc w:val="left"/>
+      <w:pPr>
+        <w:tabs>
+          <w:tab w:val="num" w:pos="3600"/>
+        </w:tabs>
+        <w:ind w:left="3600" w:hanging="360"/>
+      </w:pPr>
+    </w:lvl>
+    <w:lvl w:ilvl="5" w:tentative="1">
+      <w:start w:val="1"/>
+      <w:numFmt w:val="decimal"/>
+      <w:lvlText w:val="%6."/>
+      <w:lvlJc w:val="left"/>
+      <w:pPr>
+        <w:tabs>
+          <w:tab w:val="num" w:pos="4320"/>
+        </w:tabs>
+        <w:ind w:left="4320" w:hanging="360"/>
+      </w:pPr>
+    </w:lvl>
+    <w:lvl w:ilvl="6" w:tentative="1">
+      <w:start w:val="1"/>
+      <w:numFmt w:val="decimal"/>
+      <w:lvlText w:val="%7."/>
+      <w:lvlJc w:val="left"/>
+      <w:pPr>
+        <w:tabs>
+          <w:tab w:val="num" w:pos="5040"/>
+        </w:tabs>
+        <w:ind w:left="5040" w:hanging="360"/>
+      </w:pPr>
+    </w:lvl>
+    <w:lvl w:ilvl="7" w:tentative="1">
+      <w:start w:val="1"/>
+      <w:numFmt w:val="decimal"/>
+      <w:lvlText w:val="%8."/>
+      <w:lvlJc w:val="left"/>
+      <w:pPr>
+        <w:tabs>
+          <w:tab w:val="num" w:pos="5760"/>
+        </w:tabs>
+        <w:ind w:left="5760" w:hanging="360"/>
+      </w:pPr>
+    </w:lvl>
+    <w:lvl w:ilvl="8" w:tentative="1">
+      <w:start w:val="1"/>
+      <w:numFmt w:val="decimal"/>
+      <w:lvlText w:val="%9."/>
+      <w:lvlJc w:val="left"/>
+      <w:pPr>
+        <w:tabs>
+          <w:tab w:val="num" w:pos="6480"/>
+        </w:tabs>
+        <w:ind w:left="6480" w:hanging="360"/>
+      </w:pPr>
+    </w:lvl>
+  </w:abstractNum>
+  <w:abstractNum w:abstractNumId="6" w15:restartNumberingAfterBreak="0">
+    <w:nsid w:val="5D0C711A"/>
+    <w:multiLevelType w:val="multilevel"/>
+    <w:tmpl w:val="A57C0244"/>
+    <w:lvl w:ilvl="0">
+      <w:start w:val="1"/>
+      <w:numFmt w:val="decimal"/>
+      <w:lvlText w:val="%1."/>
+      <w:lvlJc w:val="left"/>
+      <w:pPr>
+        <w:tabs>
+          <w:tab w:val="num" w:pos="720"/>
+        </w:tabs>
+        <w:ind w:left="720" w:hanging="360"/>
+      </w:pPr>
+    </w:lvl>
+    <w:lvl w:ilvl="1" w:tentative="1">
+      <w:start w:val="1"/>
+      <w:numFmt w:val="decimal"/>
+      <w:lvlText w:val="%2."/>
+      <w:lvlJc w:val="left"/>
+      <w:pPr>
+        <w:tabs>
+          <w:tab w:val="num" w:pos="1440"/>
+        </w:tabs>
+        <w:ind w:left="1440" w:hanging="360"/>
+      </w:pPr>
+    </w:lvl>
+    <w:lvl w:ilvl="2" w:tentative="1">
+      <w:start w:val="1"/>
+      <w:numFmt w:val="decimal"/>
+      <w:lvlText w:val="%3."/>
+      <w:lvlJc w:val="left"/>
+      <w:pPr>
+        <w:tabs>
+          <w:tab w:val="num" w:pos="2160"/>
+        </w:tabs>
+        <w:ind w:left="2160" w:hanging="360"/>
+      </w:pPr>
+    </w:lvl>
+    <w:lvl w:ilvl="3" w:tentative="1">
+      <w:start w:val="1"/>
+      <w:numFmt w:val="decimal"/>
+      <w:lvlText w:val="%4."/>
+      <w:lvlJc w:val="left"/>
+      <w:pPr>
+        <w:tabs>
+          <w:tab w:val="num" w:pos="2880"/>
+        </w:tabs>
+        <w:ind w:left="2880" w:hanging="360"/>
+      </w:pPr>
+    </w:lvl>
+    <w:lvl w:ilvl="4" w:tentative="1">
+      <w:start w:val="1"/>
+      <w:numFmt w:val="decimal"/>
+      <w:lvlText w:val="%5."/>
+      <w:lvlJc w:val="left"/>
+      <w:pPr>
+        <w:tabs>
+          <w:tab w:val="num" w:pos="3600"/>
+        </w:tabs>
+        <w:ind w:left="3600" w:hanging="360"/>
+      </w:pPr>
+    </w:lvl>
+    <w:lvl w:ilvl="5" w:tentative="1">
+      <w:start w:val="1"/>
+      <w:numFmt w:val="decimal"/>
+      <w:lvlText w:val="%6."/>
+      <w:lvlJc w:val="left"/>
+      <w:pPr>
+        <w:tabs>
+          <w:tab w:val="num" w:pos="4320"/>
+        </w:tabs>
+        <w:ind w:left="4320" w:hanging="360"/>
+      </w:pPr>
+    </w:lvl>
+    <w:lvl w:ilvl="6" w:tentative="1">
+      <w:start w:val="1"/>
+      <w:numFmt w:val="decimal"/>
+      <w:lvlText w:val="%7."/>
+      <w:lvlJc w:val="left"/>
+      <w:pPr>
+        <w:tabs>
+          <w:tab w:val="num" w:pos="5040"/>
+        </w:tabs>
+        <w:ind w:left="5040" w:hanging="360"/>
+      </w:pPr>
+    </w:lvl>
+    <w:lvl w:ilvl="7" w:tentative="1">
+      <w:start w:val="1"/>
+      <w:numFmt w:val="decimal"/>
+      <w:lvlText w:val="%8."/>
+      <w:lvlJc w:val="left"/>
+      <w:pPr>
+        <w:tabs>
+          <w:tab w:val="num" w:pos="5760"/>
+        </w:tabs>
+        <w:ind w:left="5760" w:hanging="360"/>
+      </w:pPr>
+    </w:lvl>
+    <w:lvl w:ilvl="8" w:tentative="1">
+      <w:start w:val="1"/>
+      <w:numFmt w:val="decimal"/>
+      <w:lvlText w:val="%9."/>
+      <w:lvlJc w:val="left"/>
+      <w:pPr>
+        <w:tabs>
+          <w:tab w:val="num" w:pos="6480"/>
+        </w:tabs>
+        <w:ind w:left="6480" w:hanging="360"/>
+      </w:pPr>
+    </w:lvl>
+  </w:abstractNum>
+  <w:abstractNum w:abstractNumId="7" w15:restartNumberingAfterBreak="0">
+    <w:nsid w:val="7AC34FED"/>
+    <w:multiLevelType w:val="multilevel"/>
+    <w:tmpl w:val="17BAB068"/>
+    <w:lvl w:ilvl="0">
+      <w:start w:val="1"/>
+      <w:numFmt w:val="decimal"/>
+      <w:lvlText w:val="%1."/>
+      <w:lvlJc w:val="left"/>
+      <w:pPr>
+        <w:tabs>
+          <w:tab w:val="num" w:pos="720"/>
+        </w:tabs>
+        <w:ind w:left="720" w:hanging="360"/>
+      </w:pPr>
+    </w:lvl>
+    <w:lvl w:ilvl="1" w:tentative="1">
+      <w:start w:val="1"/>
+      <w:numFmt w:val="decimal"/>
+      <w:lvlText w:val="%2."/>
+      <w:lvlJc w:val="left"/>
+      <w:pPr>
+        <w:tabs>
+          <w:tab w:val="num" w:pos="1440"/>
+        </w:tabs>
+        <w:ind w:left="1440" w:hanging="360"/>
+      </w:pPr>
+    </w:lvl>
+    <w:lvl w:ilvl="2" w:tentative="1">
+      <w:start w:val="1"/>
+      <w:numFmt w:val="decimal"/>
+      <w:lvlText w:val="%3."/>
+      <w:lvlJc w:val="left"/>
+      <w:pPr>
+        <w:tabs>
+          <w:tab w:val="num" w:pos="2160"/>
+        </w:tabs>
+        <w:ind w:left="2160" w:hanging="360"/>
+      </w:pPr>
+    </w:lvl>
+    <w:lvl w:ilvl="3" w:tentative="1">
+      <w:start w:val="1"/>
+      <w:numFmt w:val="decimal"/>
+      <w:lvlText w:val="%4."/>
+      <w:lvlJc w:val="left"/>
+      <w:pPr>
+        <w:tabs>
+          <w:tab w:val="num" w:pos="2880"/>
+        </w:tabs>
+        <w:ind w:left="2880" w:hanging="360"/>
+      </w:pPr>
+    </w:lvl>
+    <w:lvl w:ilvl="4" w:tentative="1">
+      <w:start w:val="1"/>
+      <w:numFmt w:val="decimal"/>
+      <w:lvlText w:val="%5."/>
+      <w:lvlJc w:val="left"/>
+      <w:pPr>
+        <w:tabs>
+          <w:tab w:val="num" w:pos="3600"/>
+        </w:tabs>
+        <w:ind w:left="3600" w:hanging="360"/>
+      </w:pPr>
+    </w:lvl>
+    <w:lvl w:ilvl="5" w:tentative="1">
+      <w:start w:val="1"/>
+      <w:numFmt w:val="decimal"/>
+      <w:lvlText w:val="%6."/>
+      <w:lvlJc w:val="left"/>
+      <w:pPr>
+        <w:tabs>
+          <w:tab w:val="num" w:pos="4320"/>
+        </w:tabs>
+        <w:ind w:left="4320" w:hanging="360"/>
+      </w:pPr>
+    </w:lvl>
+    <w:lvl w:ilvl="6" w:tentative="1">
+      <w:start w:val="1"/>
+      <w:numFmt w:val="decimal"/>
+      <w:lvlText w:val="%7."/>
+      <w:lvlJc w:val="left"/>
+      <w:pPr>
+        <w:tabs>
+          <w:tab w:val="num" w:pos="5040"/>
+        </w:tabs>
+        <w:ind w:left="5040" w:hanging="360"/>
+      </w:pPr>
+    </w:lvl>
+    <w:lvl w:ilvl="7" w:tentative="1">
+      <w:start w:val="1"/>
+      <w:numFmt w:val="decimal"/>
+      <w:lvlText w:val="%8."/>
+      <w:lvlJc w:val="left"/>
+      <w:pPr>
+        <w:tabs>
+          <w:tab w:val="num" w:pos="5760"/>
+        </w:tabs>
+        <w:ind w:left="5760" w:hanging="360"/>
+      </w:pPr>
+    </w:lvl>
+    <w:lvl w:ilvl="8" w:tentative="1">
+      <w:start w:val="1"/>
+      <w:numFmt w:val="decimal"/>
+      <w:lvlText w:val="%9."/>
+      <w:lvlJc w:val="left"/>
+      <w:pPr>
+        <w:tabs>
+          <w:tab w:val="num" w:pos="6480"/>
+        </w:tabs>
+        <w:ind w:left="6480" w:hanging="360"/>
+      </w:pPr>
+    </w:lvl>
+  </w:abstractNum>
+  <w:num w:numId="1" w16cid:durableId="2103260775">
+    <w:abstractNumId w:val="0"/>
+  </w:num>
+  <w:num w:numId="2" w16cid:durableId="318196946">
+    <w:abstractNumId w:val="6"/>
+  </w:num>
+  <w:num w:numId="3" w16cid:durableId="563760509">
+    <w:abstractNumId w:val="5"/>
+  </w:num>
+  <w:num w:numId="4" w16cid:durableId="296229659">
+    <w:abstractNumId w:val="7"/>
+  </w:num>
+  <w:num w:numId="5" w16cid:durableId="329724614">
+    <w:abstractNumId w:val="3"/>
+  </w:num>
+  <w:num w:numId="6" w16cid:durableId="1029599237">
+    <w:abstractNumId w:val="1"/>
+  </w:num>
+  <w:num w:numId="7" w16cid:durableId="663046296">
+    <w:abstractNumId w:val="4"/>
+  </w:num>
+  <w:num w:numId="8" w16cid:durableId="793058020">
+    <w:abstractNumId w:val="2"/>
+  </w:num>
+</w:numbering>
 </file>
 
 <file path=word/styles.xml><?xml version="1.0" encoding="utf-8"?>
@@ -515,7 +6073,6 @@
     <w:next w:val="Normal"/>
     <w:link w:val="Heading2Char"/>
     <w:uiPriority w:val="9"/>
-    <w:semiHidden/>
     <w:unhideWhenUsed/>
     <w:qFormat/>
     <w:rsid w:val="00135E24"/>
@@ -690,7 +6247,6 @@
   <w:style w:type="character" w:default="1" w:styleId="DefaultParagraphFont">
     <w:name w:val="Default Paragraph Font"/>
     <w:uiPriority w:val="1"/>
-    <w:semiHidden/>
     <w:unhideWhenUsed/>
   </w:style>
   <w:style w:type="table" w:default="1" w:styleId="TableNormal">
@@ -732,7 +6288,6 @@
     <w:basedOn w:val="DefaultParagraphFont"/>
     <w:link w:val="Heading2"/>
     <w:uiPriority w:val="9"/>
-    <w:semiHidden/>
     <w:rsid w:val="00135E24"/>
     <w:rPr>
       <w:rFonts w:asciiTheme="majorHAnsi" w:eastAsiaTheme="majorEastAsia" w:hAnsiTheme="majorHAnsi" w:cstheme="majorBidi"/>
@@ -1003,6 +6558,73 @@
       <w:color w:val="2F5496" w:themeColor="accent1" w:themeShade="BF"/>
       <w:spacing w:val="5"/>
     </w:rPr>
+  </w:style>
+  <w:style w:type="character" w:styleId="Hyperlink">
+    <w:name w:val="Hyperlink"/>
+    <w:basedOn w:val="DefaultParagraphFont"/>
+    <w:uiPriority w:val="99"/>
+    <w:unhideWhenUsed/>
+    <w:rsid w:val="00553428"/>
+    <w:rPr>
+      <w:color w:val="0563C1" w:themeColor="hyperlink"/>
+      <w:u w:val="single"/>
+    </w:rPr>
+  </w:style>
+  <w:style w:type="character" w:styleId="UnresolvedMention">
+    <w:name w:val="Unresolved Mention"/>
+    <w:basedOn w:val="DefaultParagraphFont"/>
+    <w:uiPriority w:val="99"/>
+    <w:semiHidden/>
+    <w:unhideWhenUsed/>
+    <w:rsid w:val="00553428"/>
+    <w:rPr>
+      <w:color w:val="605E5C"/>
+      <w:shd w:val="clear" w:color="auto" w:fill="E1DFDD"/>
+    </w:rPr>
+  </w:style>
+  <w:style w:type="paragraph" w:styleId="Header">
+    <w:name w:val="header"/>
+    <w:basedOn w:val="Normal"/>
+    <w:link w:val="HeaderChar"/>
+    <w:uiPriority w:val="99"/>
+    <w:unhideWhenUsed/>
+    <w:rsid w:val="00566707"/>
+    <w:pPr>
+      <w:tabs>
+        <w:tab w:val="center" w:pos="4513"/>
+        <w:tab w:val="right" w:pos="9026"/>
+      </w:tabs>
+      <w:spacing w:after="0" w:line="240" w:lineRule="auto"/>
+    </w:pPr>
+  </w:style>
+  <w:style w:type="character" w:customStyle="1" w:styleId="HeaderChar">
+    <w:name w:val="Header Char"/>
+    <w:basedOn w:val="DefaultParagraphFont"/>
+    <w:link w:val="Header"/>
+    <w:uiPriority w:val="99"/>
+    <w:rsid w:val="00566707"/>
+  </w:style>
+  <w:style w:type="paragraph" w:styleId="Footer">
+    <w:name w:val="footer"/>
+    <w:basedOn w:val="Normal"/>
+    <w:link w:val="FooterChar"/>
+    <w:uiPriority w:val="99"/>
+    <w:unhideWhenUsed/>
+    <w:rsid w:val="00566707"/>
+    <w:pPr>
+      <w:tabs>
+        <w:tab w:val="center" w:pos="4513"/>
+        <w:tab w:val="right" w:pos="9026"/>
+      </w:tabs>
+      <w:spacing w:after="0" w:line="240" w:lineRule="auto"/>
+    </w:pPr>
+  </w:style>
+  <w:style w:type="character" w:customStyle="1" w:styleId="FooterChar">
+    <w:name w:val="Footer Char"/>
+    <w:basedOn w:val="DefaultParagraphFont"/>
+    <w:link w:val="Footer"/>
+    <w:uiPriority w:val="99"/>
+    <w:rsid w:val="00566707"/>
   </w:style>
 </w:styles>
 </file>
